--- a/docs/STARK_Procurement_Scope_Document_Kim_Christensen.docx
+++ b/docs/STARK_Procurement_Scope_Document_Kim_Christensen.docx
@@ -445,13 +445,13 @@
         <w:tc>
           <w:tcPr>
             <w:tcW w:type="dxa" w:w="1728"/>
-            <w:shd w:fill="333333"/>
+            <w:shd w:fill="E6E6E1"/>
           </w:tcPr>
           <w:p>
             <w:r>
               <w:rPr>
                 <w:b/>
-                <w:color w:val="FFFFFF"/>
+                <w:color w:val="000000"/>
               </w:rPr>
               <w:t>Aspect</w:t>
             </w:r>
@@ -460,13 +460,13 @@
         <w:tc>
           <w:tcPr>
             <w:tcW w:type="dxa" w:w="1728"/>
-            <w:shd w:fill="333333"/>
+            <w:shd w:fill="E6E6E1"/>
           </w:tcPr>
           <w:p>
             <w:r>
               <w:rPr>
                 <w:b/>
-                <w:color w:val="FFFFFF"/>
+                <w:color w:val="000000"/>
               </w:rPr>
               <w:t>Low-Code</w:t>
             </w:r>
@@ -475,13 +475,13 @@
         <w:tc>
           <w:tcPr>
             <w:tcW w:type="dxa" w:w="1728"/>
-            <w:shd w:fill="333333"/>
+            <w:shd w:fill="E6E6E1"/>
           </w:tcPr>
           <w:p>
             <w:r>
               <w:rPr>
                 <w:b/>
-                <w:color w:val="FFFFFF"/>
+                <w:color w:val="000000"/>
               </w:rPr>
               <w:t>Vibecoding</w:t>
             </w:r>
@@ -490,13 +490,13 @@
         <w:tc>
           <w:tcPr>
             <w:tcW w:type="dxa" w:w="1728"/>
-            <w:shd w:fill="333333"/>
+            <w:shd w:fill="E6E6E1"/>
           </w:tcPr>
           <w:p>
             <w:r>
               <w:rPr>
                 <w:b/>
-                <w:color w:val="FFFFFF"/>
+                <w:color w:val="000000"/>
               </w:rPr>
               <w:t>Traditional</w:t>
             </w:r>
@@ -505,13 +505,13 @@
         <w:tc>
           <w:tcPr>
             <w:tcW w:type="dxa" w:w="1728"/>
-            <w:shd w:fill="333333"/>
+            <w:shd w:fill="E6E6E1"/>
           </w:tcPr>
           <w:p>
             <w:r>
               <w:rPr>
                 <w:b/>
-                <w:color w:val="FFFFFF"/>
+                <w:color w:val="000000"/>
               </w:rPr>
               <w:t>Agentic Engineering</w:t>
             </w:r>
@@ -1289,13 +1289,13 @@
         <w:tc>
           <w:tcPr>
             <w:tcW w:type="dxa" w:w="4320"/>
-            <w:shd w:fill="333333"/>
+            <w:shd w:fill="E6E6E1"/>
           </w:tcPr>
           <w:p>
             <w:r>
               <w:rPr>
                 <w:b/>
-                <w:color w:val="FFFFFF"/>
+                <w:color w:val="000000"/>
               </w:rPr>
               <w:t>Metric</w:t>
             </w:r>
@@ -1304,13 +1304,13 @@
         <w:tc>
           <w:tcPr>
             <w:tcW w:type="dxa" w:w="4320"/>
-            <w:shd w:fill="333333"/>
+            <w:shd w:fill="E6E6E1"/>
           </w:tcPr>
           <w:p>
             <w:r>
               <w:rPr>
                 <w:b/>
-                <w:color w:val="FFFFFF"/>
+                <w:color w:val="000000"/>
               </w:rPr>
               <w:t>Annual Volume</w:t>
             </w:r>
@@ -1478,13 +1478,13 @@
         <w:tc>
           <w:tcPr>
             <w:tcW w:type="dxa" w:w="2880"/>
-            <w:shd w:fill="333333"/>
+            <w:shd w:fill="E6E6E1"/>
           </w:tcPr>
           <w:p>
             <w:r>
               <w:rPr>
                 <w:b/>
-                <w:color w:val="FFFFFF"/>
+                <w:color w:val="000000"/>
               </w:rPr>
               <w:t>Role</w:t>
             </w:r>
@@ -1493,13 +1493,13 @@
         <w:tc>
           <w:tcPr>
             <w:tcW w:type="dxa" w:w="2880"/>
-            <w:shd w:fill="333333"/>
+            <w:shd w:fill="E6E6E1"/>
           </w:tcPr>
           <w:p>
             <w:r>
               <w:rPr>
                 <w:b/>
-                <w:color w:val="FFFFFF"/>
+                <w:color w:val="000000"/>
               </w:rPr>
               <w:t>Count (est.)</w:t>
             </w:r>
@@ -1508,13 +1508,13 @@
         <w:tc>
           <w:tcPr>
             <w:tcW w:type="dxa" w:w="2880"/>
-            <w:shd w:fill="333333"/>
+            <w:shd w:fill="E6E6E1"/>
           </w:tcPr>
           <w:p>
             <w:r>
               <w:rPr>
                 <w:b/>
-                <w:color w:val="FFFFFF"/>
+                <w:color w:val="000000"/>
               </w:rPr>
               <w:t>Primary Function</w:t>
             </w:r>
@@ -1858,13 +1858,13 @@
         <w:tc>
           <w:tcPr>
             <w:tcW w:type="dxa" w:w="2880"/>
-            <w:shd w:fill="333333"/>
+            <w:shd w:fill="E6E6E1"/>
           </w:tcPr>
           <w:p>
             <w:r>
               <w:rPr>
                 <w:b/>
-                <w:color w:val="FFFFFF"/>
+                <w:color w:val="000000"/>
               </w:rPr>
               <w:t>Screen ID</w:t>
             </w:r>
@@ -1873,13 +1873,13 @@
         <w:tc>
           <w:tcPr>
             <w:tcW w:type="dxa" w:w="2880"/>
-            <w:shd w:fill="333333"/>
+            <w:shd w:fill="E6E6E1"/>
           </w:tcPr>
           <w:p>
             <w:r>
               <w:rPr>
                 <w:b/>
-                <w:color w:val="FFFFFF"/>
+                <w:color w:val="000000"/>
               </w:rPr>
               <w:t>Name</w:t>
             </w:r>
@@ -1888,13 +1888,13 @@
         <w:tc>
           <w:tcPr>
             <w:tcW w:type="dxa" w:w="2880"/>
-            <w:shd w:fill="333333"/>
+            <w:shd w:fill="E6E6E1"/>
           </w:tcPr>
           <w:p>
             <w:r>
               <w:rPr>
                 <w:b/>
-                <w:color w:val="FFFFFF"/>
+                <w:color w:val="000000"/>
               </w:rPr>
               <w:t>Purpose</w:t>
             </w:r>
@@ -2710,13 +2710,13 @@
         <w:tc>
           <w:tcPr>
             <w:tcW w:type="dxa" w:w="2880"/>
-            <w:shd w:fill="333333"/>
+            <w:shd w:fill="E6E6E1"/>
           </w:tcPr>
           <w:p>
             <w:r>
               <w:rPr>
                 <w:b/>
-                <w:color w:val="FFFFFF"/>
+                <w:color w:val="000000"/>
               </w:rPr>
               <w:t>Source</w:t>
             </w:r>
@@ -2725,13 +2725,13 @@
         <w:tc>
           <w:tcPr>
             <w:tcW w:type="dxa" w:w="2880"/>
-            <w:shd w:fill="333333"/>
+            <w:shd w:fill="E6E6E1"/>
           </w:tcPr>
           <w:p>
             <w:r>
               <w:rPr>
                 <w:b/>
-                <w:color w:val="FFFFFF"/>
+                <w:color w:val="000000"/>
               </w:rPr>
               <w:t>Topic</w:t>
             </w:r>
@@ -2740,13 +2740,13 @@
         <w:tc>
           <w:tcPr>
             <w:tcW w:type="dxa" w:w="2880"/>
-            <w:shd w:fill="333333"/>
+            <w:shd w:fill="E6E6E1"/>
           </w:tcPr>
           <w:p>
             <w:r>
               <w:rPr>
                 <w:b/>
-                <w:color w:val="FFFFFF"/>
+                <w:color w:val="000000"/>
               </w:rPr>
               <w:t>Consumer</w:t>
             </w:r>
@@ -2909,13 +2909,13 @@
         <w:tc>
           <w:tcPr>
             <w:tcW w:type="dxa" w:w="2880"/>
-            <w:shd w:fill="333333"/>
+            <w:shd w:fill="E6E6E1"/>
           </w:tcPr>
           <w:p>
             <w:r>
               <w:rPr>
                 <w:b/>
-                <w:color w:val="FFFFFF"/>
+                <w:color w:val="000000"/>
               </w:rPr>
               <w:t>Channel</w:t>
             </w:r>
@@ -2924,13 +2924,13 @@
         <w:tc>
           <w:tcPr>
             <w:tcW w:type="dxa" w:w="2880"/>
-            <w:shd w:fill="333333"/>
+            <w:shd w:fill="E6E6E1"/>
           </w:tcPr>
           <w:p>
             <w:r>
               <w:rPr>
                 <w:b/>
-                <w:color w:val="FFFFFF"/>
+                <w:color w:val="000000"/>
               </w:rPr>
               <w:t>Topic</w:t>
             </w:r>
@@ -2939,13 +2939,13 @@
         <w:tc>
           <w:tcPr>
             <w:tcW w:type="dxa" w:w="2880"/>
-            <w:shd w:fill="333333"/>
+            <w:shd w:fill="E6E6E1"/>
           </w:tcPr>
           <w:p>
             <w:r>
               <w:rPr>
                 <w:b/>
-                <w:color w:val="FFFFFF"/>
+                <w:color w:val="000000"/>
               </w:rPr>
               <w:t>Consumer</w:t>
             </w:r>
@@ -3099,13 +3099,13 @@
         <w:tc>
           <w:tcPr>
             <w:tcW w:type="dxa" w:w="2880"/>
-            <w:shd w:fill="333333"/>
+            <w:shd w:fill="E6E6E1"/>
           </w:tcPr>
           <w:p>
             <w:r>
               <w:rPr>
                 <w:b/>
-                <w:color w:val="FFFFFF"/>
+                <w:color w:val="000000"/>
               </w:rPr>
               <w:t>Item</w:t>
             </w:r>
@@ -3114,13 +3114,13 @@
         <w:tc>
           <w:tcPr>
             <w:tcW w:type="dxa" w:w="2880"/>
-            <w:shd w:fill="333333"/>
+            <w:shd w:fill="E6E6E1"/>
           </w:tcPr>
           <w:p>
             <w:r>
               <w:rPr>
                 <w:b/>
-                <w:color w:val="FFFFFF"/>
+                <w:color w:val="000000"/>
               </w:rPr>
               <w:t>Reason</w:t>
             </w:r>
@@ -3129,13 +3129,13 @@
         <w:tc>
           <w:tcPr>
             <w:tcW w:type="dxa" w:w="2880"/>
-            <w:shd w:fill="333333"/>
+            <w:shd w:fill="E6E6E1"/>
           </w:tcPr>
           <w:p>
             <w:r>
               <w:rPr>
                 <w:b/>
-                <w:color w:val="FFFFFF"/>
+                <w:color w:val="000000"/>
               </w:rPr>
               <w:t>Future Phase</w:t>
             </w:r>
@@ -3780,13 +3780,13 @@
         <w:tc>
           <w:tcPr>
             <w:tcW w:type="dxa" w:w="2880"/>
-            <w:shd w:fill="333333"/>
+            <w:shd w:fill="E6E6E1"/>
           </w:tcPr>
           <w:p>
             <w:r>
               <w:rPr>
                 <w:b/>
-                <w:color w:val="FFFFFF"/>
+                <w:color w:val="000000"/>
               </w:rPr>
               <w:t>Item</w:t>
             </w:r>
@@ -3795,13 +3795,13 @@
         <w:tc>
           <w:tcPr>
             <w:tcW w:type="dxa" w:w="2880"/>
-            <w:shd w:fill="333333"/>
+            <w:shd w:fill="E6E6E1"/>
           </w:tcPr>
           <w:p>
             <w:r>
               <w:rPr>
                 <w:b/>
-                <w:color w:val="FFFFFF"/>
+                <w:color w:val="000000"/>
               </w:rPr>
               <w:t>Vendor</w:t>
             </w:r>
@@ -3810,13 +3810,13 @@
         <w:tc>
           <w:tcPr>
             <w:tcW w:type="dxa" w:w="2880"/>
-            <w:shd w:fill="333333"/>
+            <w:shd w:fill="E6E6E1"/>
           </w:tcPr>
           <w:p>
             <w:r>
               <w:rPr>
                 <w:b/>
-                <w:color w:val="FFFFFF"/>
+                <w:color w:val="000000"/>
               </w:rPr>
               <w:t>STARK</w:t>
             </w:r>

--- a/docs/STARK_Procurement_Scope_Document_Kim_Christensen.docx
+++ b/docs/STARK_Procurement_Scope_Document_Kim_Christensen.docx
@@ -811,7 +811,21 @@
         <w:spacing w:after="240"/>
       </w:pPr>
       <w:r>
-        <w:t>Our delivery follows the ADAPT methodology—a structured approach that ensures quality at speed:</w:t>
+        <w:rPr>
+          <w:b/>
+        </w:rPr>
+        <w:t xml:space="preserve">ADAPT: </w:t>
+      </w:r>
+      <w:r>
+        <w:t>Agentic Development with Artifact Persistence &amp; Testing</w:t>
+      </w:r>
+    </w:p>
+    <w:p>
+      <w:pPr>
+        <w:spacing w:after="240"/>
+      </w:pPr>
+      <w:r>
+        <w:t>ADAPT is a methodology for AI-assisted software delivery that ensures knowledge compounds across sessions, quality is enforced through test-gated tasks, and work is structured for maximum parallelization.</w:t>
       </w:r>
     </w:p>
     <w:p>
@@ -823,10 +837,10 @@
         <w:rPr>
           <w:b/>
         </w:rPr>
-        <w:t xml:space="preserve">A — Assess: </w:t>
+        <w:t xml:space="preserve">Agentic: </w:t>
       </w:r>
       <w:r>
-        <w:t>Deep understanding of requirements, existing systems, and constraints before writing any code.</w:t>
+        <w:t>AI agents work autonomously on well-defined tasks within clear boundaries. Human engineers set direction, review output, and make architectural decisions.</w:t>
       </w:r>
     </w:p>
     <w:p>
@@ -838,10 +852,10 @@
         <w:rPr>
           <w:b/>
         </w:rPr>
-        <w:t xml:space="preserve">D — Design: </w:t>
+        <w:t xml:space="preserve">Development: </w:t>
       </w:r>
       <w:r>
-        <w:t>Architecture decisions documented and reviewed. No 'figure it out as we go.'</w:t>
+        <w:t>Real engineering—not prototyping. Production-grade code with proper error handling, type safety, and maintainability.</w:t>
       </w:r>
     </w:p>
     <w:p>
@@ -853,10 +867,10 @@
         <w:rPr>
           <w:b/>
         </w:rPr>
-        <w:t xml:space="preserve">A — Assemble: </w:t>
+        <w:t xml:space="preserve">Artifact: </w:t>
       </w:r>
       <w:r>
-        <w:t>AI-assisted code generation under engineer supervision. Every line reviewed.</w:t>
+        <w:t>Every decision, lesson, and context is persisted in structured knowledge stores. Nothing is lost between sessions.</w:t>
       </w:r>
     </w:p>
     <w:p>
@@ -868,10 +882,10 @@
         <w:rPr>
           <w:b/>
         </w:rPr>
-        <w:t xml:space="preserve">P — Prove: </w:t>
+        <w:t xml:space="preserve">Persistence: </w:t>
       </w:r>
       <w:r>
-        <w:t>Comprehensive testing, security review, and validation against requirements.</w:t>
+        <w:t>Session continuity through shared context logs, lessons learned, and development diaries. The next session picks up exactly where this one left off.</w:t>
       </w:r>
     </w:p>
     <w:p>
@@ -883,10 +897,10 @@
         <w:rPr>
           <w:b/>
         </w:rPr>
-        <w:t xml:space="preserve">T — Transfer: </w:t>
+        <w:t xml:space="preserve">Testing: </w:t>
       </w:r>
       <w:r>
-        <w:t>Full documentation, walkthrough, and knowledge transfer. You own the code.</w:t>
+        <w:t>Test-gated task completion. No task is marked done until tests pass. Quality is enforced, not hoped for.</w:t>
       </w:r>
     </w:p>
     <w:p>

--- a/docs/STARK_Procurement_Scope_Document_Kim_Christensen.docx
+++ b/docs/STARK_Procurement_Scope_Document_Kim_Christensen.docx
@@ -103,7 +103,7 @@
         <w:rPr>
           <w:color w:val="000000"/>
         </w:rPr>
-        <w:t>Our Approach: Engineering Excellence at Speed</w:t>
+        <w:t>Our Approach: Agentic Engineering</w:t>
       </w:r>
     </w:p>
     <w:p>
@@ -111,7 +111,15 @@
         <w:spacing w:after="240"/>
       </w:pPr>
       <w:r>
-        <w:t>At Agentic Agency, we believe in a fundamental truth: great software comes from great engineering, not from shortcuts. We've pioneered a delivery model that combines the speed of modern AI-assisted development with the rigor and quality of traditional software craftsmanship. The result is exceptional software delivered in compressed timelines—without compromise.</w:t>
+        <w:t>At Agentic Agency, we practice Agentic Engineering—a fundamentally different approach to software delivery. This is not 'AI-assisted development' where humans write code with AI suggestions. This is AI agents autonomously executing engineering tasks under human direction and review.</w:t>
+      </w:r>
+    </w:p>
+    <w:p>
+      <w:pPr>
+        <w:spacing w:after="240"/>
+      </w:pPr>
+      <w:r>
+        <w:t>The result is engineering excellence at speed: production-grade software with proper architecture, comprehensive testing, and maintainable code—delivered in compressed timelines because agents work continuously while humans focus on what matters: direction, constraints, and quality gates.</w:t>
       </w:r>
     </w:p>
     <w:p>
@@ -133,10 +141,10 @@
         <w:rPr>
           <w:b/>
         </w:rPr>
-        <w:t xml:space="preserve">Quality Without Compromise: </w:t>
+        <w:t xml:space="preserve">Engineering, Not Prompting: </w:t>
       </w:r>
       <w:r>
-        <w:t>We write code that you would be proud to show your best engineers. Clean, maintainable, well-tested, and documented.</w:t>
+        <w:t>We deliver engineered systems, not prompt-generated artifacts. Architecture, testing, documentation—all first-class concerns.</w:t>
       </w:r>
     </w:p>
     <w:p>
@@ -147,10 +155,10 @@
         <w:rPr>
           <w:b/>
         </w:rPr>
-        <w:t xml:space="preserve">Speed Through Intelligence: </w:t>
+        <w:t xml:space="preserve">Agents Under Direction: </w:t>
       </w:r>
       <w:r>
-        <w:t>We leverage AI as a force multiplier for skilled engineers—not as a replacement for engineering judgment.</w:t>
+        <w:t>AI agents execute autonomously within boundaries set by experienced engineers. Human judgment shapes every deliverable.</w:t>
       </w:r>
     </w:p>
     <w:p>
@@ -399,7 +407,7 @@
         <w:spacing w:after="240"/>
       </w:pPr>
       <w:r>
-        <w:t>Agentic Engineering is neither low-code, nor vibecoding, nor traditional development. It represents a new paradigm where AI augments—rather than replaces—expert human judgment.</w:t>
+        <w:t>Agentic Engineering is neither low-code, nor vibecoding, nor AI-assisted development. It is a new paradigm where AI agents autonomously execute engineering tasks—writing code, running tests, fixing bugs, documenting decisions—while humans provide direction, constraints, and quality review.</w:t>
       </w:r>
     </w:p>
     <w:p>
@@ -413,7 +421,7 @@
         <w:t xml:space="preserve">The Core Principle: </w:t>
       </w:r>
       <w:r>
-        <w:t>Skilled engineers remain in the loop at every decision point. AI handles the mechanical aspects of code generation, pattern matching, and documentation—freeing engineers to focus on architecture, edge cases, security, and the nuanced decisions that determine software quality.</w:t>
+        <w:t>Agents do the work. Humans set the direction. Engineers define architecture, acceptance criteria, and quality gates. Agents execute autonomously within those boundaries—working in parallel, around the clock, with full persistence of context and decisions across sessions.</w:t>
       </w:r>
     </w:p>
     <w:p>
@@ -825,7 +833,7 @@
         <w:spacing w:after="240"/>
       </w:pPr>
       <w:r>
-        <w:t>ADAPT is a methodology for AI-assisted software delivery that ensures knowledge compounds across sessions, quality is enforced through test-gated tasks, and work is structured for maximum parallelization.</w:t>
+        <w:t>ADAPT is our methodology for Agentic Engineering: knowledge compounds across sessions, quality is enforced through test-gated tasks, and work is structured for maximum agent parallelization.</w:t>
       </w:r>
     </w:p>
     <w:p>

--- a/docs/STARK_Procurement_Scope_Document_Kim_Christensen.docx
+++ b/docs/STARK_Procurement_Scope_Document_Kim_Christensen.docx
@@ -191,15 +191,11 @@
     </w:p>
     <w:p>
       <w:pPr>
-        <w:spacing w:after="240"/>
-      </w:pPr>
-      <w:r>
-        <w:rPr>
-          <w:color w:val="666666"/>
-          <w:sz w:val="16"/>
-        </w:rPr>
-        <w:t>────────────────────────────────────────────────────────────────────────────────</w:t>
-      </w:r>
+        <w:spacing w:before="360" w:after="360"/>
+        <w:pBdr>
+          <w:bottom w:val="single" w:sz="6" w:space="1" w:color="999999"/>
+        </w:pBdr>
+      </w:pPr>
     </w:p>
     <w:p>
       <w:pPr>
@@ -381,15 +377,11 @@
     </w:p>
     <w:p>
       <w:pPr>
-        <w:spacing w:after="240"/>
-      </w:pPr>
-      <w:r>
-        <w:rPr>
-          <w:color w:val="666666"/>
-          <w:sz w:val="16"/>
-        </w:rPr>
-        <w:t>────────────────────────────────────────────────────────────────────────────────</w:t>
-      </w:r>
+        <w:spacing w:before="360" w:after="360"/>
+        <w:pBdr>
+          <w:bottom w:val="single" w:sz="6" w:space="1" w:color="999999"/>
+        </w:pBdr>
+      </w:pPr>
     </w:p>
     <w:p>
       <w:pPr>
@@ -913,15 +905,11 @@
     </w:p>
     <w:p>
       <w:pPr>
-        <w:spacing w:after="240"/>
-      </w:pPr>
-      <w:r>
-        <w:rPr>
-          <w:color w:val="666666"/>
-          <w:sz w:val="16"/>
-        </w:rPr>
-        <w:t>────────────────────────────────────────────────────────────────────────────────</w:t>
-      </w:r>
+        <w:spacing w:before="360" w:after="360"/>
+        <w:pBdr>
+          <w:bottom w:val="single" w:sz="6" w:space="1" w:color="999999"/>
+        </w:pBdr>
+      </w:pPr>
     </w:p>
     <w:p>
       <w:pPr>
@@ -983,15 +971,11 @@
     </w:p>
     <w:p>
       <w:pPr>
-        <w:spacing w:after="240"/>
-      </w:pPr>
-      <w:r>
-        <w:rPr>
-          <w:color w:val="666666"/>
-          <w:sz w:val="16"/>
-        </w:rPr>
-        <w:t>────────────────────────────────────────────────────────────────────────────────</w:t>
-      </w:r>
+        <w:spacing w:before="360" w:after="360"/>
+        <w:pBdr>
+          <w:bottom w:val="single" w:sz="6" w:space="1" w:color="999999"/>
+        </w:pBdr>
+      </w:pPr>
     </w:p>
     <w:p>
       <w:pPr>
@@ -1090,15 +1074,11 @@
     </w:p>
     <w:p>
       <w:pPr>
-        <w:spacing w:after="240"/>
-      </w:pPr>
-      <w:r>
-        <w:rPr>
-          <w:color w:val="666666"/>
-          <w:sz w:val="16"/>
-        </w:rPr>
-        <w:t>────────────────────────────────────────────────────────────────────────────────</w:t>
-      </w:r>
+        <w:spacing w:before="360" w:after="360"/>
+        <w:pBdr>
+          <w:bottom w:val="single" w:sz="6" w:space="1" w:color="999999"/>
+        </w:pBdr>
+      </w:pPr>
     </w:p>
     <w:p>
       <w:pPr>
@@ -1178,15 +1158,11 @@
     </w:p>
     <w:p>
       <w:pPr>
-        <w:spacing w:after="240"/>
-      </w:pPr>
-      <w:r>
-        <w:rPr>
-          <w:color w:val="666666"/>
-          <w:sz w:val="16"/>
-        </w:rPr>
-        <w:t>────────────────────────────────────────────────────────────────────────────────</w:t>
-      </w:r>
+        <w:spacing w:before="360" w:after="360"/>
+        <w:pBdr>
+          <w:bottom w:val="single" w:sz="6" w:space="1" w:color="999999"/>
+        </w:pBdr>
+      </w:pPr>
     </w:p>
     <w:p>
       <w:pPr>
@@ -1453,15 +1429,11 @@
     <w:p/>
     <w:p>
       <w:pPr>
-        <w:spacing w:after="240"/>
-      </w:pPr>
-      <w:r>
-        <w:rPr>
-          <w:color w:val="666666"/>
-          <w:sz w:val="16"/>
-        </w:rPr>
-        <w:t>────────────────────────────────────────────────────────────────────────────────</w:t>
-      </w:r>
+        <w:spacing w:before="360" w:after="360"/>
+        <w:pBdr>
+          <w:bottom w:val="single" w:sz="6" w:space="1" w:color="999999"/>
+        </w:pBdr>
+      </w:pPr>
     </w:p>
     <w:p>
       <w:pPr>
@@ -1696,15 +1668,11 @@
     </w:p>
     <w:p>
       <w:pPr>
-        <w:spacing w:after="240"/>
-      </w:pPr>
-      <w:r>
-        <w:rPr>
-          <w:color w:val="666666"/>
-          <w:sz w:val="16"/>
-        </w:rPr>
-        <w:t>────────────────────────────────────────────────────────────────────────────────</w:t>
-      </w:r>
+        <w:spacing w:before="360" w:after="360"/>
+        <w:pBdr>
+          <w:bottom w:val="single" w:sz="6" w:space="1" w:color="999999"/>
+        </w:pBdr>
+      </w:pPr>
     </w:p>
     <w:p>
       <w:pPr>
@@ -1833,15 +1801,11 @@
     </w:p>
     <w:p>
       <w:pPr>
-        <w:spacing w:after="240"/>
-      </w:pPr>
-      <w:r>
-        <w:rPr>
-          <w:color w:val="666666"/>
-          <w:sz w:val="16"/>
-        </w:rPr>
-        <w:t>────────────────────────────────────────────────────────────────────────────────</w:t>
-      </w:r>
+        <w:spacing w:before="360" w:after="360"/>
+        <w:pBdr>
+          <w:bottom w:val="single" w:sz="6" w:space="1" w:color="999999"/>
+        </w:pBdr>
+      </w:pPr>
     </w:p>
     <w:p>
       <w:pPr>
@@ -2447,15 +2411,11 @@
     </w:p>
     <w:p>
       <w:pPr>
-        <w:spacing w:after="240"/>
-      </w:pPr>
-      <w:r>
-        <w:rPr>
-          <w:color w:val="666666"/>
-          <w:sz w:val="16"/>
-        </w:rPr>
-        <w:t>────────────────────────────────────────────────────────────────────────────────</w:t>
-      </w:r>
+        <w:spacing w:before="360" w:after="360"/>
+        <w:pBdr>
+          <w:bottom w:val="single" w:sz="6" w:space="1" w:color="999999"/>
+        </w:pBdr>
+      </w:pPr>
     </w:p>
     <w:p>
       <w:pPr>
@@ -2671,15 +2631,11 @@
     </w:p>
     <w:p>
       <w:pPr>
-        <w:spacing w:after="240"/>
-      </w:pPr>
-      <w:r>
-        <w:rPr>
-          <w:color w:val="666666"/>
-          <w:sz w:val="16"/>
-        </w:rPr>
-        <w:t>────────────────────────────────────────────────────────────────────────────────</w:t>
-      </w:r>
+        <w:spacing w:before="360" w:after="360"/>
+        <w:pBdr>
+          <w:bottom w:val="single" w:sz="6" w:space="1" w:color="999999"/>
+        </w:pBdr>
+      </w:pPr>
     </w:p>
     <w:p>
       <w:pPr>
@@ -3074,15 +3030,11 @@
     <w:p/>
     <w:p>
       <w:pPr>
-        <w:spacing w:after="240"/>
-      </w:pPr>
-      <w:r>
-        <w:rPr>
-          <w:color w:val="666666"/>
-          <w:sz w:val="16"/>
-        </w:rPr>
-        <w:t>────────────────────────────────────────────────────────────────────────────────</w:t>
-      </w:r>
+        <w:spacing w:before="360" w:after="360"/>
+        <w:pBdr>
+          <w:bottom w:val="single" w:sz="6" w:space="1" w:color="999999"/>
+        </w:pBdr>
+      </w:pPr>
     </w:p>
     <w:p>
       <w:pPr>
@@ -3569,15 +3521,11 @@
     </w:p>
     <w:p>
       <w:pPr>
-        <w:spacing w:after="240"/>
-      </w:pPr>
-      <w:r>
-        <w:rPr>
-          <w:color w:val="666666"/>
-          <w:sz w:val="16"/>
-        </w:rPr>
-        <w:t>────────────────────────────────────────────────────────────────────────────────</w:t>
-      </w:r>
+        <w:spacing w:before="360" w:after="360"/>
+        <w:pBdr>
+          <w:bottom w:val="single" w:sz="6" w:space="1" w:color="999999"/>
+        </w:pBdr>
+      </w:pPr>
     </w:p>
     <w:p>
       <w:pPr>
@@ -3758,15 +3706,11 @@
     </w:p>
     <w:p>
       <w:pPr>
-        <w:spacing w:after="240"/>
-      </w:pPr>
-      <w:r>
-        <w:rPr>
-          <w:color w:val="666666"/>
-          <w:sz w:val="16"/>
-        </w:rPr>
-        <w:t>────────────────────────────────────────────────────────────────────────────────</w:t>
-      </w:r>
+        <w:spacing w:before="360" w:after="360"/>
+        <w:pBdr>
+          <w:bottom w:val="single" w:sz="6" w:space="1" w:color="999999"/>
+        </w:pBdr>
+      </w:pPr>
     </w:p>
     <w:p>
       <w:pPr>

--- a/docs/STARK_Procurement_Scope_Document_Kim_Christensen.docx
+++ b/docs/STARK_Procurement_Scope_Document_Kim_Christensen.docx
@@ -6,41 +6,45 @@
     <w:p/>
     <w:p/>
     <w:p/>
+    <w:p/>
     <w:p>
       <w:pPr>
         <w:jc w:val="center"/>
       </w:pPr>
       <w:r>
         <w:rPr>
+          <w:rFonts w:ascii="Arial" w:hAnsi="Arial"/>
           <w:b/>
           <w:color w:val="000000"/>
-          <w:sz w:val="72"/>
+          <w:sz w:val="84"/>
         </w:rPr>
         <w:t>STARK PROCUREMENT</w:t>
       </w:r>
     </w:p>
     <w:p>
       <w:pPr>
+        <w:spacing w:before="160"/>
         <w:jc w:val="center"/>
       </w:pPr>
       <w:r>
         <w:rPr>
-          <w:color w:val="333333"/>
-          <w:sz w:val="48"/>
+          <w:rFonts w:ascii="Arial" w:hAnsi="Arial"/>
+          <w:color w:val="666666"/>
+          <w:sz w:val="36"/>
         </w:rPr>
-        <w:t>Scope Definition Document</w:t>
+        <w:t>Scope Definition</w:t>
       </w:r>
     </w:p>
     <w:p/>
-    <w:p/>
     <w:p>
       <w:pPr>
         <w:jc w:val="center"/>
       </w:pPr>
       <w:r>
         <w:rPr>
-          <w:color w:val="666666"/>
-          <w:sz w:val="32"/>
+          <w:rFonts w:ascii="Arial" w:hAnsi="Arial"/>
+          <w:color w:val="999999"/>
+          <w:sz w:val="24"/>
         </w:rPr>
         <w:t>Prepared for Kim Christensen</w:t>
       </w:r>
@@ -51,8 +55,9 @@
       </w:pPr>
       <w:r>
         <w:rPr>
-          <w:color w:val="666666"/>
-          <w:sz w:val="28"/>
+          <w:rFonts w:ascii="Arial" w:hAnsi="Arial"/>
+          <w:color w:val="999999"/>
+          <w:sz w:val="24"/>
         </w:rPr>
         <w:t>March 2026</w:t>
       </w:r>
@@ -71,10 +76,11 @@
       </w:pPr>
       <w:r>
         <w:rPr>
+          <w:rFonts w:ascii="Arial" w:hAnsi="Arial"/>
           <w:color w:val="666666"/>
-          <w:sz w:val="24"/>
+          <w:sz w:val="22"/>
         </w:rPr>
-        <w:t>Delivered by Agentic Agency</w:t>
+        <w:t>Agentic Agency</w:t>
       </w:r>
     </w:p>
     <w:p>
@@ -83,9 +89,10 @@
       </w:pPr>
       <w:r>
         <w:rPr>
+          <w:rFonts w:ascii="Arial" w:hAnsi="Arial"/>
           <w:i/>
-          <w:color w:val="666666"/>
-          <w:sz w:val="22"/>
+          <w:color w:val="999999"/>
+          <w:sz w:val="20"/>
         </w:rPr>
         <w:t>Engineering &gt; Prompting</w:t>
       </w:r>
@@ -97,1025 +104,708 @@
     </w:p>
     <w:p>
       <w:pPr>
-        <w:pStyle w:val="Heading1"/>
+        <w:spacing w:before="480" w:after="80"/>
       </w:pPr>
       <w:r>
         <w:rPr>
-          <w:color w:val="000000"/>
+          <w:rFonts w:ascii="Arial" w:hAnsi="Arial"/>
+          <w:b/>
+          <w:color w:val="666666"/>
+          <w:sz w:val="18"/>
         </w:rPr>
-        <w:t>Our Approach: Agentic Engineering</w:t>
+        <w:t>OUR APPROACH</w:t>
       </w:r>
     </w:p>
     <w:p>
       <w:pPr>
-        <w:spacing w:after="240"/>
+        <w:pStyle w:val="Heading1"/>
+        <w:spacing w:before="0" w:after="240"/>
       </w:pPr>
       <w:r>
-        <w:t>At Agentic Agency, we practice Agentic Engineering—a fundamentally different approach to software delivery. This is not 'AI-assisted development' where humans write code with AI suggestions. This is AI agents autonomously executing engineering tasks under human direction and review.</w:t>
+        <w:rPr>
+          <w:rFonts w:ascii="Arial" w:hAnsi="Arial"/>
+          <w:color w:val="000000"/>
+          <w:sz w:val="52"/>
+        </w:rPr>
+        <w:t>Agentic Engineering</w:t>
       </w:r>
     </w:p>
     <w:p>
       <w:pPr>
-        <w:spacing w:after="240"/>
+        <w:spacing w:after="280" w:line="288" w:lineRule="auto"/>
       </w:pPr>
       <w:r>
-        <w:t>The result is engineering excellence at speed: production-grade software with proper architecture, comprehensive testing, and maintainable code—delivered in compressed timelines because agents work continuously while humans focus on what matters: direction, constraints, and quality gates.</w:t>
+        <w:rPr>
+          <w:rFonts w:ascii="Arial" w:hAnsi="Arial"/>
+          <w:color w:val="333333"/>
+          <w:sz w:val="24"/>
+        </w:rPr>
+        <w:t>This is not AI-assisted development. This is not an engineer with a chatbot. This is something fundamentally different.</w:t>
       </w:r>
     </w:p>
     <w:p>
       <w:pPr>
-        <w:pStyle w:val="Heading2"/>
+        <w:spacing w:after="160" w:line="276" w:lineRule="auto"/>
       </w:pPr>
       <w:r>
         <w:rPr>
+          <w:rFonts w:ascii="Arial" w:hAnsi="Arial"/>
           <w:color w:val="000000"/>
+          <w:sz w:val="22"/>
         </w:rPr>
-        <w:t>Our Values</w:t>
+        <w:t>Agentic Engineering inverts the relationship between human and machine. AI agents autonomously execute engineering tasks—writing code, running tests, debugging failures, documenting decisions—while humans provide direction, constraints, and quality review.</w:t>
       </w:r>
     </w:p>
     <w:p>
       <w:pPr>
-        <w:spacing w:after="160"/>
+        <w:spacing w:before="360" w:after="360"/>
+        <w:ind w:left="720" w:right="720"/>
+        <w:pBdr>
+          <w:left w:val="single" w:sz="24" w:space="12" w:color="000000"/>
+        </w:pBdr>
       </w:pPr>
       <w:r>
         <w:rPr>
-          <w:b/>
+          <w:i/>
+          <w:color w:val="333333"/>
+          <w:sz w:val="26"/>
         </w:rPr>
-        <w:t xml:space="preserve">Engineering, Not Prompting: </w:t>
-      </w:r>
-      <w:r>
-        <w:t>We deliver engineered systems, not prompt-generated artifacts. Architecture, testing, documentation—all first-class concerns.</w:t>
+        <w:t>Agents do the work. Humans set the direction.</w:t>
       </w:r>
     </w:p>
     <w:p>
       <w:pPr>
-        <w:spacing w:after="160"/>
+        <w:spacing w:after="160" w:line="276" w:lineRule="auto"/>
       </w:pPr>
       <w:r>
         <w:rPr>
-          <w:b/>
+          <w:rFonts w:ascii="Arial" w:hAnsi="Arial"/>
+          <w:color w:val="000000"/>
+          <w:sz w:val="22"/>
         </w:rPr>
-        <w:t xml:space="preserve">Agents Under Direction: </w:t>
-      </w:r>
-      <w:r>
-        <w:t>AI agents execute autonomously within boundaries set by experienced engineers. Human judgment shapes every deliverable.</w:t>
+        <w:t>The result: production-grade software delivered in compressed timelines. Not prototypes. Not demos. Working systems with proper architecture, comprehensive testing, and maintainable code.</w:t>
       </w:r>
     </w:p>
     <w:p>
       <w:pPr>
-        <w:spacing w:after="160"/>
+        <w:spacing w:before="480" w:after="480"/>
+        <w:pBdr>
+          <w:bottom w:val="single" w:sz="4" w:space="1" w:color="CCCCCC"/>
+        </w:pBdr>
+      </w:pPr>
+    </w:p>
+    <w:p>
+      <w:pPr>
+        <w:spacing w:before="480" w:after="80"/>
       </w:pPr>
       <w:r>
         <w:rPr>
+          <w:rFonts w:ascii="Arial" w:hAnsi="Arial"/>
           <w:b/>
+          <w:color w:val="666666"/>
+          <w:sz w:val="18"/>
         </w:rPr>
-        <w:t xml:space="preserve">Transparency in Execution: </w:t>
-      </w:r>
-      <w:r>
-        <w:t>You see everything we build, as we build it. No black boxes. No surprises.</w:t>
+        <w:t>CONTEXT</w:t>
       </w:r>
     </w:p>
     <w:p>
       <w:pPr>
-        <w:spacing w:after="160"/>
+        <w:pStyle w:val="Heading1"/>
+        <w:spacing w:before="0" w:after="240"/>
       </w:pPr>
       <w:r>
         <w:rPr>
-          <w:b/>
+          <w:rFonts w:ascii="Arial" w:hAnsi="Arial"/>
+          <w:color w:val="000000"/>
+          <w:sz w:val="52"/>
         </w:rPr>
-        <w:t xml:space="preserve">Partnership Over Transaction: </w:t>
-      </w:r>
-      <w:r>
-        <w:t>We succeed when you succeed. Our goal is a long-term relationship, not a one-off sale.</w:t>
+        <w:t>The Landscape</w:t>
       </w:r>
     </w:p>
     <w:p>
       <w:pPr>
-        <w:spacing w:before="360" w:after="360"/>
-        <w:pBdr>
-          <w:bottom w:val="single" w:sz="6" w:space="1" w:color="999999"/>
-        </w:pBdr>
-      </w:pPr>
-    </w:p>
-    <w:p>
-      <w:pPr>
-        <w:pStyle w:val="Heading1"/>
+        <w:spacing w:after="280" w:line="288" w:lineRule="auto"/>
       </w:pPr>
       <w:r>
         <w:rPr>
-          <w:color w:val="000000"/>
+          <w:rFonts w:ascii="Arial" w:hAnsi="Arial"/>
+          <w:color w:val="333333"/>
+          <w:sz w:val="24"/>
         </w:rPr>
-        <w:t>Understanding the Landscape: Software Delivery Approaches</w:t>
+        <w:t>Software delivery approaches sit on a spectrum. Understanding where each falls—and where Agentic Engineering differs—clarifies what we offer.</w:t>
       </w:r>
     </w:p>
     <w:p>
       <w:pPr>
-        <w:spacing w:after="320"/>
-      </w:pPr>
-      <w:r>
-        <w:t>The software development industry offers various approaches to building systems. Understanding these approaches—their strengths and limitations—is essential for making informed decisions.</w:t>
-      </w:r>
-    </w:p>
-    <w:p>
-      <w:pPr>
         <w:pStyle w:val="Heading2"/>
+        <w:spacing w:before="360" w:after="160"/>
       </w:pPr>
       <w:r>
         <w:rPr>
+          <w:rFonts w:ascii="Arial" w:hAnsi="Arial"/>
           <w:color w:val="000000"/>
+          <w:sz w:val="32"/>
         </w:rPr>
         <w:t>Low-Code Platforms</w:t>
       </w:r>
     </w:p>
     <w:p>
       <w:pPr>
-        <w:spacing w:after="160"/>
+        <w:spacing w:after="160" w:line="276" w:lineRule="auto"/>
       </w:pPr>
       <w:r>
         <w:rPr>
-          <w:b/>
+          <w:rFonts w:ascii="Arial" w:hAnsi="Arial"/>
+          <w:color w:val="000000"/>
+          <w:sz w:val="22"/>
         </w:rPr>
-        <w:t xml:space="preserve">Definition: </w:t>
-      </w:r>
-      <w:r>
-        <w:t>Low-code platforms (e.g., OutSystems, Mendix, Power Platform) provide visual, drag-and-drop interfaces to build applications. They abstract away underlying code, allowing 'citizen developers' to create software without traditional programming.</w:t>
+        <w:t>Visual, drag-and-drop interfaces that abstract away code. Fast for standardized applications. Limited for anything beyond the template. Vendor lock-in. Ongoing licensing. Hidden complexity that surfaces at scale.</w:t>
       </w:r>
     </w:p>
     <w:p>
       <w:pPr>
-        <w:spacing w:after="160"/>
+        <w:pStyle w:val="Heading2"/>
+        <w:spacing w:before="360" w:after="160"/>
       </w:pPr>
       <w:r>
         <w:rPr>
-          <w:b/>
+          <w:rFonts w:ascii="Arial" w:hAnsi="Arial"/>
+          <w:color w:val="000000"/>
+          <w:sz w:val="32"/>
         </w:rPr>
-        <w:t xml:space="preserve">Strengths: </w:t>
-      </w:r>
-      <w:r>
-        <w:t>Rapid prototyping, reduced need for specialized developers, accessible to non-technical users, good for standardized CRUD applications.</w:t>
+        <w:t>Vibecoding</w:t>
       </w:r>
     </w:p>
     <w:p>
       <w:pPr>
-        <w:spacing w:after="320"/>
+        <w:spacing w:after="160" w:line="276" w:lineRule="auto"/>
       </w:pPr>
       <w:r>
         <w:rPr>
-          <w:b/>
+          <w:rFonts w:ascii="Arial" w:hAnsi="Arial"/>
+          <w:color w:val="000000"/>
+          <w:sz w:val="22"/>
         </w:rPr>
-        <w:t xml:space="preserve">Limitations: </w:t>
-      </w:r>
-      <w:r>
-        <w:t>Vendor lock-in, limited customization, performance constraints at scale, hidden complexity that surfaces later, ongoing licensing costs, difficulty integrating with complex enterprise systems, and often produces code that is unmaintainable outside the platform.</w:t>
+        <w:t>Prompt-driven code generation without engineering judgment. The developer "vibes" with AI, accepting output with minimal review. Fast initial results. Inconsistent quality. Security vulnerabilities. Technical debt that compounds. Produces artifacts, not systems.</w:t>
       </w:r>
     </w:p>
     <w:p>
       <w:pPr>
         <w:pStyle w:val="Heading2"/>
+        <w:spacing w:before="360" w:after="160"/>
       </w:pPr>
       <w:r>
         <w:rPr>
+          <w:rFonts w:ascii="Arial" w:hAnsi="Arial"/>
           <w:color w:val="000000"/>
+          <w:sz w:val="32"/>
         </w:rPr>
-        <w:t>Vibecoding (Prompt-Driven Development)</w:t>
+        <w:t>Traditional Development</w:t>
       </w:r>
     </w:p>
     <w:p>
       <w:pPr>
-        <w:spacing w:after="160"/>
+        <w:spacing w:after="160" w:line="276" w:lineRule="auto"/>
       </w:pPr>
       <w:r>
         <w:rPr>
-          <w:b/>
+          <w:rFonts w:ascii="Arial" w:hAnsi="Arial"/>
+          <w:color w:val="000000"/>
+          <w:sz w:val="22"/>
         </w:rPr>
-        <w:t xml:space="preserve">Definition: </w:t>
-      </w:r>
-      <w:r>
-        <w:t>Vibecoding refers to the practice of using conversational AI tools (like ChatGPT, Claude, or Cursor) to generate code through prompts, without deep understanding of the underlying technology. The developer 'vibes' with the AI, accepting generated code with minimal review.</w:t>
+        <w:t>Skilled engineers, established methodologies, deliberate architecture. High quality when done well. Time-intensive. Expensive. Dependent on scarce talent. Often burdened by process overhead.</w:t>
       </w:r>
     </w:p>
     <w:p>
       <w:pPr>
-        <w:spacing w:after="160"/>
+        <w:pStyle w:val="Heading2"/>
+        <w:spacing w:before="360" w:after="160"/>
       </w:pPr>
       <w:r>
         <w:rPr>
-          <w:b/>
+          <w:rFonts w:ascii="Arial" w:hAnsi="Arial"/>
+          <w:color w:val="000000"/>
+          <w:sz w:val="32"/>
         </w:rPr>
-        <w:t xml:space="preserve">Strengths: </w:t>
-      </w:r>
-      <w:r>
-        <w:t>Extremely fast initial output, low barrier to entry, can produce working prototypes quickly, democratizes access to code generation.</w:t>
+        <w:t>Agentic Engineering</w:t>
       </w:r>
     </w:p>
     <w:p>
       <w:pPr>
-        <w:spacing w:after="320"/>
+        <w:spacing w:after="160" w:line="276" w:lineRule="auto"/>
       </w:pPr>
       <w:r>
         <w:rPr>
-          <w:b/>
+          <w:rFonts w:ascii="Arial" w:hAnsi="Arial"/>
+          <w:color w:val="000000"/>
+          <w:sz w:val="22"/>
         </w:rPr>
-        <w:t xml:space="preserve">Limitations: </w:t>
-      </w:r>
-      <w:r>
-        <w:t>Inconsistent quality, security vulnerabilities, lack of architectural coherence, technical debt accumulation, difficulty maintaining generated code, hallucinated solutions that don't actually work, no understanding of the 'why' behind decisions, and brittleness under real-world conditions. Vibecoding produces artifacts, not systems.</w:t>
+        <w:t>AI agents execute autonomously within boundaries set by experienced engineers. Human judgment shapes every deliverable. Agents work in parallel, around the clock, with full persistence of context across sessions. Quality enforced through test-gated tasks—not hoped for, but guaranteed.</w:t>
       </w:r>
     </w:p>
     <w:p>
       <w:pPr>
-        <w:pStyle w:val="Heading2"/>
+        <w:spacing w:before="480" w:after="480"/>
+        <w:pBdr>
+          <w:bottom w:val="single" w:sz="4" w:space="1" w:color="CCCCCC"/>
+        </w:pBdr>
+      </w:pPr>
+    </w:p>
+    <w:p>
+      <w:pPr>
+        <w:spacing w:before="480" w:after="80"/>
       </w:pPr>
       <w:r>
         <w:rPr>
-          <w:color w:val="000000"/>
+          <w:rFonts w:ascii="Arial" w:hAnsi="Arial"/>
+          <w:b/>
+          <w:color w:val="666666"/>
+          <w:sz w:val="18"/>
         </w:rPr>
-        <w:t>Traditional Software Development</w:t>
+        <w:t>METHODOLOGY</w:t>
       </w:r>
     </w:p>
     <w:p>
       <w:pPr>
-        <w:spacing w:after="160"/>
+        <w:pStyle w:val="Heading1"/>
+        <w:spacing w:before="0" w:after="240"/>
       </w:pPr>
       <w:r>
         <w:rPr>
-          <w:b/>
+          <w:rFonts w:ascii="Arial" w:hAnsi="Arial"/>
+          <w:color w:val="000000"/>
+          <w:sz w:val="52"/>
         </w:rPr>
-        <w:t xml:space="preserve">Definition: </w:t>
-      </w:r>
-      <w:r>
-        <w:t>Conventional software engineering with skilled developers, established methodologies (Agile, Scrum, Waterfall), code reviews, testing practices, and deliberate architectural decisions. Code is written by humans who understand it.</w:t>
+        <w:t>ADAPT</w:t>
       </w:r>
     </w:p>
     <w:p>
       <w:pPr>
-        <w:spacing w:after="160"/>
+        <w:spacing w:after="280" w:line="288" w:lineRule="auto"/>
       </w:pPr>
       <w:r>
         <w:rPr>
-          <w:b/>
+          <w:rFonts w:ascii="Arial" w:hAnsi="Arial"/>
+          <w:color w:val="333333"/>
+          <w:sz w:val="24"/>
         </w:rPr>
-        <w:t xml:space="preserve">Strengths: </w:t>
-      </w:r>
-      <w:r>
-        <w:t>High quality when done well, full control, deep understanding of the codebase, maintainability, appropriate for complex systems, proven methodologies, transferable skills.</w:t>
+        <w:t>Agentic Development with Artifact Persistence &amp; Testing. Our methodology for delivering engineered systems at speed.</w:t>
       </w:r>
     </w:p>
     <w:p>
       <w:pPr>
-        <w:spacing w:after="320"/>
-      </w:pPr>
+        <w:pStyle w:val="ListBullet"/>
+        <w:spacing w:after="80"/>
+        <w:ind w:left="360"/>
+      </w:pPr>
+      <w:r/>
       <w:r>
         <w:rPr>
+          <w:rFonts w:ascii="Arial" w:hAnsi="Arial"/>
           <w:b/>
-        </w:rPr>
-        <w:t xml:space="preserve">Limitations: </w:t>
-      </w:r>
-      <w:r>
-        <w:t>Time-intensive, expensive, dependent on finding skilled talent, can be slow to adapt, often burdened by process overhead, communication gaps between business and technical teams.</w:t>
-      </w:r>
-    </w:p>
-    <w:p>
-      <w:pPr>
-        <w:spacing w:before="360" w:after="360"/>
-        <w:pBdr>
-          <w:bottom w:val="single" w:sz="6" w:space="1" w:color="999999"/>
-        </w:pBdr>
-      </w:pPr>
-    </w:p>
-    <w:p>
-      <w:pPr>
-        <w:pStyle w:val="Heading1"/>
-      </w:pPr>
-      <w:r>
-        <w:rPr>
-          <w:color w:val="000000"/>
-        </w:rPr>
-        <w:t>Agentic Engineering: A Different Model</w:t>
-      </w:r>
-    </w:p>
-    <w:p>
-      <w:pPr>
-        <w:spacing w:after="240"/>
-      </w:pPr>
-      <w:r>
-        <w:t>Agentic Engineering is neither low-code, nor vibecoding, nor AI-assisted development. It is a new paradigm where AI agents autonomously execute engineering tasks—writing code, running tests, fixing bugs, documenting decisions—while humans provide direction, constraints, and quality review.</w:t>
-      </w:r>
-    </w:p>
-    <w:p>
-      <w:pPr>
-        <w:spacing w:after="320"/>
-      </w:pPr>
-      <w:r>
-        <w:rPr>
-          <w:b/>
-        </w:rPr>
-        <w:t xml:space="preserve">The Core Principle: </w:t>
-      </w:r>
-      <w:r>
-        <w:t>Agents do the work. Humans set the direction. Engineers define architecture, acceptance criteria, and quality gates. Agents execute autonomously within those boundaries—working in parallel, around the clock, with full persistence of context and decisions across sessions.</w:t>
-      </w:r>
-    </w:p>
-    <w:p>
-      <w:pPr>
-        <w:pStyle w:val="Heading2"/>
-      </w:pPr>
-      <w:r>
-        <w:rPr>
-          <w:color w:val="000000"/>
-        </w:rPr>
-        <w:t>How Agentic Engineering Differs</w:t>
-      </w:r>
-    </w:p>
-    <w:tbl>
-      <w:tblPr>
-        <w:tblStyle w:val="TableGrid"/>
-        <w:tblW w:type="auto" w:w="0"/>
-        <w:jc w:val="center"/>
-        <w:tblLook w:firstColumn="1" w:firstRow="1" w:lastColumn="0" w:lastRow="0" w:noHBand="0" w:noVBand="1" w:val="04A0"/>
-      </w:tblPr>
-      <w:tblGrid>
-        <w:gridCol w:w="1728"/>
-        <w:gridCol w:w="1728"/>
-        <w:gridCol w:w="1728"/>
-        <w:gridCol w:w="1728"/>
-        <w:gridCol w:w="1728"/>
-      </w:tblGrid>
-      <w:tr>
-        <w:tc>
-          <w:tcPr>
-            <w:tcW w:type="dxa" w:w="1728"/>
-            <w:shd w:fill="E6E6E1"/>
-          </w:tcPr>
-          <w:p>
-            <w:r>
-              <w:rPr>
-                <w:b/>
-                <w:color w:val="000000"/>
-              </w:rPr>
-              <w:t>Aspect</w:t>
-            </w:r>
-          </w:p>
-        </w:tc>
-        <w:tc>
-          <w:tcPr>
-            <w:tcW w:type="dxa" w:w="1728"/>
-            <w:shd w:fill="E6E6E1"/>
-          </w:tcPr>
-          <w:p>
-            <w:r>
-              <w:rPr>
-                <w:b/>
-                <w:color w:val="000000"/>
-              </w:rPr>
-              <w:t>Low-Code</w:t>
-            </w:r>
-          </w:p>
-        </w:tc>
-        <w:tc>
-          <w:tcPr>
-            <w:tcW w:type="dxa" w:w="1728"/>
-            <w:shd w:fill="E6E6E1"/>
-          </w:tcPr>
-          <w:p>
-            <w:r>
-              <w:rPr>
-                <w:b/>
-                <w:color w:val="000000"/>
-              </w:rPr>
-              <w:t>Vibecoding</w:t>
-            </w:r>
-          </w:p>
-        </w:tc>
-        <w:tc>
-          <w:tcPr>
-            <w:tcW w:type="dxa" w:w="1728"/>
-            <w:shd w:fill="E6E6E1"/>
-          </w:tcPr>
-          <w:p>
-            <w:r>
-              <w:rPr>
-                <w:b/>
-                <w:color w:val="000000"/>
-              </w:rPr>
-              <w:t>Traditional</w:t>
-            </w:r>
-          </w:p>
-        </w:tc>
-        <w:tc>
-          <w:tcPr>
-            <w:tcW w:type="dxa" w:w="1728"/>
-            <w:shd w:fill="E6E6E1"/>
-          </w:tcPr>
-          <w:p>
-            <w:r>
-              <w:rPr>
-                <w:b/>
-                <w:color w:val="000000"/>
-              </w:rPr>
-              <w:t>Agentic Engineering</w:t>
-            </w:r>
-          </w:p>
-        </w:tc>
-      </w:tr>
-      <w:tr>
-        <w:tc>
-          <w:tcPr>
-            <w:tcW w:type="dxa" w:w="1728"/>
-          </w:tcPr>
-          <w:p>
-            <w:r>
-              <w:t>Speed</w:t>
-            </w:r>
-          </w:p>
-        </w:tc>
-        <w:tc>
-          <w:tcPr>
-            <w:tcW w:type="dxa" w:w="1728"/>
-          </w:tcPr>
-          <w:p>
-            <w:r>
-              <w:t>Fast</w:t>
-            </w:r>
-          </w:p>
-        </w:tc>
-        <w:tc>
-          <w:tcPr>
-            <w:tcW w:type="dxa" w:w="1728"/>
-          </w:tcPr>
-          <w:p>
-            <w:r>
-              <w:t>Very Fast</w:t>
-            </w:r>
-          </w:p>
-        </w:tc>
-        <w:tc>
-          <w:tcPr>
-            <w:tcW w:type="dxa" w:w="1728"/>
-          </w:tcPr>
-          <w:p>
-            <w:r>
-              <w:t>Slow</w:t>
-            </w:r>
-          </w:p>
-        </w:tc>
-        <w:tc>
-          <w:tcPr>
-            <w:tcW w:type="dxa" w:w="1728"/>
-          </w:tcPr>
-          <w:p>
-            <w:r>
-              <w:rPr>
-                <w:b/>
-              </w:rPr>
-              <w:t>Fast</w:t>
-            </w:r>
-          </w:p>
-        </w:tc>
-      </w:tr>
-      <w:tr>
-        <w:tc>
-          <w:tcPr>
-            <w:tcW w:type="dxa" w:w="1728"/>
-          </w:tcPr>
-          <w:p>
-            <w:r>
-              <w:t>Quality</w:t>
-            </w:r>
-          </w:p>
-        </w:tc>
-        <w:tc>
-          <w:tcPr>
-            <w:tcW w:type="dxa" w:w="1728"/>
-          </w:tcPr>
-          <w:p>
-            <w:r>
-              <w:t>Medium</w:t>
-            </w:r>
-          </w:p>
-        </w:tc>
-        <w:tc>
-          <w:tcPr>
-            <w:tcW w:type="dxa" w:w="1728"/>
-          </w:tcPr>
-          <w:p>
-            <w:r>
-              <w:t>Low-Variable</w:t>
-            </w:r>
-          </w:p>
-        </w:tc>
-        <w:tc>
-          <w:tcPr>
-            <w:tcW w:type="dxa" w:w="1728"/>
-          </w:tcPr>
-          <w:p>
-            <w:r>
-              <w:t>High (if done well)</w:t>
-            </w:r>
-          </w:p>
-        </w:tc>
-        <w:tc>
-          <w:tcPr>
-            <w:tcW w:type="dxa" w:w="1728"/>
-          </w:tcPr>
-          <w:p>
-            <w:r>
-              <w:rPr>
-                <w:b/>
-              </w:rPr>
-              <w:t>High (guaranteed)</w:t>
-            </w:r>
-          </w:p>
-        </w:tc>
-      </w:tr>
-      <w:tr>
-        <w:tc>
-          <w:tcPr>
-            <w:tcW w:type="dxa" w:w="1728"/>
-          </w:tcPr>
-          <w:p>
-            <w:r>
-              <w:t>Customization</w:t>
-            </w:r>
-          </w:p>
-        </w:tc>
-        <w:tc>
-          <w:tcPr>
-            <w:tcW w:type="dxa" w:w="1728"/>
-          </w:tcPr>
-          <w:p>
-            <w:r>
-              <w:t>Limited</w:t>
-            </w:r>
-          </w:p>
-        </w:tc>
-        <w:tc>
-          <w:tcPr>
-            <w:tcW w:type="dxa" w:w="1728"/>
-          </w:tcPr>
-          <w:p>
-            <w:r>
-              <w:t>Unlimited (chaotic)</w:t>
-            </w:r>
-          </w:p>
-        </w:tc>
-        <w:tc>
-          <w:tcPr>
-            <w:tcW w:type="dxa" w:w="1728"/>
-          </w:tcPr>
-          <w:p>
-            <w:r>
-              <w:t>Full control</w:t>
-            </w:r>
-          </w:p>
-        </w:tc>
-        <w:tc>
-          <w:tcPr>
-            <w:tcW w:type="dxa" w:w="1728"/>
-          </w:tcPr>
-          <w:p>
-            <w:r>
-              <w:rPr>
-                <w:b/>
-              </w:rPr>
-              <w:t>Full control</w:t>
-            </w:r>
-          </w:p>
-        </w:tc>
-      </w:tr>
-      <w:tr>
-        <w:tc>
-          <w:tcPr>
-            <w:tcW w:type="dxa" w:w="1728"/>
-          </w:tcPr>
-          <w:p>
-            <w:r>
-              <w:t>Maintainability</w:t>
-            </w:r>
-          </w:p>
-        </w:tc>
-        <w:tc>
-          <w:tcPr>
-            <w:tcW w:type="dxa" w:w="1728"/>
-          </w:tcPr>
-          <w:p>
-            <w:r>
-              <w:t>Platform-dependent</w:t>
-            </w:r>
-          </w:p>
-        </w:tc>
-        <w:tc>
-          <w:tcPr>
-            <w:tcW w:type="dxa" w:w="1728"/>
-          </w:tcPr>
-          <w:p>
-            <w:r>
-              <w:t>Poor</w:t>
-            </w:r>
-          </w:p>
-        </w:tc>
-        <w:tc>
-          <w:tcPr>
-            <w:tcW w:type="dxa" w:w="1728"/>
-          </w:tcPr>
-          <w:p>
-            <w:r>
-              <w:t>High</w:t>
-            </w:r>
-          </w:p>
-        </w:tc>
-        <w:tc>
-          <w:tcPr>
-            <w:tcW w:type="dxa" w:w="1728"/>
-          </w:tcPr>
-          <w:p>
-            <w:r>
-              <w:rPr>
-                <w:b/>
-              </w:rPr>
-              <w:t>High</w:t>
-            </w:r>
-          </w:p>
-        </w:tc>
-      </w:tr>
-      <w:tr>
-        <w:tc>
-          <w:tcPr>
-            <w:tcW w:type="dxa" w:w="1728"/>
-          </w:tcPr>
-          <w:p>
-            <w:r>
-              <w:t>Cost</w:t>
-            </w:r>
-          </w:p>
-        </w:tc>
-        <w:tc>
-          <w:tcPr>
-            <w:tcW w:type="dxa" w:w="1728"/>
-          </w:tcPr>
-          <w:p>
-            <w:r>
-              <w:t>Medium + licensing</w:t>
-            </w:r>
-          </w:p>
-        </w:tc>
-        <w:tc>
-          <w:tcPr>
-            <w:tcW w:type="dxa" w:w="1728"/>
-          </w:tcPr>
-          <w:p>
-            <w:r>
-              <w:t>Low (initial)</w:t>
-            </w:r>
-          </w:p>
-        </w:tc>
-        <w:tc>
-          <w:tcPr>
-            <w:tcW w:type="dxa" w:w="1728"/>
-          </w:tcPr>
-          <w:p>
-            <w:r>
-              <w:t>High</w:t>
-            </w:r>
-          </w:p>
-        </w:tc>
-        <w:tc>
-          <w:tcPr>
-            <w:tcW w:type="dxa" w:w="1728"/>
-          </w:tcPr>
-          <w:p>
-            <w:r>
-              <w:rPr>
-                <w:b/>
-              </w:rPr>
-              <w:t>Competitive</w:t>
-            </w:r>
-          </w:p>
-        </w:tc>
-      </w:tr>
-    </w:tbl>
-    <w:p/>
-    <w:p>
-      <w:pPr>
-        <w:pStyle w:val="Heading2"/>
-      </w:pPr>
-      <w:r>
-        <w:rPr>
-          <w:color w:val="000000"/>
-        </w:rPr>
-        <w:t>The ADAPT Methodology</w:t>
-      </w:r>
-    </w:p>
-    <w:p>
-      <w:pPr>
-        <w:spacing w:after="240"/>
-      </w:pPr>
-      <w:r>
-        <w:rPr>
-          <w:b/>
-        </w:rPr>
-        <w:t xml:space="preserve">ADAPT: </w:t>
-      </w:r>
-      <w:r>
-        <w:t>Agentic Development with Artifact Persistence &amp; Testing</w:t>
-      </w:r>
-    </w:p>
-    <w:p>
-      <w:pPr>
-        <w:spacing w:after="240"/>
-      </w:pPr>
-      <w:r>
-        <w:t>ADAPT is our methodology for Agentic Engineering: knowledge compounds across sessions, quality is enforced through test-gated tasks, and work is structured for maximum agent parallelization.</w:t>
-      </w:r>
-    </w:p>
-    <w:p>
-      <w:pPr>
-        <w:spacing w:after="120"/>
-        <w:ind w:left="360"/>
-      </w:pPr>
-      <w:r>
-        <w:rPr>
-          <w:b/>
+          <w:sz w:val="22"/>
         </w:rPr>
         <w:t xml:space="preserve">Agentic: </w:t>
       </w:r>
       <w:r>
-        <w:t>AI agents work autonomously on well-defined tasks within clear boundaries. Human engineers set direction, review output, and make architectural decisions.</w:t>
+        <w:rPr>
+          <w:rFonts w:ascii="Arial" w:hAnsi="Arial"/>
+          <w:sz w:val="22"/>
+        </w:rPr>
+        <w:t>AI agents work autonomously on well-defined tasks. Human engineers set direction, review output, make architectural decisions.</w:t>
       </w:r>
     </w:p>
     <w:p>
       <w:pPr>
-        <w:spacing w:after="120"/>
+        <w:pStyle w:val="ListBullet"/>
+        <w:spacing w:after="80"/>
         <w:ind w:left="360"/>
       </w:pPr>
+      <w:r/>
       <w:r>
         <w:rPr>
+          <w:rFonts w:ascii="Arial" w:hAnsi="Arial"/>
           <w:b/>
+          <w:sz w:val="22"/>
         </w:rPr>
         <w:t xml:space="preserve">Development: </w:t>
       </w:r>
       <w:r>
-        <w:t>Real engineering—not prototyping. Production-grade code with proper error handling, type safety, and maintainability.</w:t>
+        <w:rPr>
+          <w:rFonts w:ascii="Arial" w:hAnsi="Arial"/>
+          <w:sz w:val="22"/>
+        </w:rPr>
+        <w:t>Real engineering—production-grade code with proper error handling, type safety, and maintainability.</w:t>
       </w:r>
     </w:p>
     <w:p>
       <w:pPr>
-        <w:spacing w:after="120"/>
+        <w:pStyle w:val="ListBullet"/>
+        <w:spacing w:after="80"/>
         <w:ind w:left="360"/>
       </w:pPr>
+      <w:r/>
       <w:r>
         <w:rPr>
+          <w:rFonts w:ascii="Arial" w:hAnsi="Arial"/>
           <w:b/>
+          <w:sz w:val="22"/>
         </w:rPr>
         <w:t xml:space="preserve">Artifact: </w:t>
       </w:r>
       <w:r>
-        <w:t>Every decision, lesson, and context is persisted in structured knowledge stores. Nothing is lost between sessions.</w:t>
+        <w:rPr>
+          <w:rFonts w:ascii="Arial" w:hAnsi="Arial"/>
+          <w:sz w:val="22"/>
+        </w:rPr>
+        <w:t>Every decision, lesson, and context persisted in structured knowledge stores. Nothing lost between sessions.</w:t>
       </w:r>
     </w:p>
     <w:p>
       <w:pPr>
-        <w:spacing w:after="120"/>
+        <w:pStyle w:val="ListBullet"/>
+        <w:spacing w:after="80"/>
         <w:ind w:left="360"/>
       </w:pPr>
+      <w:r/>
       <w:r>
         <w:rPr>
+          <w:rFonts w:ascii="Arial" w:hAnsi="Arial"/>
           <w:b/>
+          <w:sz w:val="22"/>
         </w:rPr>
         <w:t xml:space="preserve">Persistence: </w:t>
       </w:r>
       <w:r>
-        <w:t>Session continuity through shared context logs, lessons learned, and development diaries. The next session picks up exactly where this one left off.</w:t>
+        <w:rPr>
+          <w:rFonts w:ascii="Arial" w:hAnsi="Arial"/>
+          <w:sz w:val="22"/>
+        </w:rPr>
+        <w:t>Session continuity through shared context. The next session picks up exactly where this one ends.</w:t>
       </w:r>
     </w:p>
     <w:p>
       <w:pPr>
-        <w:spacing w:after="120"/>
+        <w:pStyle w:val="ListBullet"/>
+        <w:spacing w:after="80"/>
         <w:ind w:left="360"/>
       </w:pPr>
+      <w:r/>
       <w:r>
         <w:rPr>
+          <w:rFonts w:ascii="Arial" w:hAnsi="Arial"/>
           <w:b/>
+          <w:sz w:val="22"/>
         </w:rPr>
         <w:t xml:space="preserve">Testing: </w:t>
       </w:r>
       <w:r>
-        <w:t>Test-gated task completion. No task is marked done until tests pass. Quality is enforced, not hoped for.</w:t>
+        <w:rPr>
+          <w:rFonts w:ascii="Arial" w:hAnsi="Arial"/>
+          <w:sz w:val="22"/>
+        </w:rPr>
+        <w:t>Test-gated task completion. No task marked done until tests pass. Quality enforced, not hoped for.</w:t>
       </w:r>
     </w:p>
     <w:p>
       <w:pPr>
-        <w:spacing w:before="360" w:after="360"/>
+        <w:spacing w:before="480" w:after="480"/>
         <w:pBdr>
-          <w:bottom w:val="single" w:sz="6" w:space="1" w:color="999999"/>
+          <w:bottom w:val="single" w:sz="4" w:space="1" w:color="CCCCCC"/>
         </w:pBdr>
       </w:pPr>
     </w:p>
     <w:p>
       <w:pPr>
-        <w:pStyle w:val="Heading1"/>
+        <w:spacing w:before="480" w:after="80"/>
       </w:pPr>
       <w:r>
         <w:rPr>
-          <w:color w:val="000000"/>
+          <w:rFonts w:ascii="Arial" w:hAnsi="Arial"/>
+          <w:b/>
+          <w:color w:val="666666"/>
+          <w:sz w:val="18"/>
         </w:rPr>
-        <w:t>An Invitation to Experience the Model</w:t>
+        <w:t>COMMERCIAL MODEL</w:t>
       </w:r>
     </w:p>
     <w:p>
       <w:pPr>
-        <w:spacing w:after="240"/>
+        <w:pStyle w:val="Heading1"/>
+        <w:spacing w:before="0" w:after="240"/>
       </w:pPr>
       <w:r>
-        <w:t>The price point for this engagement reflects a strategic decision, not a market rate. We are extending an invitation to experience Agentic Engineering firsthand.</w:t>
+        <w:rPr>
+          <w:rFonts w:ascii="Arial" w:hAnsi="Arial"/>
+          <w:color w:val="000000"/>
+          <w:sz w:val="52"/>
+        </w:rPr>
+        <w:t>Fixed Price. No Surprises.</w:t>
       </w:r>
     </w:p>
     <w:p>
       <w:pPr>
-        <w:spacing w:after="240"/>
+        <w:spacing w:after="280" w:line="288" w:lineRule="auto"/>
       </w:pPr>
       <w:r>
         <w:rPr>
-          <w:b/>
+          <w:rFonts w:ascii="Arial" w:hAnsi="Arial"/>
+          <w:color w:val="333333"/>
+          <w:sz w:val="24"/>
         </w:rPr>
-        <w:t xml:space="preserve">Why this price? </w:t>
-      </w:r>
-      <w:r>
-        <w:t>Agentic Engineering is a relatively unknown delivery model. Many organizations are skeptical—and rightfully so, given the hype and disappointment cycles in technology. We believe the best way to demonstrate the model is to deliver results that speak for themselves.</w:t>
+        <w:t>We deliver at a fixed price per engagement. Not hourly rates. Not time-and-materials. A commitment to a defined scope at a defined price.</w:t>
       </w:r>
     </w:p>
     <w:p>
       <w:pPr>
-        <w:spacing w:after="240"/>
+        <w:spacing w:after="160" w:line="276" w:lineRule="auto"/>
       </w:pPr>
       <w:r>
         <w:rPr>
-          <w:b/>
+          <w:rFonts w:ascii="Arial" w:hAnsi="Arial"/>
+          <w:color w:val="000000"/>
+          <w:sz w:val="22"/>
         </w:rPr>
-        <w:t xml:space="preserve">What this is NOT: </w:t>
-      </w:r>
-      <w:r>
-        <w:t>This is not a race to the bottom. We are not undercutting the market to win volume. This price is a one-time showcase opportunity—an investment in demonstrating capability and building a reference relationship. Future engagements will reflect the true value delivered.</w:t>
+        <w:t>The price for this engagement reflects a strategic decision. Agentic Engineering is a delivery model many have not experienced. We believe the best demonstration is results that speak for themselves.</w:t>
       </w:r>
     </w:p>
     <w:p>
+      <w:pPr>
+        <w:spacing w:before="360" w:after="360"/>
+        <w:ind w:left="720" w:right="720"/>
+        <w:pBdr>
+          <w:left w:val="single" w:sz="24" w:space="12" w:color="000000"/>
+        </w:pBdr>
+      </w:pPr>
       <w:r>
         <w:rPr>
-          <w:b/>
+          <w:i/>
+          <w:color w:val="333333"/>
+          <w:sz w:val="26"/>
         </w:rPr>
-        <w:t xml:space="preserve">What you get: </w:t>
-      </w:r>
-      <w:r>
-        <w:t>The same quality, rigor, and professionalism as our full-rate engagements. No shortcuts. No reduced scope. No junior resources. You receive our best work.</w:t>
+        <w:t>This is not a race to the bottom. This is a one-time showcase opportunity—an investment in demonstrating capability.</w:t>
       </w:r>
     </w:p>
     <w:p>
       <w:pPr>
-        <w:spacing w:before="360" w:after="360"/>
-        <w:pBdr>
-          <w:bottom w:val="single" w:sz="6" w:space="1" w:color="999999"/>
-        </w:pBdr>
-      </w:pPr>
+        <w:spacing w:after="160" w:line="276" w:lineRule="auto"/>
+      </w:pPr>
+      <w:r>
+        <w:rPr>
+          <w:rFonts w:ascii="Arial" w:hAnsi="Arial"/>
+          <w:color w:val="000000"/>
+          <w:sz w:val="22"/>
+        </w:rPr>
+        <w:t>What you receive: the same quality, rigor, and professionalism as our standard engagements. No shortcuts. No reduced scope. Our best work.</w:t>
+      </w:r>
     </w:p>
     <w:p>
       <w:pPr>
-        <w:pStyle w:val="Heading1"/>
+        <w:spacing w:before="480" w:after="480"/>
+        <w:pBdr>
+          <w:bottom w:val="single" w:sz="4" w:space="1" w:color="CCCCCC"/>
+        </w:pBdr>
+      </w:pPr>
+    </w:p>
+    <w:p>
+      <w:pPr>
+        <w:spacing w:before="480" w:after="80"/>
       </w:pPr>
       <w:r>
         <w:rPr>
+          <w:rFonts w:ascii="Arial" w:hAnsi="Arial"/>
+          <w:b/>
+          <w:color w:val="666666"/>
+          <w:sz w:val="18"/>
+        </w:rPr>
+        <w:t>COMMITMENT</w:t>
+      </w:r>
+    </w:p>
+    <w:p>
+      <w:pPr>
+        <w:pStyle w:val="Heading1"/>
+        <w:spacing w:before="0" w:after="240"/>
+      </w:pPr>
+      <w:r>
+        <w:rPr>
+          <w:rFonts w:ascii="Arial" w:hAnsi="Arial"/>
           <w:color w:val="000000"/>
+          <w:sz w:val="52"/>
         </w:rPr>
         <w:t>Our Guarantees</w:t>
       </w:r>
     </w:p>
     <w:p>
       <w:pPr>
-        <w:spacing w:after="320"/>
+        <w:spacing w:after="280" w:line="288" w:lineRule="auto"/>
       </w:pPr>
       <w:r>
+        <w:rPr>
+          <w:rFonts w:ascii="Arial" w:hAnsi="Arial"/>
+          <w:color w:val="333333"/>
+          <w:sz w:val="24"/>
+        </w:rPr>
         <w:t>We don't ask you to trust our judgment of quality. We ask you to define it.</w:t>
       </w:r>
     </w:p>
     <w:p>
       <w:pPr>
         <w:pStyle w:val="Heading2"/>
+        <w:spacing w:before="360" w:after="160"/>
       </w:pPr>
       <w:r>
         <w:rPr>
+          <w:rFonts w:ascii="Arial" w:hAnsi="Arial"/>
           <w:color w:val="000000"/>
+          <w:sz w:val="32"/>
         </w:rPr>
-        <w:t>Code Quality: Show Us Your Standard</w:t>
+        <w:t>Code Quality</w:t>
       </w:r>
     </w:p>
     <w:p>
       <w:pPr>
-        <w:spacing w:after="160"/>
+        <w:spacing w:after="160" w:line="276" w:lineRule="auto"/>
       </w:pPr>
       <w:r>
-        <w:t>Show us examples of what you consider great code—or even beautiful code. It might be from your existing codebase, from an open-source project you admire, or from a book you reference. We will study it, understand its patterns, and adhere to that standard throughout our delivery.</w:t>
+        <w:rPr>
+          <w:rFonts w:ascii="Arial" w:hAnsi="Arial"/>
+          <w:color w:val="000000"/>
+          <w:sz w:val="22"/>
+        </w:rPr>
+        <w:t>Show us what you consider great code—or beautiful code. From your codebase, from open source, from a book. We study it, understand its patterns, and adhere to that standard.</w:t>
       </w:r>
     </w:p>
     <w:p>
       <w:pPr>
-        <w:spacing w:after="320"/>
+        <w:pStyle w:val="Heading2"/>
+        <w:spacing w:before="360" w:after="160"/>
       </w:pPr>
       <w:r>
         <w:rPr>
-          <w:b/>
+          <w:rFonts w:ascii="Arial" w:hAnsi="Arial"/>
+          <w:color w:val="000000"/>
+          <w:sz w:val="32"/>
         </w:rPr>
-        <w:t xml:space="preserve">Examples might include: </w:t>
-      </w:r>
-      <w:r>
-        <w:t>A Rails project with clean service objects, a React codebase with excellent component composition, a Go service with idiomatic error handling, or documentation-driven development patterns you value.</w:t>
+        <w:t>Documentation</w:t>
       </w:r>
     </w:p>
     <w:p>
       <w:pPr>
-        <w:pStyle w:val="Heading2"/>
+        <w:spacing w:after="160" w:line="276" w:lineRule="auto"/>
       </w:pPr>
       <w:r>
         <w:rPr>
+          <w:rFonts w:ascii="Arial" w:hAnsi="Arial"/>
           <w:color w:val="000000"/>
+          <w:sz w:val="22"/>
         </w:rPr>
-        <w:t>Documentation: Show Us What Impressed You</w:t>
+        <w:t>Show us architecture documents or technical writing that impressed you. Regardless of context or industry. We adapt to that standard. Stripe's API docs. AWS Well-Architected. Whatever made you say "this is how it should be done."</w:t>
       </w:r>
     </w:p>
     <w:p>
       <w:pPr>
-        <w:spacing w:after="320"/>
+        <w:pStyle w:val="Heading2"/>
+        <w:spacing w:before="360" w:after="160"/>
       </w:pPr>
       <w:r>
-        <w:t>Show us examples of solution architecture documents or technical documentation that made you say 'wow'—regardless of the context or industry. We will ADAPT to that standard. If you admire Stripe's API documentation, we'll structure ours similarly. If you prefer AWS's well-architected framework style, we'll match it.</w:t>
+        <w:rPr>
+          <w:rFonts w:ascii="Arial" w:hAnsi="Arial"/>
+          <w:color w:val="000000"/>
+          <w:sz w:val="32"/>
+        </w:rPr>
+        <w:t>Delivery Walkthrough</w:t>
       </w:r>
     </w:p>
     <w:p>
       <w:pPr>
-        <w:pStyle w:val="Heading2"/>
+        <w:spacing w:after="160" w:line="276" w:lineRule="auto"/>
       </w:pPr>
       <w:r>
         <w:rPr>
+          <w:rFonts w:ascii="Arial" w:hAnsi="Arial"/>
           <w:color w:val="000000"/>
+          <w:sz w:val="22"/>
         </w:rPr>
-        <w:t>Delivery Walkthrough: Full Transparency</w:t>
+        <w:t>At completion: a full one-hour walkthrough with your technical team. We demonstrate strict adherence to agreed parameters. Every screen. Every integration. Every business rule. Working against real data.</w:t>
       </w:r>
     </w:p>
     <w:p>
       <w:pPr>
-        <w:spacing w:after="160"/>
+        <w:spacing w:before="480" w:after="480"/>
+        <w:pBdr>
+          <w:bottom w:val="single" w:sz="4" w:space="1" w:color="CCCCCC"/>
+        </w:pBdr>
+      </w:pPr>
+    </w:p>
+    <w:p>
+      <w:pPr>
+        <w:spacing w:before="480" w:after="80"/>
       </w:pPr>
       <w:r>
-        <w:t>At the end of our delivery, we will conduct a full one-hour walkthrough with your technical team. We will demonstrate that we have strictly delivered within the agreed parameters—no more, no less. Every screen, every integration, every business rule will be shown working against real data.</w:t>
+        <w:rPr>
+          <w:rFonts w:ascii="Arial" w:hAnsi="Arial"/>
+          <w:b/>
+          <w:color w:val="666666"/>
+          <w:sz w:val="18"/>
+        </w:rPr>
+        <w:t>VISION</w:t>
       </w:r>
     </w:p>
     <w:p>
+      <w:pPr>
+        <w:pStyle w:val="Heading1"/>
+        <w:spacing w:before="0" w:after="240"/>
+      </w:pPr>
       <w:r>
-        <w:t>This document defines those parameters. Everything marked 'IN SCOPE' will be delivered. Everything marked 'OUT OF SCOPE' will not be delivered—and we will not charge extra for scope we never agreed to.</w:t>
+        <w:rPr>
+          <w:rFonts w:ascii="Arial" w:hAnsi="Arial"/>
+          <w:color w:val="000000"/>
+          <w:sz w:val="52"/>
+        </w:rPr>
+        <w:t>Partnership</w:t>
       </w:r>
     </w:p>
     <w:p>
       <w:pPr>
-        <w:spacing w:before="360" w:after="360"/>
-        <w:pBdr>
-          <w:bottom w:val="single" w:sz="6" w:space="1" w:color="999999"/>
-        </w:pBdr>
-      </w:pPr>
-    </w:p>
-    <w:p>
-      <w:pPr>
-        <w:pStyle w:val="Heading1"/>
+        <w:spacing w:after="280" w:line="288" w:lineRule="auto"/>
       </w:pPr>
       <w:r>
         <w:rPr>
-          <w:color w:val="000000"/>
+          <w:rFonts w:ascii="Arial" w:hAnsi="Arial"/>
+          <w:color w:val="333333"/>
+          <w:sz w:val="24"/>
         </w:rPr>
-        <w:t>Our Aim: Partnership</w:t>
-      </w:r>
-    </w:p>
-    <w:p>
-      <w:pPr>
-        <w:spacing w:after="240"/>
-      </w:pPr>
-      <w:r>
         <w:t>We are not looking for a transaction. We are looking for a partnership.</w:t>
       </w:r>
     </w:p>
     <w:p>
       <w:pPr>
-        <w:spacing w:after="240"/>
+        <w:spacing w:after="160" w:line="276" w:lineRule="auto"/>
       </w:pPr>
       <w:r>
-        <w:t>STARK Group's digital transformation journey spans multiple systems, teams, and years. We believe Agentic Engineering can be a valuable capability in that journey—not just for procurement, but across the portfolio. This engagement is an opportunity for both parties to evaluate fit.</w:t>
+        <w:rPr>
+          <w:rFonts w:ascii="Arial" w:hAnsi="Arial"/>
+          <w:color w:val="000000"/>
+          <w:sz w:val="22"/>
+        </w:rPr>
+        <w:t>STARK Group's digital transformation spans multiple systems, teams, and years. We believe Agentic Engineering can serve that journey—not just for procurement, but across the portfolio. This engagement is an opportunity for both parties to evaluate fit.</w:t>
       </w:r>
     </w:p>
     <w:p>
+      <w:pPr>
+        <w:spacing w:before="360" w:after="360"/>
+        <w:ind w:left="720" w:right="720"/>
+        <w:pBdr>
+          <w:left w:val="single" w:sz="24" w:space="12" w:color="000000"/>
+        </w:pBdr>
+      </w:pPr>
       <w:r>
         <w:rPr>
-          <w:b/>
+          <w:i/>
+          <w:color w:val="333333"/>
+          <w:sz w:val="26"/>
         </w:rPr>
-        <w:t xml:space="preserve">Success for us means: </w:t>
-      </w:r>
-      <w:r>
-        <w:t>You complete this project with confidence in our capability, with a system you're proud of, and with the desire to continue working together.</w:t>
+        <w:t>Success: you complete this project confident in our capability, proud of the system, and wanting to continue.</w:t>
       </w:r>
     </w:p>
     <w:p>
@@ -1125,52 +815,63 @@
     </w:p>
     <w:p>
       <w:pPr>
-        <w:pStyle w:val="Heading1"/>
+        <w:spacing w:before="480" w:after="80"/>
       </w:pPr>
       <w:r>
         <w:rPr>
-          <w:color w:val="000000"/>
+          <w:rFonts w:ascii="Arial" w:hAnsi="Arial"/>
+          <w:b/>
+          <w:color w:val="666666"/>
+          <w:sz w:val="18"/>
         </w:rPr>
-        <w:t>Scope Definition: STARK Procurement</w:t>
+        <w:t>SCOPE DEFINITION</w:t>
       </w:r>
     </w:p>
     <w:p>
+      <w:pPr>
+        <w:pStyle w:val="Heading1"/>
+        <w:spacing w:before="0" w:after="240"/>
+      </w:pPr>
       <w:r>
         <w:rPr>
-          <w:b/>
+          <w:rFonts w:ascii="Arial" w:hAnsi="Arial"/>
+          <w:color w:val="000000"/>
+          <w:sz w:val="52"/>
         </w:rPr>
-        <w:t xml:space="preserve">Document Purpose: </w:t>
-      </w:r>
-      <w:r>
-        <w:t>Vendor-ready, MECE scope definition for fixed-price delivery</w:t>
+        <w:t>STARK Procurement</w:t>
       </w:r>
     </w:p>
     <w:p>
+      <w:pPr>
+        <w:spacing w:after="320"/>
+      </w:pPr>
       <w:r>
         <w:rPr>
-          <w:b/>
+          <w:rFonts w:ascii="Arial" w:hAnsi="Arial"/>
+          <w:color w:val="999999"/>
+          <w:sz w:val="20"/>
         </w:rPr>
-        <w:t xml:space="preserve">Version: </w:t>
-      </w:r>
-      <w:r>
-        <w:t>1.0 DRAFT | Status: For Discussion</w:t>
+        <w:t>Version 1.0  •  March 2026  •  For Discussion</w:t>
       </w:r>
     </w:p>
     <w:p>
       <w:pPr>
-        <w:spacing w:before="360" w:after="360"/>
+        <w:spacing w:before="480" w:after="480"/>
         <w:pBdr>
-          <w:bottom w:val="single" w:sz="6" w:space="1" w:color="999999"/>
+          <w:bottom w:val="single" w:sz="4" w:space="1" w:color="CCCCCC"/>
         </w:pBdr>
       </w:pPr>
     </w:p>
     <w:p>
       <w:pPr>
         <w:pStyle w:val="Heading2"/>
+        <w:spacing w:before="360" w:after="160"/>
       </w:pPr>
       <w:r>
         <w:rPr>
+          <w:rFonts w:ascii="Arial" w:hAnsi="Arial"/>
           <w:color w:val="000000"/>
+          <w:sz w:val="32"/>
         </w:rPr>
         <w:t>Executive Summary</w:t>
       </w:r>
@@ -1178,30 +879,40 @@
     <w:p>
       <w:pPr>
         <w:pStyle w:val="Heading3"/>
+        <w:spacing w:before="280" w:after="120"/>
       </w:pPr>
       <w:r>
         <w:rPr>
+          <w:rFonts w:ascii="Arial" w:hAnsi="Arial"/>
           <w:color w:val="333333"/>
+          <w:sz w:val="26"/>
         </w:rPr>
-        <w:t>What We Are Building</w:t>
+        <w:t>What We Build</w:t>
       </w:r>
     </w:p>
     <w:p>
       <w:pPr>
-        <w:spacing w:after="160"/>
+        <w:spacing w:after="160" w:line="276" w:lineRule="auto"/>
       </w:pPr>
       <w:r>
-        <w:t>A Procurement System that handles the complete Purchase-to-Pay workflow for STARK Group Denmark:</w:t>
+        <w:rPr>
+          <w:rFonts w:ascii="Arial" w:hAnsi="Arial"/>
+          <w:color w:val="000000"/>
+          <w:sz w:val="22"/>
+        </w:rPr>
+        <w:t>A Procurement System handling the complete Purchase-to-Pay workflow for STARK Group Denmark.</w:t>
       </w:r>
     </w:p>
     <w:p>
       <w:pPr>
-        <w:spacing w:after="320"/>
+        <w:spacing w:before="240" w:after="240"/>
         <w:jc w:val="center"/>
       </w:pPr>
       <w:r>
         <w:rPr>
+          <w:rFonts w:ascii="Arial" w:hAnsi="Arial"/>
           <w:b/>
+          <w:sz w:val="22"/>
         </w:rPr>
         <w:t>PR Ingestion → PO Generation → Supplier Communication → Invoice Matching → Approval</w:t>
       </w:r>
@@ -1209,66 +920,62 @@
     <w:p>
       <w:pPr>
         <w:pStyle w:val="Heading3"/>
+        <w:spacing w:before="280" w:after="120"/>
       </w:pPr>
       <w:r>
         <w:rPr>
+          <w:rFonts w:ascii="Arial" w:hAnsi="Arial"/>
           <w:color w:val="333333"/>
+          <w:sz w:val="26"/>
         </w:rPr>
-        <w:t>What We Are NOT Building</w:t>
+        <w:t>What We Do Not Build</w:t>
       </w:r>
     </w:p>
     <w:p>
       <w:pPr>
         <w:pStyle w:val="ListBullet"/>
         <w:spacing w:after="80"/>
-      </w:pPr>
-      <w:r>
-        <w:t>Warehouse Management (NYCE team)</w:t>
-      </w:r>
+        <w:ind w:left="360"/>
+      </w:pPr>
     </w:p>
     <w:p>
       <w:pPr>
         <w:pStyle w:val="ListBullet"/>
         <w:spacing w:after="80"/>
-      </w:pPr>
-      <w:r>
-        <w:t>Financial Accounting (SAP Finance team)</w:t>
-      </w:r>
+        <w:ind w:left="360"/>
+      </w:pPr>
     </w:p>
     <w:p>
       <w:pPr>
         <w:pStyle w:val="ListBullet"/>
         <w:spacing w:after="80"/>
-      </w:pPr>
-      <w:r>
-        <w:t>E-commerce Platform (ECom team)</w:t>
-      </w:r>
+        <w:ind w:left="360"/>
+      </w:pPr>
     </w:p>
     <w:p>
       <w:pPr>
         <w:pStyle w:val="ListBullet"/>
         <w:spacing w:after="80"/>
-      </w:pPr>
-      <w:r>
-        <w:t>Demand Planning (Relex team)</w:t>
-      </w:r>
+        <w:ind w:left="360"/>
+      </w:pPr>
     </w:p>
     <w:p>
       <w:pPr>
         <w:pStyle w:val="ListBullet"/>
         <w:spacing w:after="80"/>
-      </w:pPr>
-      <w:r>
-        <w:t>Contract Management (Icertis team)</w:t>
-      </w:r>
+        <w:ind w:left="360"/>
+      </w:pPr>
     </w:p>
     <w:p>
       <w:pPr>
         <w:pStyle w:val="Heading3"/>
+        <w:spacing w:before="280" w:after="120"/>
       </w:pPr>
       <w:r>
         <w:rPr>
+          <w:rFonts w:ascii="Arial" w:hAnsi="Arial"/>
           <w:color w:val="333333"/>
+          <w:sz w:val="26"/>
         </w:rPr>
         <w:t>Scale</w:t>
       </w:r>
@@ -1292,8 +999,9 @@
           <w:p>
             <w:r>
               <w:rPr>
+                <w:rFonts w:ascii="Arial" w:hAnsi="Arial"/>
                 <w:b/>
-                <w:color w:val="000000"/>
+                <w:sz w:val="20"/>
               </w:rPr>
               <w:t>Metric</w:t>
             </w:r>
@@ -1307,8 +1015,9 @@
           <w:p>
             <w:r>
               <w:rPr>
+                <w:rFonts w:ascii="Arial" w:hAnsi="Arial"/>
                 <w:b/>
-                <w:color w:val="000000"/>
+                <w:sz w:val="20"/>
               </w:rPr>
               <w:t>Annual Volume</w:t>
             </w:r>
@@ -1322,6 +1031,10 @@
           </w:tcPr>
           <w:p>
             <w:r>
+              <w:rPr>
+                <w:rFonts w:ascii="Arial" w:hAnsi="Arial"/>
+                <w:sz w:val="20"/>
+              </w:rPr>
               <w:t>Purchase Orders</w:t>
             </w:r>
           </w:p>
@@ -1332,6 +1045,10 @@
           </w:tcPr>
           <w:p>
             <w:r>
+              <w:rPr>
+                <w:rFonts w:ascii="Arial" w:hAnsi="Arial"/>
+                <w:sz w:val="20"/>
+              </w:rPr>
               <w:t>750,000</w:t>
             </w:r>
           </w:p>
@@ -1344,6 +1061,10 @@
           </w:tcPr>
           <w:p>
             <w:r>
+              <w:rPr>
+                <w:rFonts w:ascii="Arial" w:hAnsi="Arial"/>
+                <w:sz w:val="20"/>
+              </w:rPr>
               <w:t>PO Value</w:t>
             </w:r>
           </w:p>
@@ -1354,6 +1075,10 @@
           </w:tcPr>
           <w:p>
             <w:r>
+              <w:rPr>
+                <w:rFonts w:ascii="Arial" w:hAnsi="Arial"/>
+                <w:sz w:val="20"/>
+              </w:rPr>
               <w:t>€1.1B</w:t>
             </w:r>
           </w:p>
@@ -1366,6 +1091,10 @@
           </w:tcPr>
           <w:p>
             <w:r>
+              <w:rPr>
+                <w:rFonts w:ascii="Arial" w:hAnsi="Arial"/>
+                <w:sz w:val="20"/>
+              </w:rPr>
               <w:t>Suppliers</w:t>
             </w:r>
           </w:p>
@@ -1376,6 +1105,10 @@
           </w:tcPr>
           <w:p>
             <w:r>
+              <w:rPr>
+                <w:rFonts w:ascii="Arial" w:hAnsi="Arial"/>
+                <w:sz w:val="20"/>
+              </w:rPr>
               <w:t>10,000</w:t>
             </w:r>
           </w:p>
@@ -1388,6 +1121,10 @@
           </w:tcPr>
           <w:p>
             <w:r>
+              <w:rPr>
+                <w:rFonts w:ascii="Arial" w:hAnsi="Arial"/>
+                <w:sz w:val="20"/>
+              </w:rPr>
               <w:t>Branches</w:t>
             </w:r>
           </w:p>
@@ -1398,6 +1135,10 @@
           </w:tcPr>
           <w:p>
             <w:r>
+              <w:rPr>
+                <w:rFonts w:ascii="Arial" w:hAnsi="Arial"/>
+                <w:sz w:val="20"/>
+              </w:rPr>
               <w:t>84</w:t>
             </w:r>
           </w:p>
@@ -1410,6 +1151,10 @@
           </w:tcPr>
           <w:p>
             <w:r>
+              <w:rPr>
+                <w:rFonts w:ascii="Arial" w:hAnsi="Arial"/>
+                <w:sz w:val="20"/>
+              </w:rPr>
               <w:t>System Users</w:t>
             </w:r>
           </w:p>
@@ -1420,6 +1165,10 @@
           </w:tcPr>
           <w:p>
             <w:r>
+              <w:rPr>
+                <w:rFonts w:ascii="Arial" w:hAnsi="Arial"/>
+                <w:sz w:val="20"/>
+              </w:rPr>
               <w:t>30 procurement staff</w:t>
             </w:r>
           </w:p>
@@ -1429,19 +1178,22 @@
     <w:p/>
     <w:p>
       <w:pPr>
-        <w:spacing w:before="360" w:after="360"/>
+        <w:spacing w:before="480" w:after="480"/>
         <w:pBdr>
-          <w:bottom w:val="single" w:sz="6" w:space="1" w:color="999999"/>
+          <w:bottom w:val="single" w:sz="4" w:space="1" w:color="CCCCCC"/>
         </w:pBdr>
       </w:pPr>
     </w:p>
     <w:p>
       <w:pPr>
         <w:pStyle w:val="Heading2"/>
+        <w:spacing w:before="360" w:after="160"/>
       </w:pPr>
       <w:r>
         <w:rPr>
+          <w:rFonts w:ascii="Arial" w:hAnsi="Arial"/>
           <w:color w:val="000000"/>
+          <w:sz w:val="32"/>
         </w:rPr>
         <w:t>Users &amp; Roles</w:t>
       </w:r>
@@ -1449,12 +1201,15 @@
     <w:p>
       <w:pPr>
         <w:pStyle w:val="Heading3"/>
+        <w:spacing w:before="280" w:after="120"/>
       </w:pPr>
       <w:r>
         <w:rPr>
+          <w:rFonts w:ascii="Arial" w:hAnsi="Arial"/>
           <w:color w:val="333333"/>
+          <w:sz w:val="26"/>
         </w:rPr>
-        <w:t>User Population</w:t>
+        <w:t>Population</w:t>
       </w:r>
     </w:p>
     <w:tbl>
@@ -1477,8 +1232,9 @@
           <w:p>
             <w:r>
               <w:rPr>
+                <w:rFonts w:ascii="Arial" w:hAnsi="Arial"/>
                 <w:b/>
-                <w:color w:val="000000"/>
+                <w:sz w:val="20"/>
               </w:rPr>
               <w:t>Role</w:t>
             </w:r>
@@ -1492,10 +1248,11 @@
           <w:p>
             <w:r>
               <w:rPr>
+                <w:rFonts w:ascii="Arial" w:hAnsi="Arial"/>
                 <w:b/>
-                <w:color w:val="000000"/>
+                <w:sz w:val="20"/>
               </w:rPr>
-              <w:t>Count (est.)</w:t>
+              <w:t>Count</w:t>
             </w:r>
           </w:p>
         </w:tc>
@@ -1507,8 +1264,9 @@
           <w:p>
             <w:r>
               <w:rPr>
+                <w:rFonts w:ascii="Arial" w:hAnsi="Arial"/>
                 <w:b/>
-                <w:color w:val="000000"/>
+                <w:sz w:val="20"/>
               </w:rPr>
               <w:t>Primary Function</w:t>
             </w:r>
@@ -1522,6 +1280,10 @@
           </w:tcPr>
           <w:p>
             <w:r>
+              <w:rPr>
+                <w:rFonts w:ascii="Arial" w:hAnsi="Arial"/>
+                <w:sz w:val="20"/>
+              </w:rPr>
               <w:t>Buyer</w:t>
             </w:r>
           </w:p>
@@ -1532,6 +1294,10 @@
           </w:tcPr>
           <w:p>
             <w:r>
+              <w:rPr>
+                <w:rFonts w:ascii="Arial" w:hAnsi="Arial"/>
+                <w:sz w:val="20"/>
+              </w:rPr>
               <w:t>~20</w:t>
             </w:r>
           </w:p>
@@ -1542,6 +1308,10 @@
           </w:tcPr>
           <w:p>
             <w:r>
+              <w:rPr>
+                <w:rFonts w:ascii="Arial" w:hAnsi="Arial"/>
+                <w:sz w:val="20"/>
+              </w:rPr>
               <w:t>PR review, PO creation, bundling, invoice matching</w:t>
             </w:r>
           </w:p>
@@ -1554,6 +1324,10 @@
           </w:tcPr>
           <w:p>
             <w:r>
+              <w:rPr>
+                <w:rFonts w:ascii="Arial" w:hAnsi="Arial"/>
+                <w:sz w:val="20"/>
+              </w:rPr>
               <w:t>Approver</w:t>
             </w:r>
           </w:p>
@@ -1564,6 +1338,10 @@
           </w:tcPr>
           <w:p>
             <w:r>
+              <w:rPr>
+                <w:rFonts w:ascii="Arial" w:hAnsi="Arial"/>
+                <w:sz w:val="20"/>
+              </w:rPr>
               <w:t>~8</w:t>
             </w:r>
           </w:p>
@@ -1574,6 +1352,10 @@
           </w:tcPr>
           <w:p>
             <w:r>
+              <w:rPr>
+                <w:rFonts w:ascii="Arial" w:hAnsi="Arial"/>
+                <w:sz w:val="20"/>
+              </w:rPr>
               <w:t>PO approval, invoice approval, exception handling</w:t>
             </w:r>
           </w:p>
@@ -1586,6 +1368,10 @@
           </w:tcPr>
           <w:p>
             <w:r>
+              <w:rPr>
+                <w:rFonts w:ascii="Arial" w:hAnsi="Arial"/>
+                <w:sz w:val="20"/>
+              </w:rPr>
               <w:t>Admin</w:t>
             </w:r>
           </w:p>
@@ -1596,6 +1382,10 @@
           </w:tcPr>
           <w:p>
             <w:r>
+              <w:rPr>
+                <w:rFonts w:ascii="Arial" w:hAnsi="Arial"/>
+                <w:sz w:val="20"/>
+              </w:rPr>
               <w:t>~2</w:t>
             </w:r>
           </w:p>
@@ -1606,6 +1396,10 @@
           </w:tcPr>
           <w:p>
             <w:r>
+              <w:rPr>
+                <w:rFonts w:ascii="Arial" w:hAnsi="Arial"/>
+                <w:sz w:val="20"/>
+              </w:rPr>
               <w:t>System configuration, user support, reporting</w:t>
             </w:r>
           </w:p>
@@ -1616,217 +1410,270 @@
     <w:p>
       <w:pPr>
         <w:pStyle w:val="Heading3"/>
+        <w:spacing w:before="280" w:after="120"/>
       </w:pPr>
       <w:r>
         <w:rPr>
+          <w:rFonts w:ascii="Arial" w:hAnsi="Arial"/>
           <w:color w:val="333333"/>
+          <w:sz w:val="26"/>
         </w:rPr>
         <w:t>Role Definitions</w:t>
       </w:r>
     </w:p>
     <w:p>
       <w:pPr>
-        <w:spacing w:after="160"/>
-      </w:pPr>
+        <w:pStyle w:val="ListBullet"/>
+        <w:spacing w:after="80"/>
+        <w:ind w:left="360"/>
+      </w:pPr>
+      <w:r/>
       <w:r>
         <w:rPr>
+          <w:rFonts w:ascii="Arial" w:hAnsi="Arial"/>
           <w:b/>
+          <w:sz w:val="22"/>
         </w:rPr>
         <w:t xml:space="preserve">Buyer: </w:t>
       </w:r>
       <w:r>
-        <w:t>Day-to-day procurement operations. Reviews PRs, creates/sends POs, matches invoices, resolves discrepancies within tolerance. Cannot approve above their personal authority limit.</w:t>
+        <w:rPr>
+          <w:rFonts w:ascii="Arial" w:hAnsi="Arial"/>
+          <w:sz w:val="22"/>
+        </w:rPr>
+        <w:t>Day-to-day operations. Reviews PRs, creates POs, matches invoices, resolves discrepancies within tolerance. Cannot approve above personal authority limit.</w:t>
       </w:r>
     </w:p>
     <w:p>
       <w:pPr>
-        <w:spacing w:after="160"/>
-      </w:pPr>
+        <w:pStyle w:val="ListBullet"/>
+        <w:spacing w:after="80"/>
+        <w:ind w:left="360"/>
+      </w:pPr>
+      <w:r/>
       <w:r>
         <w:rPr>
+          <w:rFonts w:ascii="Arial" w:hAnsi="Arial"/>
           <w:b/>
+          <w:sz w:val="22"/>
         </w:rPr>
         <w:t xml:space="preserve">Approver: </w:t>
       </w:r>
       <w:r>
-        <w:t>Decision authority for high-value transactions. Approves POs and invoices above threshold. Handles escalated discrepancies. May also perform Buyer functions.</w:t>
+        <w:rPr>
+          <w:rFonts w:ascii="Arial" w:hAnsi="Arial"/>
+          <w:sz w:val="22"/>
+        </w:rPr>
+        <w:t>Decision authority for high-value transactions. Approves POs and invoices above threshold. Handles escalations. May perform Buyer functions.</w:t>
       </w:r>
     </w:p>
     <w:p>
       <w:pPr>
-        <w:spacing w:after="160"/>
-      </w:pPr>
+        <w:pStyle w:val="ListBullet"/>
+        <w:spacing w:after="80"/>
+        <w:ind w:left="360"/>
+      </w:pPr>
+      <w:r/>
       <w:r>
         <w:rPr>
+          <w:rFonts w:ascii="Arial" w:hAnsi="Arial"/>
           <w:b/>
+          <w:sz w:val="22"/>
         </w:rPr>
         <w:t xml:space="preserve">Admin: </w:t>
       </w:r>
       <w:r>
-        <w:t>System configuration and support. Manages thresholds, supplier preferences, cut-off times, user authority limits, and delegations. No transactional authority beyond Approver role.</w:t>
+        <w:rPr>
+          <w:rFonts w:ascii="Arial" w:hAnsi="Arial"/>
+          <w:sz w:val="22"/>
+        </w:rPr>
+        <w:t>System configuration. Manages thresholds, supplier preferences, authority limits, delegations. No transactional authority beyond Approver role.</w:t>
       </w:r>
     </w:p>
     <w:p>
       <w:pPr>
-        <w:spacing w:before="360" w:after="360"/>
+        <w:spacing w:before="480" w:after="480"/>
         <w:pBdr>
-          <w:bottom w:val="single" w:sz="6" w:space="1" w:color="999999"/>
+          <w:bottom w:val="single" w:sz="4" w:space="1" w:color="CCCCCC"/>
         </w:pBdr>
       </w:pPr>
     </w:p>
     <w:p>
       <w:pPr>
         <w:pStyle w:val="Heading2"/>
+        <w:spacing w:before="360" w:after="160"/>
       </w:pPr>
       <w:r>
         <w:rPr>
+          <w:rFonts w:ascii="Arial" w:hAnsi="Arial"/>
           <w:color w:val="000000"/>
+          <w:sz w:val="32"/>
         </w:rPr>
         <w:t>Scope Structure</w:t>
       </w:r>
     </w:p>
     <w:p>
       <w:pPr>
-        <w:spacing w:after="240"/>
+        <w:spacing w:after="160" w:line="276" w:lineRule="auto"/>
       </w:pPr>
       <w:r>
-        <w:t>This document defines scope across 5 mutually exclusive domains:</w:t>
+        <w:rPr>
+          <w:rFonts w:ascii="Arial" w:hAnsi="Arial"/>
+          <w:color w:val="000000"/>
+          <w:sz w:val="22"/>
+        </w:rPr>
+        <w:t>Five mutually exclusive domains. For each: IN (we deliver), OUT (others own), BOUNDARY (handoff point).</w:t>
       </w:r>
     </w:p>
     <w:p>
       <w:pPr>
-        <w:spacing w:after="120"/>
-      </w:pPr>
+        <w:pStyle w:val="ListBullet"/>
+        <w:spacing w:after="80"/>
+        <w:ind w:left="360"/>
+      </w:pPr>
+      <w:r/>
       <w:r>
         <w:rPr>
+          <w:rFonts w:ascii="Arial" w:hAnsi="Arial"/>
           <w:b/>
+          <w:sz w:val="22"/>
         </w:rPr>
-        <w:t xml:space="preserve">Domain 1: User Interface: </w:t>
+        <w:t xml:space="preserve">User Interface: </w:t>
       </w:r>
       <w:r>
-        <w:t>Screens, components, interactions</w:t>
+        <w:rPr>
+          <w:rFonts w:ascii="Arial" w:hAnsi="Arial"/>
+          <w:sz w:val="22"/>
+        </w:rPr>
+        <w:t>16 screens, components, interactions</w:t>
       </w:r>
     </w:p>
     <w:p>
       <w:pPr>
-        <w:spacing w:after="120"/>
-      </w:pPr>
+        <w:pStyle w:val="ListBullet"/>
+        <w:spacing w:after="80"/>
+        <w:ind w:left="360"/>
+      </w:pPr>
+      <w:r/>
       <w:r>
         <w:rPr>
+          <w:rFonts w:ascii="Arial" w:hAnsi="Arial"/>
           <w:b/>
+          <w:sz w:val="22"/>
         </w:rPr>
-        <w:t xml:space="preserve">Domain 2: Business Logic: </w:t>
+        <w:t xml:space="preserve">Business Logic: </w:t>
       </w:r>
       <w:r>
+        <w:rPr>
+          <w:rFonts w:ascii="Arial" w:hAnsi="Arial"/>
+          <w:sz w:val="22"/>
+        </w:rPr>
         <w:t>Rules, calculations, workflows</w:t>
       </w:r>
     </w:p>
     <w:p>
       <w:pPr>
-        <w:spacing w:after="120"/>
-      </w:pPr>
+        <w:pStyle w:val="ListBullet"/>
+        <w:spacing w:after="80"/>
+        <w:ind w:left="360"/>
+      </w:pPr>
+      <w:r/>
       <w:r>
         <w:rPr>
+          <w:rFonts w:ascii="Arial" w:hAnsi="Arial"/>
           <w:b/>
+          <w:sz w:val="22"/>
         </w:rPr>
-        <w:t xml:space="preserve">Domain 3: Data Layer: </w:t>
+        <w:t xml:space="preserve">Data Layer: </w:t>
       </w:r>
       <w:r>
+        <w:rPr>
+          <w:rFonts w:ascii="Arial" w:hAnsi="Arial"/>
+          <w:sz w:val="22"/>
+        </w:rPr>
         <w:t>Storage, queries, synchronization</w:t>
       </w:r>
     </w:p>
     <w:p>
       <w:pPr>
-        <w:spacing w:after="120"/>
-      </w:pPr>
+        <w:pStyle w:val="ListBullet"/>
+        <w:spacing w:after="80"/>
+        <w:ind w:left="360"/>
+      </w:pPr>
+      <w:r/>
       <w:r>
         <w:rPr>
+          <w:rFonts w:ascii="Arial" w:hAnsi="Arial"/>
           <w:b/>
+          <w:sz w:val="22"/>
         </w:rPr>
-        <w:t xml:space="preserve">Domain 4: Integrations: </w:t>
+        <w:t xml:space="preserve">Integrations: </w:t>
       </w:r>
       <w:r>
-        <w:t>Inbound data, outbound data, APIs</w:t>
+        <w:rPr>
+          <w:rFonts w:ascii="Arial" w:hAnsi="Arial"/>
+          <w:sz w:val="22"/>
+        </w:rPr>
+        <w:t>Kafka consumers/producers, REST fallback, events</w:t>
       </w:r>
     </w:p>
     <w:p>
       <w:pPr>
-        <w:spacing w:after="120"/>
-      </w:pPr>
+        <w:pStyle w:val="ListBullet"/>
+        <w:spacing w:after="80"/>
+        <w:ind w:left="360"/>
+      </w:pPr>
+      <w:r/>
       <w:r>
         <w:rPr>
+          <w:rFonts w:ascii="Arial" w:hAnsi="Arial"/>
           <w:b/>
+          <w:sz w:val="22"/>
         </w:rPr>
-        <w:t xml:space="preserve">Domain 5: Operations: </w:t>
+        <w:t xml:space="preserve">Operations: </w:t>
       </w:r>
       <w:r>
+        <w:rPr>
+          <w:rFonts w:ascii="Arial" w:hAnsi="Arial"/>
+          <w:sz w:val="22"/>
+        </w:rPr>
         <w:t>Infrastructure, deployment, monitoring</w:t>
       </w:r>
     </w:p>
     <w:p>
       <w:pPr>
-        <w:spacing w:after="160"/>
+        <w:spacing w:before="480" w:after="480"/>
+        <w:pBdr>
+          <w:bottom w:val="single" w:sz="4" w:space="1" w:color="CCCCCC"/>
+        </w:pBdr>
+      </w:pPr>
+    </w:p>
+    <w:p>
+      <w:pPr>
+        <w:pStyle w:val="Heading2"/>
+        <w:spacing w:before="360" w:after="160"/>
       </w:pPr>
       <w:r>
-        <w:br/>
-        <w:t>For each domain, we define:</w:t>
+        <w:rPr>
+          <w:rFonts w:ascii="Arial" w:hAnsi="Arial"/>
+          <w:color w:val="000000"/>
+          <w:sz w:val="32"/>
+        </w:rPr>
+        <w:t>User Interface</w:t>
       </w:r>
     </w:p>
     <w:p>
       <w:pPr>
-        <w:pStyle w:val="ListBullet"/>
-        <w:spacing w:after="80"/>
-      </w:pPr>
-      <w:r>
-        <w:t>IN — We build, we own, we deliver</w:t>
-      </w:r>
-    </w:p>
-    <w:p>
-      <w:pPr>
-        <w:pStyle w:val="ListBullet"/>
-        <w:spacing w:after="80"/>
-      </w:pPr>
-      <w:r>
-        <w:t>OUT — Someone else owns, we don't touch</w:t>
-      </w:r>
-    </w:p>
-    <w:p>
-      <w:pPr>
-        <w:pStyle w:val="ListBullet"/>
-        <w:spacing w:after="80"/>
-      </w:pPr>
-      <w:r>
-        <w:t>BOUNDARY — Exact handoff point</w:t>
-      </w:r>
-    </w:p>
-    <w:p>
-      <w:pPr>
-        <w:spacing w:before="360" w:after="360"/>
-        <w:pBdr>
-          <w:bottom w:val="single" w:sz="6" w:space="1" w:color="999999"/>
-        </w:pBdr>
-      </w:pPr>
-    </w:p>
-    <w:p>
-      <w:pPr>
-        <w:pStyle w:val="Heading2"/>
+        <w:pStyle w:val="Heading3"/>
+        <w:spacing w:before="280" w:after="120"/>
       </w:pPr>
       <w:r>
         <w:rPr>
-          <w:color w:val="000000"/>
+          <w:rFonts w:ascii="Arial" w:hAnsi="Arial"/>
+          <w:color w:val="333333"/>
+          <w:sz w:val="26"/>
         </w:rPr>
-        <w:t>Domain 1: User Interface</w:t>
-      </w:r>
-    </w:p>
-    <w:p>
-      <w:pPr>
-        <w:pStyle w:val="Heading3"/>
-      </w:pPr>
-      <w:r>
-        <w:rPr>
-          <w:color w:val="333333"/>
-        </w:rPr>
-        <w:t>1.1 Screens — IN SCOPE</w:t>
+        <w:t>16 Screens — In Scope</w:t>
       </w:r>
     </w:p>
     <w:tbl>
@@ -1849,10 +1696,11 @@
           <w:p>
             <w:r>
               <w:rPr>
+                <w:rFonts w:ascii="Arial" w:hAnsi="Arial"/>
                 <w:b/>
-                <w:color w:val="000000"/>
+                <w:sz w:val="20"/>
               </w:rPr>
-              <w:t>Screen ID</w:t>
+              <w:t>ID</w:t>
             </w:r>
           </w:p>
         </w:tc>
@@ -1864,8 +1712,9 @@
           <w:p>
             <w:r>
               <w:rPr>
+                <w:rFonts w:ascii="Arial" w:hAnsi="Arial"/>
                 <w:b/>
-                <w:color w:val="000000"/>
+                <w:sz w:val="20"/>
               </w:rPr>
               <w:t>Name</w:t>
             </w:r>
@@ -1879,8 +1728,9 @@
           <w:p>
             <w:r>
               <w:rPr>
+                <w:rFonts w:ascii="Arial" w:hAnsi="Arial"/>
                 <w:b/>
-                <w:color w:val="000000"/>
+                <w:sz w:val="20"/>
               </w:rPr>
               <w:t>Purpose</w:t>
             </w:r>
@@ -1894,6 +1744,10 @@
           </w:tcPr>
           <w:p>
             <w:r>
+              <w:rPr>
+                <w:rFonts w:ascii="Arial" w:hAnsi="Arial"/>
+                <w:sz w:val="20"/>
+              </w:rPr>
               <w:t>A1</w:t>
             </w:r>
           </w:p>
@@ -1904,6 +1758,10 @@
           </w:tcPr>
           <w:p>
             <w:r>
+              <w:rPr>
+                <w:rFonts w:ascii="Arial" w:hAnsi="Arial"/>
+                <w:sz w:val="20"/>
+              </w:rPr>
               <w:t>PR Inbox</w:t>
             </w:r>
           </w:p>
@@ -1914,7 +1772,11 @@
           </w:tcPr>
           <w:p>
             <w:r>
-              <w:t>View and manage incoming purchase requests</w:t>
+              <w:rPr>
+                <w:rFonts w:ascii="Arial" w:hAnsi="Arial"/>
+                <w:sz w:val="20"/>
+              </w:rPr>
+              <w:t>Incoming purchase requests</w:t>
             </w:r>
           </w:p>
         </w:tc>
@@ -1926,6 +1788,10 @@
           </w:tcPr>
           <w:p>
             <w:r>
+              <w:rPr>
+                <w:rFonts w:ascii="Arial" w:hAnsi="Arial"/>
+                <w:sz w:val="20"/>
+              </w:rPr>
               <w:t>A2</w:t>
             </w:r>
           </w:p>
@@ -1936,6 +1802,10 @@
           </w:tcPr>
           <w:p>
             <w:r>
+              <w:rPr>
+                <w:rFonts w:ascii="Arial" w:hAnsi="Arial"/>
+                <w:sz w:val="20"/>
+              </w:rPr>
               <w:t>PR Detail</w:t>
             </w:r>
           </w:p>
@@ -1946,6 +1816,10 @@
           </w:tcPr>
           <w:p>
             <w:r>
+              <w:rPr>
+                <w:rFonts w:ascii="Arial" w:hAnsi="Arial"/>
+                <w:sz w:val="20"/>
+              </w:rPr>
               <w:t>Individual PR with line items</w:t>
             </w:r>
           </w:p>
@@ -1958,6 +1832,10 @@
           </w:tcPr>
           <w:p>
             <w:r>
+              <w:rPr>
+                <w:rFonts w:ascii="Arial" w:hAnsi="Arial"/>
+                <w:sz w:val="20"/>
+              </w:rPr>
               <w:t>B1</w:t>
             </w:r>
           </w:p>
@@ -1968,6 +1846,10 @@
           </w:tcPr>
           <w:p>
             <w:r>
+              <w:rPr>
+                <w:rFonts w:ascii="Arial" w:hAnsi="Arial"/>
+                <w:sz w:val="20"/>
+              </w:rPr>
               <w:t>PO List</w:t>
             </w:r>
           </w:p>
@@ -1978,7 +1860,11 @@
           </w:tcPr>
           <w:p>
             <w:r>
-              <w:t>View and manage purchase orders</w:t>
+              <w:rPr>
+                <w:rFonts w:ascii="Arial" w:hAnsi="Arial"/>
+                <w:sz w:val="20"/>
+              </w:rPr>
+              <w:t>Purchase orders overview</w:t>
             </w:r>
           </w:p>
         </w:tc>
@@ -1990,6 +1876,10 @@
           </w:tcPr>
           <w:p>
             <w:r>
+              <w:rPr>
+                <w:rFonts w:ascii="Arial" w:hAnsi="Arial"/>
+                <w:sz w:val="20"/>
+              </w:rPr>
               <w:t>B2</w:t>
             </w:r>
           </w:p>
@@ -2000,6 +1890,10 @@
           </w:tcPr>
           <w:p>
             <w:r>
+              <w:rPr>
+                <w:rFonts w:ascii="Arial" w:hAnsi="Arial"/>
+                <w:sz w:val="20"/>
+              </w:rPr>
               <w:t>PO Detail</w:t>
             </w:r>
           </w:p>
@@ -2010,7 +1904,11 @@
           </w:tcPr>
           <w:p>
             <w:r>
-              <w:t>Individual PO with supplier, items, status</w:t>
+              <w:rPr>
+                <w:rFonts w:ascii="Arial" w:hAnsi="Arial"/>
+                <w:sz w:val="20"/>
+              </w:rPr>
+              <w:t>Individual PO with full details</w:t>
             </w:r>
           </w:p>
         </w:tc>
@@ -2022,6 +1920,10 @@
           </w:tcPr>
           <w:p>
             <w:r>
+              <w:rPr>
+                <w:rFonts w:ascii="Arial" w:hAnsi="Arial"/>
+                <w:sz w:val="20"/>
+              </w:rPr>
               <w:t>B3</w:t>
             </w:r>
           </w:p>
@@ -2032,6 +1934,10 @@
           </w:tcPr>
           <w:p>
             <w:r>
+              <w:rPr>
+                <w:rFonts w:ascii="Arial" w:hAnsi="Arial"/>
+                <w:sz w:val="20"/>
+              </w:rPr>
               <w:t>PO Kanban</w:t>
             </w:r>
           </w:p>
@@ -2042,7 +1948,11 @@
           </w:tcPr>
           <w:p>
             <w:r>
-              <w:t>Visual pipeline (Draft → Sent → Confirmed → Received)</w:t>
+              <w:rPr>
+                <w:rFonts w:ascii="Arial" w:hAnsi="Arial"/>
+                <w:sz w:val="20"/>
+              </w:rPr>
+              <w:t>Visual pipeline view</w:t>
             </w:r>
           </w:p>
         </w:tc>
@@ -2054,6 +1964,10 @@
           </w:tcPr>
           <w:p>
             <w:r>
+              <w:rPr>
+                <w:rFonts w:ascii="Arial" w:hAnsi="Arial"/>
+                <w:sz w:val="20"/>
+              </w:rPr>
               <w:t>C1</w:t>
             </w:r>
           </w:p>
@@ -2064,6 +1978,10 @@
           </w:tcPr>
           <w:p>
             <w:r>
+              <w:rPr>
+                <w:rFonts w:ascii="Arial" w:hAnsi="Arial"/>
+                <w:sz w:val="20"/>
+              </w:rPr>
               <w:t>Bundling Workspace</w:t>
             </w:r>
           </w:p>
@@ -2074,6 +1992,10 @@
           </w:tcPr>
           <w:p>
             <w:r>
+              <w:rPr>
+                <w:rFonts w:ascii="Arial" w:hAnsi="Arial"/>
+                <w:sz w:val="20"/>
+              </w:rPr>
               <w:t>Group PRs into optimized POs</w:t>
             </w:r>
           </w:p>
@@ -2086,6 +2008,10 @@
           </w:tcPr>
           <w:p>
             <w:r>
+              <w:rPr>
+                <w:rFonts w:ascii="Arial" w:hAnsi="Arial"/>
+                <w:sz w:val="20"/>
+              </w:rPr>
               <w:t>D1</w:t>
             </w:r>
           </w:p>
@@ -2096,6 +2022,10 @@
           </w:tcPr>
           <w:p>
             <w:r>
+              <w:rPr>
+                <w:rFonts w:ascii="Arial" w:hAnsi="Arial"/>
+                <w:sz w:val="20"/>
+              </w:rPr>
               <w:t>Invoice List</w:t>
             </w:r>
           </w:p>
@@ -2106,7 +2036,11 @@
           </w:tcPr>
           <w:p>
             <w:r>
-              <w:t>View and manage supplier invoices</w:t>
+              <w:rPr>
+                <w:rFonts w:ascii="Arial" w:hAnsi="Arial"/>
+                <w:sz w:val="20"/>
+              </w:rPr>
+              <w:t>Supplier invoices overview</w:t>
             </w:r>
           </w:p>
         </w:tc>
@@ -2118,6 +2052,10 @@
           </w:tcPr>
           <w:p>
             <w:r>
+              <w:rPr>
+                <w:rFonts w:ascii="Arial" w:hAnsi="Arial"/>
+                <w:sz w:val="20"/>
+              </w:rPr>
               <w:t>D2</w:t>
             </w:r>
           </w:p>
@@ -2128,6 +2066,10 @@
           </w:tcPr>
           <w:p>
             <w:r>
+              <w:rPr>
+                <w:rFonts w:ascii="Arial" w:hAnsi="Arial"/>
+                <w:sz w:val="20"/>
+              </w:rPr>
               <w:t>Invoice Detail</w:t>
             </w:r>
           </w:p>
@@ -2138,7 +2080,11 @@
           </w:tcPr>
           <w:p>
             <w:r>
-              <w:t>Individual invoice with matching status</w:t>
+              <w:rPr>
+                <w:rFonts w:ascii="Arial" w:hAnsi="Arial"/>
+                <w:sz w:val="20"/>
+              </w:rPr>
+              <w:t>Individual invoice with matching</w:t>
             </w:r>
           </w:p>
         </w:tc>
@@ -2150,6 +2096,10 @@
           </w:tcPr>
           <w:p>
             <w:r>
+              <w:rPr>
+                <w:rFonts w:ascii="Arial" w:hAnsi="Arial"/>
+                <w:sz w:val="20"/>
+              </w:rPr>
               <w:t>D3</w:t>
             </w:r>
           </w:p>
@@ -2160,6 +2110,10 @@
           </w:tcPr>
           <w:p>
             <w:r>
+              <w:rPr>
+                <w:rFonts w:ascii="Arial" w:hAnsi="Arial"/>
+                <w:sz w:val="20"/>
+              </w:rPr>
               <w:t>Match Results</w:t>
             </w:r>
           </w:p>
@@ -2170,7 +2124,11 @@
           </w:tcPr>
           <w:p>
             <w:r>
-              <w:t>Side-by-side PO vs Invoice comparison</w:t>
+              <w:rPr>
+                <w:rFonts w:ascii="Arial" w:hAnsi="Arial"/>
+                <w:sz w:val="20"/>
+              </w:rPr>
+              <w:t>PO vs Invoice comparison</w:t>
             </w:r>
           </w:p>
         </w:tc>
@@ -2182,6 +2140,10 @@
           </w:tcPr>
           <w:p>
             <w:r>
+              <w:rPr>
+                <w:rFonts w:ascii="Arial" w:hAnsi="Arial"/>
+                <w:sz w:val="20"/>
+              </w:rPr>
               <w:t>D4</w:t>
             </w:r>
           </w:p>
@@ -2192,6 +2154,10 @@
           </w:tcPr>
           <w:p>
             <w:r>
+              <w:rPr>
+                <w:rFonts w:ascii="Arial" w:hAnsi="Arial"/>
+                <w:sz w:val="20"/>
+              </w:rPr>
               <w:t>Discrepancy Queue</w:t>
             </w:r>
           </w:p>
@@ -2202,7 +2168,11 @@
           </w:tcPr>
           <w:p>
             <w:r>
-              <w:t>Invoices requiring manual resolution</w:t>
+              <w:rPr>
+                <w:rFonts w:ascii="Arial" w:hAnsi="Arial"/>
+                <w:sz w:val="20"/>
+              </w:rPr>
+              <w:t>Invoices requiring resolution</w:t>
             </w:r>
           </w:p>
         </w:tc>
@@ -2214,6 +2184,10 @@
           </w:tcPr>
           <w:p>
             <w:r>
+              <w:rPr>
+                <w:rFonts w:ascii="Arial" w:hAnsi="Arial"/>
+                <w:sz w:val="20"/>
+              </w:rPr>
               <w:t>E1</w:t>
             </w:r>
           </w:p>
@@ -2224,6 +2198,10 @@
           </w:tcPr>
           <w:p>
             <w:r>
+              <w:rPr>
+                <w:rFonts w:ascii="Arial" w:hAnsi="Arial"/>
+                <w:sz w:val="20"/>
+              </w:rPr>
               <w:t>Approval Queue</w:t>
             </w:r>
           </w:p>
@@ -2234,6 +2212,10 @@
           </w:tcPr>
           <w:p>
             <w:r>
+              <w:rPr>
+                <w:rFonts w:ascii="Arial" w:hAnsi="Arial"/>
+                <w:sz w:val="20"/>
+              </w:rPr>
               <w:t>Items awaiting approval</w:t>
             </w:r>
           </w:p>
@@ -2246,6 +2228,10 @@
           </w:tcPr>
           <w:p>
             <w:r>
+              <w:rPr>
+                <w:rFonts w:ascii="Arial" w:hAnsi="Arial"/>
+                <w:sz w:val="20"/>
+              </w:rPr>
               <w:t>E2</w:t>
             </w:r>
           </w:p>
@@ -2256,6 +2242,10 @@
           </w:tcPr>
           <w:p>
             <w:r>
+              <w:rPr>
+                <w:rFonts w:ascii="Arial" w:hAnsi="Arial"/>
+                <w:sz w:val="20"/>
+              </w:rPr>
               <w:t>Approval History</w:t>
             </w:r>
           </w:p>
@@ -2266,7 +2256,11 @@
           </w:tcPr>
           <w:p>
             <w:r>
-              <w:t>Audit trail of decisions</w:t>
+              <w:rPr>
+                <w:rFonts w:ascii="Arial" w:hAnsi="Arial"/>
+                <w:sz w:val="20"/>
+              </w:rPr>
+              <w:t>Decision audit trail</w:t>
             </w:r>
           </w:p>
         </w:tc>
@@ -2278,6 +2272,10 @@
           </w:tcPr>
           <w:p>
             <w:r>
+              <w:rPr>
+                <w:rFonts w:ascii="Arial" w:hAnsi="Arial"/>
+                <w:sz w:val="20"/>
+              </w:rPr>
               <w:t>F1</w:t>
             </w:r>
           </w:p>
@@ -2288,6 +2286,10 @@
           </w:tcPr>
           <w:p>
             <w:r>
+              <w:rPr>
+                <w:rFonts w:ascii="Arial" w:hAnsi="Arial"/>
+                <w:sz w:val="20"/>
+              </w:rPr>
               <w:t>Supplier List</w:t>
             </w:r>
           </w:p>
@@ -2298,6 +2300,10 @@
           </w:tcPr>
           <w:p>
             <w:r>
+              <w:rPr>
+                <w:rFonts w:ascii="Arial" w:hAnsi="Arial"/>
+                <w:sz w:val="20"/>
+              </w:rPr>
               <w:t>Supplier master data</w:t>
             </w:r>
           </w:p>
@@ -2310,6 +2316,10 @@
           </w:tcPr>
           <w:p>
             <w:r>
+              <w:rPr>
+                <w:rFonts w:ascii="Arial" w:hAnsi="Arial"/>
+                <w:sz w:val="20"/>
+              </w:rPr>
               <w:t>F2</w:t>
             </w:r>
           </w:p>
@@ -2320,6 +2330,10 @@
           </w:tcPr>
           <w:p>
             <w:r>
+              <w:rPr>
+                <w:rFonts w:ascii="Arial" w:hAnsi="Arial"/>
+                <w:sz w:val="20"/>
+              </w:rPr>
               <w:t>Supplier Detail</w:t>
             </w:r>
           </w:p>
@@ -2330,7 +2344,11 @@
           </w:tcPr>
           <w:p>
             <w:r>
-              <w:t>Individual supplier with performance</w:t>
+              <w:rPr>
+                <w:rFonts w:ascii="Arial" w:hAnsi="Arial"/>
+                <w:sz w:val="20"/>
+              </w:rPr>
+              <w:t>Individual supplier profile</w:t>
             </w:r>
           </w:p>
         </w:tc>
@@ -2342,6 +2360,10 @@
           </w:tcPr>
           <w:p>
             <w:r>
+              <w:rPr>
+                <w:rFonts w:ascii="Arial" w:hAnsi="Arial"/>
+                <w:sz w:val="20"/>
+              </w:rPr>
               <w:t>G1</w:t>
             </w:r>
           </w:p>
@@ -2352,6 +2374,10 @@
           </w:tcPr>
           <w:p>
             <w:r>
+              <w:rPr>
+                <w:rFonts w:ascii="Arial" w:hAnsi="Arial"/>
+                <w:sz w:val="20"/>
+              </w:rPr>
               <w:t>Dashboard</w:t>
             </w:r>
           </w:p>
@@ -2362,7 +2388,11 @@
           </w:tcPr>
           <w:p>
             <w:r>
-              <w:t>Morning briefing, action items, KPIs</w:t>
+              <w:rPr>
+                <w:rFonts w:ascii="Arial" w:hAnsi="Arial"/>
+                <w:sz w:val="20"/>
+              </w:rPr>
+              <w:t>Morning briefing, KPIs, action items</w:t>
             </w:r>
           </w:p>
         </w:tc>
@@ -2374,6 +2404,10 @@
           </w:tcPr>
           <w:p>
             <w:r>
+              <w:rPr>
+                <w:rFonts w:ascii="Arial" w:hAnsi="Arial"/>
+                <w:sz w:val="20"/>
+              </w:rPr>
               <w:t>H1</w:t>
             </w:r>
           </w:p>
@@ -2384,6 +2418,10 @@
           </w:tcPr>
           <w:p>
             <w:r>
+              <w:rPr>
+                <w:rFonts w:ascii="Arial" w:hAnsi="Arial"/>
+                <w:sz w:val="20"/>
+              </w:rPr>
               <w:t>Settings</w:t>
             </w:r>
           </w:p>
@@ -2394,467 +2432,11 @@
           </w:tcPr>
           <w:p>
             <w:r>
+              <w:rPr>
+                <w:rFonts w:ascii="Arial" w:hAnsi="Arial"/>
+                <w:sz w:val="20"/>
+              </w:rPr>
               <w:t>User preferences, thresholds</w:t>
-            </w:r>
-          </w:p>
-        </w:tc>
-      </w:tr>
-    </w:tbl>
-    <w:p>
-      <w:r>
-        <w:rPr>
-          <w:b/>
-        </w:rPr>
-        <w:br/>
-        <w:t>Total: 16 screens</w:t>
-      </w:r>
-    </w:p>
-    <w:p>
-      <w:pPr>
-        <w:spacing w:before="360" w:after="360"/>
-        <w:pBdr>
-          <w:bottom w:val="single" w:sz="6" w:space="1" w:color="999999"/>
-        </w:pBdr>
-      </w:pPr>
-    </w:p>
-    <w:p>
-      <w:pPr>
-        <w:pStyle w:val="Heading2"/>
-      </w:pPr>
-      <w:r>
-        <w:rPr>
-          <w:color w:val="000000"/>
-        </w:rPr>
-        <w:t>Domain 2: Business Logic</w:t>
-      </w:r>
-    </w:p>
-    <w:p>
-      <w:pPr>
-        <w:pStyle w:val="Heading3"/>
-      </w:pPr>
-      <w:r>
-        <w:rPr>
-          <w:color w:val="333333"/>
-        </w:rPr>
-        <w:t>2.1 PR Processing — IN SCOPE</w:t>
-      </w:r>
-    </w:p>
-    <w:p>
-      <w:pPr>
-        <w:spacing w:after="120"/>
-      </w:pPr>
-      <w:r>
-        <w:rPr>
-          <w:b/>
-        </w:rPr>
-        <w:t xml:space="preserve">PR Validation: </w:t>
-      </w:r>
-      <w:r>
-        <w:t>Validate incoming PR data — Required fields present, valid supplier ID, positive quantities</w:t>
-      </w:r>
-    </w:p>
-    <w:p>
-      <w:pPr>
-        <w:spacing w:after="120"/>
-      </w:pPr>
-      <w:r>
-        <w:rPr>
-          <w:b/>
-        </w:rPr>
-        <w:t xml:space="preserve">PR Deduplication: </w:t>
-      </w:r>
-      <w:r>
-        <w:t>Detect duplicate PRs — Same source + reference = reject with 409</w:t>
-      </w:r>
-    </w:p>
-    <w:p>
-      <w:pPr>
-        <w:spacing w:after="120"/>
-      </w:pPr>
-      <w:r>
-        <w:rPr>
-          <w:b/>
-        </w:rPr>
-        <w:t xml:space="preserve">Source Routing: </w:t>
-      </w:r>
-      <w:r>
-        <w:t>Handle PR differently by source — Relex: batch at cut-off, ECom: immediate, SalesApp: per timing field</w:t>
-      </w:r>
-    </w:p>
-    <w:p>
-      <w:pPr>
-        <w:spacing w:after="120"/>
-      </w:pPr>
-      <w:r>
-        <w:rPr>
-          <w:b/>
-        </w:rPr>
-        <w:t xml:space="preserve">Urgency Calculation: </w:t>
-      </w:r>
-      <w:r>
-        <w:t>Assign escalation level — Based on value, age, need-by date</w:t>
-      </w:r>
-    </w:p>
-    <w:p>
-      <w:pPr>
-        <w:pStyle w:val="Heading3"/>
-      </w:pPr>
-      <w:r>
-        <w:rPr>
-          <w:color w:val="333333"/>
-        </w:rPr>
-        <w:t>2.2 PO Generation — IN SCOPE</w:t>
-      </w:r>
-    </w:p>
-    <w:p>
-      <w:pPr>
-        <w:spacing w:after="120"/>
-      </w:pPr>
-      <w:r>
-        <w:rPr>
-          <w:b/>
-        </w:rPr>
-        <w:t xml:space="preserve">Single PR → PO: </w:t>
-      </w:r>
-      <w:r>
-        <w:t>Convert one PR to one PO — 1:1 mapping, all line items transferred</w:t>
-      </w:r>
-    </w:p>
-    <w:p>
-      <w:pPr>
-        <w:spacing w:after="120"/>
-      </w:pPr>
-      <w:r>
-        <w:rPr>
-          <w:b/>
-        </w:rPr>
-        <w:t xml:space="preserve">Bundling: </w:t>
-      </w:r>
-      <w:r>
-        <w:t>Combine PRs into one PO — Same supplier + same location + compatible timing</w:t>
-      </w:r>
-    </w:p>
-    <w:p>
-      <w:pPr>
-        <w:spacing w:after="120"/>
-      </w:pPr>
-      <w:r>
-        <w:rPr>
-          <w:b/>
-        </w:rPr>
-        <w:t xml:space="preserve">Packet Specification: </w:t>
-      </w:r>
-      <w:r>
-        <w:t>Mark items per-PR in bundled PO — Supplier receives clear picking instructions</w:t>
-      </w:r>
-    </w:p>
-    <w:p>
-      <w:pPr>
-        <w:spacing w:after="120"/>
-      </w:pPr>
-      <w:r>
-        <w:rPr>
-          <w:b/>
-        </w:rPr>
-        <w:t xml:space="preserve">Cut-off Timing: </w:t>
-      </w:r>
-      <w:r>
-        <w:t>Send PO at supplier cut-off — Configurable per supplier, default to immediate</w:t>
-      </w:r>
-    </w:p>
-    <w:p>
-      <w:pPr>
-        <w:pStyle w:val="Heading3"/>
-      </w:pPr>
-      <w:r>
-        <w:rPr>
-          <w:color w:val="333333"/>
-        </w:rPr>
-        <w:t>2.5 Invoice Matching — IN SCOPE</w:t>
-      </w:r>
-    </w:p>
-    <w:p>
-      <w:pPr>
-        <w:spacing w:after="120"/>
-      </w:pPr>
-      <w:r>
-        <w:rPr>
-          <w:b/>
-        </w:rPr>
-        <w:t xml:space="preserve">2-Way Match: </w:t>
-      </w:r>
-      <w:r>
-        <w:t>Compare Invoice to PO — Match on PO number, line items, quantities, prices</w:t>
-      </w:r>
-    </w:p>
-    <w:p>
-      <w:pPr>
-        <w:spacing w:after="120"/>
-      </w:pPr>
-      <w:r>
-        <w:rPr>
-          <w:b/>
-        </w:rPr>
-        <w:t xml:space="preserve">Tolerance Rules: </w:t>
-      </w:r>
-      <w:r>
-        <w:t>Allow minor variances — Qty: ±2%, Price: ±1%, Total: ±DKK 100</w:t>
-      </w:r>
-    </w:p>
-    <w:p>
-      <w:pPr>
-        <w:spacing w:after="120"/>
-      </w:pPr>
-      <w:r>
-        <w:rPr>
-          <w:b/>
-        </w:rPr>
-        <w:t xml:space="preserve">Discrepancy Detection: </w:t>
-      </w:r>
-      <w:r>
-        <w:t>Flag mismatches — Qty mismatch, price mismatch, missing PO</w:t>
-      </w:r>
-    </w:p>
-    <w:p>
-      <w:pPr>
-        <w:spacing w:after="120"/>
-      </w:pPr>
-      <w:r>
-        <w:rPr>
-          <w:b/>
-        </w:rPr>
-        <w:t xml:space="preserve">Auto-Approve: </w:t>
-      </w:r>
-      <w:r>
-        <w:t>Pass matching invoices — Full match within tolerance = auto-approve</w:t>
-      </w:r>
-    </w:p>
-    <w:p>
-      <w:pPr>
-        <w:spacing w:before="360" w:after="360"/>
-        <w:pBdr>
-          <w:bottom w:val="single" w:sz="6" w:space="1" w:color="999999"/>
-        </w:pBdr>
-      </w:pPr>
-    </w:p>
-    <w:p>
-      <w:pPr>
-        <w:pStyle w:val="Heading2"/>
-      </w:pPr>
-      <w:r>
-        <w:rPr>
-          <w:color w:val="000000"/>
-        </w:rPr>
-        <w:t>Domain 4: Integrations</w:t>
-      </w:r>
-    </w:p>
-    <w:p>
-      <w:pPr>
-        <w:spacing w:after="240"/>
-      </w:pPr>
-      <w:r>
-        <w:rPr>
-          <w:b/>
-        </w:rPr>
-        <w:t xml:space="preserve">Architecture Decision: </w:t>
-      </w:r>
-      <w:r>
-        <w:t>Kafka-native integration with per-source/per-consumer topic modularity. REST fallback for sources that cannot use Kafka. Customer provisions topics in existing STARK Kafka cluster; vendor delivers specs and consumer/producer code.</w:t>
-      </w:r>
-    </w:p>
-    <w:p>
-      <w:pPr>
-        <w:pStyle w:val="Heading3"/>
-      </w:pPr>
-      <w:r>
-        <w:rPr>
-          <w:color w:val="333333"/>
-        </w:rPr>
-        <w:t>4.2 Inbound: PR Sources — IN SCOPE</w:t>
-      </w:r>
-    </w:p>
-    <w:tbl>
-      <w:tblPr>
-        <w:tblStyle w:val="TableGrid"/>
-        <w:tblW w:type="auto" w:w="0"/>
-        <w:tblLook w:firstColumn="1" w:firstRow="1" w:lastColumn="0" w:lastRow="0" w:noHBand="0" w:noVBand="1" w:val="04A0"/>
-      </w:tblPr>
-      <w:tblGrid>
-        <w:gridCol w:w="2880"/>
-        <w:gridCol w:w="2880"/>
-        <w:gridCol w:w="2880"/>
-      </w:tblGrid>
-      <w:tr>
-        <w:tc>
-          <w:tcPr>
-            <w:tcW w:type="dxa" w:w="2880"/>
-            <w:shd w:fill="E6E6E1"/>
-          </w:tcPr>
-          <w:p>
-            <w:r>
-              <w:rPr>
-                <w:b/>
-                <w:color w:val="000000"/>
-              </w:rPr>
-              <w:t>Source</w:t>
-            </w:r>
-          </w:p>
-        </w:tc>
-        <w:tc>
-          <w:tcPr>
-            <w:tcW w:type="dxa" w:w="2880"/>
-            <w:shd w:fill="E6E6E1"/>
-          </w:tcPr>
-          <w:p>
-            <w:r>
-              <w:rPr>
-                <w:b/>
-                <w:color w:val="000000"/>
-              </w:rPr>
-              <w:t>Topic</w:t>
-            </w:r>
-          </w:p>
-        </w:tc>
-        <w:tc>
-          <w:tcPr>
-            <w:tcW w:type="dxa" w:w="2880"/>
-            <w:shd w:fill="E6E6E1"/>
-          </w:tcPr>
-          <w:p>
-            <w:r>
-              <w:rPr>
-                <w:b/>
-                <w:color w:val="000000"/>
-              </w:rPr>
-              <w:t>Consumer</w:t>
-            </w:r>
-          </w:p>
-        </w:tc>
-      </w:tr>
-      <w:tr>
-        <w:tc>
-          <w:tcPr>
-            <w:tcW w:type="dxa" w:w="2880"/>
-          </w:tcPr>
-          <w:p>
-            <w:r>
-              <w:t>Relex</w:t>
-            </w:r>
-          </w:p>
-        </w:tc>
-        <w:tc>
-          <w:tcPr>
-            <w:tcW w:type="dxa" w:w="2880"/>
-          </w:tcPr>
-          <w:p>
-            <w:r>
-              <w:t>stark.procurement.inbound.prs.relex</w:t>
-            </w:r>
-          </w:p>
-        </w:tc>
-        <w:tc>
-          <w:tcPr>
-            <w:tcW w:type="dxa" w:w="2880"/>
-          </w:tcPr>
-          <w:p>
-            <w:r>
-              <w:t>PRRelexConsumer</w:t>
-            </w:r>
-          </w:p>
-        </w:tc>
-      </w:tr>
-      <w:tr>
-        <w:tc>
-          <w:tcPr>
-            <w:tcW w:type="dxa" w:w="2880"/>
-          </w:tcPr>
-          <w:p>
-            <w:r>
-              <w:t>ECom</w:t>
-            </w:r>
-          </w:p>
-        </w:tc>
-        <w:tc>
-          <w:tcPr>
-            <w:tcW w:type="dxa" w:w="2880"/>
-          </w:tcPr>
-          <w:p>
-            <w:r>
-              <w:t>stark.procurement.inbound.prs.ecom</w:t>
-            </w:r>
-          </w:p>
-        </w:tc>
-        <w:tc>
-          <w:tcPr>
-            <w:tcW w:type="dxa" w:w="2880"/>
-          </w:tcPr>
-          <w:p>
-            <w:r>
-              <w:t>PREComConsumer</w:t>
-            </w:r>
-          </w:p>
-        </w:tc>
-      </w:tr>
-      <w:tr>
-        <w:tc>
-          <w:tcPr>
-            <w:tcW w:type="dxa" w:w="2880"/>
-          </w:tcPr>
-          <w:p>
-            <w:r>
-              <w:t>SalesApp</w:t>
-            </w:r>
-          </w:p>
-        </w:tc>
-        <w:tc>
-          <w:tcPr>
-            <w:tcW w:type="dxa" w:w="2880"/>
-          </w:tcPr>
-          <w:p>
-            <w:r>
-              <w:t>stark.procurement.inbound.prs.salesapp</w:t>
-            </w:r>
-          </w:p>
-        </w:tc>
-        <w:tc>
-          <w:tcPr>
-            <w:tcW w:type="dxa" w:w="2880"/>
-          </w:tcPr>
-          <w:p>
-            <w:r>
-              <w:t>PRSalesAppConsumer</w:t>
-            </w:r>
-          </w:p>
-        </w:tc>
-      </w:tr>
-      <w:tr>
-        <w:tc>
-          <w:tcPr>
-            <w:tcW w:type="dxa" w:w="2880"/>
-          </w:tcPr>
-          <w:p>
-            <w:r>
-              <w:t>Aspect4</w:t>
-            </w:r>
-          </w:p>
-        </w:tc>
-        <w:tc>
-          <w:tcPr>
-            <w:tcW w:type="dxa" w:w="2880"/>
-          </w:tcPr>
-          <w:p>
-            <w:r>
-              <w:t>stark.procurement.inbound.pos.aspect4</w:t>
-            </w:r>
-          </w:p>
-        </w:tc>
-        <w:tc>
-          <w:tcPr>
-            <w:tcW w:type="dxa" w:w="2880"/>
-          </w:tcPr>
-          <w:p>
-            <w:r>
-              <w:t>POAspect4Consumer</w:t>
             </w:r>
           </w:p>
         </w:tc>
@@ -2863,186 +2445,246 @@
     <w:p/>
     <w:p>
       <w:pPr>
-        <w:pStyle w:val="Heading3"/>
+        <w:spacing w:before="480" w:after="480"/>
+        <w:pBdr>
+          <w:bottom w:val="single" w:sz="4" w:space="1" w:color="CCCCCC"/>
+        </w:pBdr>
+      </w:pPr>
+    </w:p>
+    <w:p>
+      <w:pPr>
+        <w:pStyle w:val="Heading2"/>
+        <w:spacing w:before="360" w:after="160"/>
       </w:pPr>
       <w:r>
         <w:rPr>
-          <w:color w:val="333333"/>
+          <w:rFonts w:ascii="Arial" w:hAnsi="Arial"/>
+          <w:color w:val="000000"/>
+          <w:sz w:val="32"/>
         </w:rPr>
-        <w:t>4.3 Outbound: Supplier Communication — IN SCOPE</w:t>
+        <w:t>Integrations</w:t>
       </w:r>
     </w:p>
-    <w:tbl>
-      <w:tblPr>
-        <w:tblStyle w:val="TableGrid"/>
-        <w:tblW w:type="auto" w:w="0"/>
-        <w:tblLook w:firstColumn="1" w:firstRow="1" w:lastColumn="0" w:lastRow="0" w:noHBand="0" w:noVBand="1" w:val="04A0"/>
-      </w:tblPr>
-      <w:tblGrid>
-        <w:gridCol w:w="2880"/>
-        <w:gridCol w:w="2880"/>
-        <w:gridCol w:w="2880"/>
-      </w:tblGrid>
-      <w:tr>
-        <w:tc>
-          <w:tcPr>
-            <w:tcW w:type="dxa" w:w="2880"/>
-            <w:shd w:fill="E6E6E1"/>
-          </w:tcPr>
-          <w:p>
-            <w:r>
-              <w:rPr>
-                <w:b/>
-                <w:color w:val="000000"/>
-              </w:rPr>
-              <w:t>Channel</w:t>
-            </w:r>
-          </w:p>
-        </w:tc>
-        <w:tc>
-          <w:tcPr>
-            <w:tcW w:type="dxa" w:w="2880"/>
-            <w:shd w:fill="E6E6E1"/>
-          </w:tcPr>
-          <w:p>
-            <w:r>
-              <w:rPr>
-                <w:b/>
-                <w:color w:val="000000"/>
-              </w:rPr>
-              <w:t>Topic</w:t>
-            </w:r>
-          </w:p>
-        </w:tc>
-        <w:tc>
-          <w:tcPr>
-            <w:tcW w:type="dxa" w:w="2880"/>
-            <w:shd w:fill="E6E6E1"/>
-          </w:tcPr>
-          <w:p>
-            <w:r>
-              <w:rPr>
-                <w:b/>
-                <w:color w:val="000000"/>
-              </w:rPr>
-              <w:t>Consumer</w:t>
-            </w:r>
-          </w:p>
-        </w:tc>
-      </w:tr>
-      <w:tr>
-        <w:tc>
-          <w:tcPr>
-            <w:tcW w:type="dxa" w:w="2880"/>
-          </w:tcPr>
-          <w:p>
-            <w:r>
-              <w:t>EDI</w:t>
-            </w:r>
-          </w:p>
-        </w:tc>
-        <w:tc>
-          <w:tcPr>
-            <w:tcW w:type="dxa" w:w="2880"/>
-          </w:tcPr>
-          <w:p>
-            <w:r>
-              <w:t>stark.procurement.outbound.pos.edi</w:t>
-            </w:r>
-          </w:p>
-        </w:tc>
-        <w:tc>
-          <w:tcPr>
-            <w:tcW w:type="dxa" w:w="2880"/>
-          </w:tcPr>
-          <w:p>
-            <w:r>
-              <w:t>EDI Gateway / Stark Output</w:t>
-            </w:r>
-          </w:p>
-        </w:tc>
-      </w:tr>
-      <w:tr>
-        <w:tc>
-          <w:tcPr>
-            <w:tcW w:type="dxa" w:w="2880"/>
-          </w:tcPr>
-          <w:p>
-            <w:r>
-              <w:t>Email</w:t>
-            </w:r>
-          </w:p>
-        </w:tc>
-        <w:tc>
-          <w:tcPr>
-            <w:tcW w:type="dxa" w:w="2880"/>
-          </w:tcPr>
-          <w:p>
-            <w:r>
-              <w:t>stark.procurement.outbound.pos.email</w:t>
-            </w:r>
-          </w:p>
-        </w:tc>
-        <w:tc>
-          <w:tcPr>
-            <w:tcW w:type="dxa" w:w="2880"/>
-          </w:tcPr>
-          <w:p>
-            <w:r>
-              <w:t>Stark Output</w:t>
-            </w:r>
-          </w:p>
-        </w:tc>
-      </w:tr>
-      <w:tr>
-        <w:tc>
-          <w:tcPr>
-            <w:tcW w:type="dxa" w:w="2880"/>
-          </w:tcPr>
-          <w:p>
-            <w:r>
-              <w:t>Portal</w:t>
-            </w:r>
-          </w:p>
-        </w:tc>
-        <w:tc>
-          <w:tcPr>
-            <w:tcW w:type="dxa" w:w="2880"/>
-          </w:tcPr>
-          <w:p>
-            <w:r>
-              <w:t>stark.procurement.outbound.pos.portal</w:t>
-            </w:r>
-          </w:p>
-        </w:tc>
-        <w:tc>
-          <w:tcPr>
-            <w:tcW w:type="dxa" w:w="2880"/>
-          </w:tcPr>
-          <w:p>
-            <w:r>
-              <w:t>Supplier Portal (future)</w:t>
-            </w:r>
-          </w:p>
-        </w:tc>
-      </w:tr>
-    </w:tbl>
-    <w:p/>
     <w:p>
       <w:pPr>
-        <w:spacing w:before="360" w:after="360"/>
-        <w:pBdr>
-          <w:bottom w:val="single" w:sz="6" w:space="1" w:color="999999"/>
-        </w:pBdr>
-      </w:pPr>
+        <w:spacing w:after="160" w:line="276" w:lineRule="auto"/>
+      </w:pPr>
+      <w:r>
+        <w:rPr>
+          <w:rFonts w:ascii="Arial" w:hAnsi="Arial"/>
+          <w:color w:val="000000"/>
+          <w:sz w:val="22"/>
+        </w:rPr>
+        <w:t>Kafka-native architecture. Per-source inbound topics. Per-channel outbound topics. REST fallback for non-Kafka sources. Customer provisions topics; we deliver specs and code.</w:t>
+      </w:r>
     </w:p>
     <w:p>
       <w:pPr>
-        <w:pStyle w:val="Heading2"/>
+        <w:pStyle w:val="Heading3"/>
+        <w:spacing w:before="280" w:after="120"/>
       </w:pPr>
       <w:r>
         <w:rPr>
+          <w:rFonts w:ascii="Arial" w:hAnsi="Arial"/>
+          <w:color w:val="333333"/>
+          <w:sz w:val="26"/>
+        </w:rPr>
+        <w:t>Inbound Sources</w:t>
+      </w:r>
+    </w:p>
+    <w:p>
+      <w:pPr>
+        <w:pStyle w:val="ListBullet"/>
+        <w:spacing w:after="80"/>
+        <w:ind w:left="360"/>
+      </w:pPr>
+      <w:r/>
+      <w:r>
+        <w:rPr>
+          <w:rFonts w:ascii="Arial" w:hAnsi="Arial"/>
+          <w:b/>
+          <w:sz w:val="22"/>
+        </w:rPr>
+        <w:t xml:space="preserve">Relex: </w:t>
+      </w:r>
+      <w:r>
+        <w:rPr>
+          <w:rFonts w:ascii="Arial" w:hAnsi="Arial"/>
+          <w:sz w:val="22"/>
+        </w:rPr>
+        <w:t>stark.procurement.inbound.prs.relex</w:t>
+      </w:r>
+    </w:p>
+    <w:p>
+      <w:pPr>
+        <w:pStyle w:val="ListBullet"/>
+        <w:spacing w:after="80"/>
+        <w:ind w:left="360"/>
+      </w:pPr>
+      <w:r/>
+      <w:r>
+        <w:rPr>
+          <w:rFonts w:ascii="Arial" w:hAnsi="Arial"/>
+          <w:b/>
+          <w:sz w:val="22"/>
+        </w:rPr>
+        <w:t xml:space="preserve">ECom: </w:t>
+      </w:r>
+      <w:r>
+        <w:rPr>
+          <w:rFonts w:ascii="Arial" w:hAnsi="Arial"/>
+          <w:sz w:val="22"/>
+        </w:rPr>
+        <w:t>stark.procurement.inbound.prs.ecom</w:t>
+      </w:r>
+    </w:p>
+    <w:p>
+      <w:pPr>
+        <w:pStyle w:val="ListBullet"/>
+        <w:spacing w:after="80"/>
+        <w:ind w:left="360"/>
+      </w:pPr>
+      <w:r/>
+      <w:r>
+        <w:rPr>
+          <w:rFonts w:ascii="Arial" w:hAnsi="Arial"/>
+          <w:b/>
+          <w:sz w:val="22"/>
+        </w:rPr>
+        <w:t xml:space="preserve">SalesApp: </w:t>
+      </w:r>
+      <w:r>
+        <w:rPr>
+          <w:rFonts w:ascii="Arial" w:hAnsi="Arial"/>
+          <w:sz w:val="22"/>
+        </w:rPr>
+        <w:t>stark.procurement.inbound.prs.salesapp</w:t>
+      </w:r>
+    </w:p>
+    <w:p>
+      <w:pPr>
+        <w:pStyle w:val="ListBullet"/>
+        <w:spacing w:after="80"/>
+        <w:ind w:left="360"/>
+      </w:pPr>
+      <w:r/>
+      <w:r>
+        <w:rPr>
+          <w:rFonts w:ascii="Arial" w:hAnsi="Arial"/>
+          <w:b/>
+          <w:sz w:val="22"/>
+        </w:rPr>
+        <w:t xml:space="preserve">Aspect4: </w:t>
+      </w:r>
+      <w:r>
+        <w:rPr>
+          <w:rFonts w:ascii="Arial" w:hAnsi="Arial"/>
+          <w:sz w:val="22"/>
+        </w:rPr>
+        <w:t>stark.procurement.inbound.pos.aspect4</w:t>
+      </w:r>
+    </w:p>
+    <w:p>
+      <w:pPr>
+        <w:pStyle w:val="Heading3"/>
+        <w:spacing w:before="280" w:after="120"/>
+      </w:pPr>
+      <w:r>
+        <w:rPr>
+          <w:rFonts w:ascii="Arial" w:hAnsi="Arial"/>
+          <w:color w:val="333333"/>
+          <w:sz w:val="26"/>
+        </w:rPr>
+        <w:t>Outbound Channels</w:t>
+      </w:r>
+    </w:p>
+    <w:p>
+      <w:pPr>
+        <w:pStyle w:val="ListBullet"/>
+        <w:spacing w:after="80"/>
+        <w:ind w:left="360"/>
+      </w:pPr>
+      <w:r/>
+      <w:r>
+        <w:rPr>
+          <w:rFonts w:ascii="Arial" w:hAnsi="Arial"/>
+          <w:b/>
+          <w:sz w:val="22"/>
+        </w:rPr>
+        <w:t xml:space="preserve">EDI: </w:t>
+      </w:r>
+      <w:r>
+        <w:rPr>
+          <w:rFonts w:ascii="Arial" w:hAnsi="Arial"/>
+          <w:sz w:val="22"/>
+        </w:rPr>
+        <w:t>stark.procurement.outbound.pos.edi</w:t>
+      </w:r>
+    </w:p>
+    <w:p>
+      <w:pPr>
+        <w:pStyle w:val="ListBullet"/>
+        <w:spacing w:after="80"/>
+        <w:ind w:left="360"/>
+      </w:pPr>
+      <w:r/>
+      <w:r>
+        <w:rPr>
+          <w:rFonts w:ascii="Arial" w:hAnsi="Arial"/>
+          <w:b/>
+          <w:sz w:val="22"/>
+        </w:rPr>
+        <w:t xml:space="preserve">Email: </w:t>
+      </w:r>
+      <w:r>
+        <w:rPr>
+          <w:rFonts w:ascii="Arial" w:hAnsi="Arial"/>
+          <w:sz w:val="22"/>
+        </w:rPr>
+        <w:t>stark.procurement.outbound.pos.email</w:t>
+      </w:r>
+    </w:p>
+    <w:p>
+      <w:pPr>
+        <w:pStyle w:val="ListBullet"/>
+        <w:spacing w:after="80"/>
+        <w:ind w:left="360"/>
+      </w:pPr>
+      <w:r/>
+      <w:r>
+        <w:rPr>
+          <w:rFonts w:ascii="Arial" w:hAnsi="Arial"/>
+          <w:b/>
+          <w:sz w:val="22"/>
+        </w:rPr>
+        <w:t xml:space="preserve">Finance: </w:t>
+      </w:r>
+      <w:r>
+        <w:rPr>
+          <w:rFonts w:ascii="Arial" w:hAnsi="Arial"/>
+          <w:sz w:val="22"/>
+        </w:rPr>
+        <w:t>stark.procurement.outbound.finance.invoices</w:t>
+      </w:r>
+    </w:p>
+    <w:p>
+      <w:pPr>
+        <w:spacing w:before="480" w:after="480"/>
+        <w:pBdr>
+          <w:bottom w:val="single" w:sz="4" w:space="1" w:color="CCCCCC"/>
+        </w:pBdr>
+      </w:pPr>
+    </w:p>
+    <w:p>
+      <w:pPr>
+        <w:pStyle w:val="Heading2"/>
+        <w:spacing w:before="360" w:after="160"/>
+      </w:pPr>
+      <w:r>
+        <w:rPr>
+          <w:rFonts w:ascii="Arial" w:hAnsi="Arial"/>
           <w:color w:val="000000"/>
+          <w:sz w:val="32"/>
         </w:rPr>
         <w:t>Explicit Exclusions</w:t>
       </w:r>
@@ -3050,684 +2692,281 @@
     <w:p>
       <w:pPr>
         <w:pStyle w:val="Heading3"/>
+        <w:spacing w:before="280" w:after="120"/>
       </w:pPr>
       <w:r>
         <w:rPr>
+          <w:rFonts w:ascii="Arial" w:hAnsi="Arial"/>
           <w:color w:val="333333"/>
+          <w:sz w:val="26"/>
         </w:rPr>
-        <w:t>Will NOT Be Delivered</w:t>
-      </w:r>
-    </w:p>
-    <w:tbl>
-      <w:tblPr>
-        <w:tblStyle w:val="TableGrid"/>
-        <w:tblW w:type="auto" w:w="0"/>
-        <w:tblLook w:firstColumn="1" w:firstRow="1" w:lastColumn="0" w:lastRow="0" w:noHBand="0" w:noVBand="1" w:val="04A0"/>
-      </w:tblPr>
-      <w:tblGrid>
-        <w:gridCol w:w="2880"/>
-        <w:gridCol w:w="2880"/>
-        <w:gridCol w:w="2880"/>
-      </w:tblGrid>
-      <w:tr>
-        <w:tc>
-          <w:tcPr>
-            <w:tcW w:type="dxa" w:w="2880"/>
-            <w:shd w:fill="E6E6E1"/>
-          </w:tcPr>
-          <w:p>
-            <w:r>
-              <w:rPr>
-                <w:b/>
-                <w:color w:val="000000"/>
-              </w:rPr>
-              <w:t>Item</w:t>
-            </w:r>
-          </w:p>
-        </w:tc>
-        <w:tc>
-          <w:tcPr>
-            <w:tcW w:type="dxa" w:w="2880"/>
-            <w:shd w:fill="E6E6E1"/>
-          </w:tcPr>
-          <w:p>
-            <w:r>
-              <w:rPr>
-                <w:b/>
-                <w:color w:val="000000"/>
-              </w:rPr>
-              <w:t>Reason</w:t>
-            </w:r>
-          </w:p>
-        </w:tc>
-        <w:tc>
-          <w:tcPr>
-            <w:tcW w:type="dxa" w:w="2880"/>
-            <w:shd w:fill="E6E6E1"/>
-          </w:tcPr>
-          <w:p>
-            <w:r>
-              <w:rPr>
-                <w:b/>
-                <w:color w:val="000000"/>
-              </w:rPr>
-              <w:t>Future Phase</w:t>
-            </w:r>
-          </w:p>
-        </w:tc>
-      </w:tr>
-      <w:tr>
-        <w:tc>
-          <w:tcPr>
-            <w:tcW w:type="dxa" w:w="2880"/>
-          </w:tcPr>
-          <w:p>
-            <w:r>
-              <w:t>Stock Transfer Orders (STO)</w:t>
-            </w:r>
-          </w:p>
-        </w:tc>
-        <w:tc>
-          <w:tcPr>
-            <w:tcW w:type="dxa" w:w="2880"/>
-          </w:tcPr>
-          <w:p>
-            <w:r>
-              <w:t>Requires NYCE WMS</w:t>
-            </w:r>
-          </w:p>
-        </w:tc>
-        <w:tc>
-          <w:tcPr>
-            <w:tcW w:type="dxa" w:w="2880"/>
-          </w:tcPr>
-          <w:p>
-            <w:r>
-              <w:t>Phase 2</w:t>
-            </w:r>
-          </w:p>
-        </w:tc>
-      </w:tr>
-      <w:tr>
-        <w:tc>
-          <w:tcPr>
-            <w:tcW w:type="dxa" w:w="2880"/>
-          </w:tcPr>
-          <w:p>
-            <w:r>
-              <w:t>3-Way Invoice Match</w:t>
-            </w:r>
-          </w:p>
-        </w:tc>
-        <w:tc>
-          <w:tcPr>
-            <w:tcW w:type="dxa" w:w="2880"/>
-          </w:tcPr>
-          <w:p>
-            <w:r>
-              <w:t>Requires NYCE goods receipt</w:t>
-            </w:r>
-          </w:p>
-        </w:tc>
-        <w:tc>
-          <w:tcPr>
-            <w:tcW w:type="dxa" w:w="2880"/>
-          </w:tcPr>
-          <w:p>
-            <w:r>
-              <w:t>Phase 2</w:t>
-            </w:r>
-          </w:p>
-        </w:tc>
-      </w:tr>
-      <w:tr>
-        <w:tc>
-          <w:tcPr>
-            <w:tcW w:type="dxa" w:w="2880"/>
-          </w:tcPr>
-          <w:p>
-            <w:r>
-              <w:t>SAP Finance Integration</w:t>
-            </w:r>
-          </w:p>
-        </w:tc>
-        <w:tc>
-          <w:tcPr>
-            <w:tcW w:type="dxa" w:w="2880"/>
-          </w:tcPr>
-          <w:p>
-            <w:r>
-              <w:t>Requires SAP Finance live</w:t>
-            </w:r>
-          </w:p>
-        </w:tc>
-        <w:tc>
-          <w:tcPr>
-            <w:tcW w:type="dxa" w:w="2880"/>
-          </w:tcPr>
-          <w:p>
-            <w:r>
-              <w:t>Phase 2</w:t>
-            </w:r>
-          </w:p>
-        </w:tc>
-      </w:tr>
-      <w:tr>
-        <w:tc>
-          <w:tcPr>
-            <w:tcW w:type="dxa" w:w="2880"/>
-          </w:tcPr>
-          <w:p>
-            <w:r>
-              <w:t>Real-time SalesApp Sync</w:t>
-            </w:r>
-          </w:p>
-        </w:tc>
-        <w:tc>
-          <w:tcPr>
-            <w:tcW w:type="dxa" w:w="2880"/>
-          </w:tcPr>
-          <w:p>
-            <w:r>
-              <w:t>Requires OMI bidirectional</w:t>
-            </w:r>
-          </w:p>
-        </w:tc>
-        <w:tc>
-          <w:tcPr>
-            <w:tcW w:type="dxa" w:w="2880"/>
-          </w:tcPr>
-          <w:p>
-            <w:r>
-              <w:t>Phase 2</w:t>
-            </w:r>
-          </w:p>
-        </w:tc>
-      </w:tr>
-      <w:tr>
-        <w:tc>
-          <w:tcPr>
-            <w:tcW w:type="dxa" w:w="2880"/>
-          </w:tcPr>
-          <w:p>
-            <w:r>
-              <w:t>Supplier Portal</w:t>
-            </w:r>
-          </w:p>
-        </w:tc>
-        <w:tc>
-          <w:tcPr>
-            <w:tcW w:type="dxa" w:w="2880"/>
-          </w:tcPr>
-          <w:p>
-            <w:r>
-              <w:t>Enhancement, not MVP</w:t>
-            </w:r>
-          </w:p>
-        </w:tc>
-        <w:tc>
-          <w:tcPr>
-            <w:tcW w:type="dxa" w:w="2880"/>
-          </w:tcPr>
-          <w:p>
-            <w:r>
-              <w:t>Phase 3</w:t>
-            </w:r>
-          </w:p>
-        </w:tc>
-      </w:tr>
-      <w:tr>
-        <w:tc>
-          <w:tcPr>
-            <w:tcW w:type="dxa" w:w="2880"/>
-          </w:tcPr>
-          <w:p>
-            <w:r>
-              <w:t>AI Email Parsing</w:t>
-            </w:r>
-          </w:p>
-        </w:tc>
-        <w:tc>
-          <w:tcPr>
-            <w:tcW w:type="dxa" w:w="2880"/>
-          </w:tcPr>
-          <w:p>
-            <w:r>
-              <w:t>Enhancement, not MVP</w:t>
-            </w:r>
-          </w:p>
-        </w:tc>
-        <w:tc>
-          <w:tcPr>
-            <w:tcW w:type="dxa" w:w="2880"/>
-          </w:tcPr>
-          <w:p>
-            <w:r>
-              <w:t>Phase 3</w:t>
-            </w:r>
-          </w:p>
-        </w:tc>
-      </w:tr>
-      <w:tr>
-        <w:tc>
-          <w:tcPr>
-            <w:tcW w:type="dxa" w:w="2880"/>
-          </w:tcPr>
-          <w:p>
-            <w:r>
-              <w:t>Contract Management</w:t>
-            </w:r>
-          </w:p>
-        </w:tc>
-        <w:tc>
-          <w:tcPr>
-            <w:tcW w:type="dxa" w:w="2880"/>
-          </w:tcPr>
-          <w:p>
-            <w:r>
-              <w:t>Requires Icertis</w:t>
-            </w:r>
-          </w:p>
-        </w:tc>
-        <w:tc>
-          <w:tcPr>
-            <w:tcW w:type="dxa" w:w="2880"/>
-          </w:tcPr>
-          <w:p>
-            <w:r>
-              <w:t>Phase 3</w:t>
-            </w:r>
-          </w:p>
-        </w:tc>
-      </w:tr>
-      <w:tr>
-        <w:tc>
-          <w:tcPr>
-            <w:tcW w:type="dxa" w:w="2880"/>
-          </w:tcPr>
-          <w:p>
-            <w:r>
-              <w:t>Mobile Native App</w:t>
-            </w:r>
-          </w:p>
-        </w:tc>
-        <w:tc>
-          <w:tcPr>
-            <w:tcW w:type="dxa" w:w="2880"/>
-          </w:tcPr>
-          <w:p>
-            <w:r>
-              <w:t>Enhancement, not MVP</w:t>
-            </w:r>
-          </w:p>
-        </w:tc>
-        <w:tc>
-          <w:tcPr>
-            <w:tcW w:type="dxa" w:w="2880"/>
-          </w:tcPr>
-          <w:p>
-            <w:r>
-              <w:t>Phase 3</w:t>
-            </w:r>
-          </w:p>
-        </w:tc>
-      </w:tr>
-      <w:tr>
-        <w:tc>
-          <w:tcPr>
-            <w:tcW w:type="dxa" w:w="2880"/>
-          </w:tcPr>
-          <w:p>
-            <w:r>
-              <w:t>Multi-language UI</w:t>
-            </w:r>
-          </w:p>
-        </w:tc>
-        <w:tc>
-          <w:tcPr>
-            <w:tcW w:type="dxa" w:w="2880"/>
-          </w:tcPr>
-          <w:p>
-            <w:r>
-              <w:t>Enhancement, not MVP</w:t>
-            </w:r>
-          </w:p>
-        </w:tc>
-        <w:tc>
-          <w:tcPr>
-            <w:tcW w:type="dxa" w:w="2880"/>
-          </w:tcPr>
-          <w:p>
-            <w:r>
-              <w:t>Phase 3</w:t>
-            </w:r>
-          </w:p>
-        </w:tc>
-      </w:tr>
-      <w:tr>
-        <w:tc>
-          <w:tcPr>
-            <w:tcW w:type="dxa" w:w="2880"/>
-          </w:tcPr>
-          <w:p>
-            <w:r>
-              <w:t>Advanced Analytics/BI</w:t>
-            </w:r>
-          </w:p>
-        </w:tc>
-        <w:tc>
-          <w:tcPr>
-            <w:tcW w:type="dxa" w:w="2880"/>
-          </w:tcPr>
-          <w:p>
-            <w:r>
-              <w:t>Different project</w:t>
-            </w:r>
-          </w:p>
-        </w:tc>
-        <w:tc>
-          <w:tcPr>
-            <w:tcW w:type="dxa" w:w="2880"/>
-          </w:tcPr>
-          <w:p>
-            <w:r>
-              <w:t>Never (BI team)</w:t>
-            </w:r>
-          </w:p>
-        </w:tc>
-      </w:tr>
-    </w:tbl>
-    <w:p/>
-    <w:p>
-      <w:pPr>
-        <w:pStyle w:val="Heading3"/>
-      </w:pPr>
-      <w:r>
-        <w:rPr>
-          <w:color w:val="333333"/>
-        </w:rPr>
-        <w:t>Dependencies We Assume Are Ready</w:t>
+        <w:t>Not Delivered in This Phase</w:t>
       </w:r>
     </w:p>
     <w:p>
       <w:pPr>
-        <w:spacing w:after="120"/>
+        <w:pStyle w:val="ListBullet"/>
+        <w:spacing w:after="80"/>
+        <w:ind w:left="360"/>
+      </w:pPr>
+    </w:p>
+    <w:p>
+      <w:pPr>
+        <w:pStyle w:val="ListBullet"/>
+        <w:spacing w:after="80"/>
+        <w:ind w:left="360"/>
+      </w:pPr>
+    </w:p>
+    <w:p>
+      <w:pPr>
+        <w:pStyle w:val="ListBullet"/>
+        <w:spacing w:after="80"/>
+        <w:ind w:left="360"/>
+      </w:pPr>
+    </w:p>
+    <w:p>
+      <w:pPr>
+        <w:pStyle w:val="ListBullet"/>
+        <w:spacing w:after="80"/>
+        <w:ind w:left="360"/>
+      </w:pPr>
+    </w:p>
+    <w:p>
+      <w:pPr>
+        <w:pStyle w:val="ListBullet"/>
+        <w:spacing w:after="80"/>
+        <w:ind w:left="360"/>
+      </w:pPr>
+    </w:p>
+    <w:p>
+      <w:pPr>
+        <w:pStyle w:val="ListBullet"/>
+        <w:spacing w:after="80"/>
+        <w:ind w:left="360"/>
+      </w:pPr>
+    </w:p>
+    <w:p>
+      <w:pPr>
+        <w:pStyle w:val="Heading3"/>
+        <w:spacing w:before="280" w:after="120"/>
       </w:pPr>
       <w:r>
         <w:rPr>
-          <w:b/>
+          <w:rFonts w:ascii="Arial" w:hAnsi="Arial"/>
+          <w:color w:val="333333"/>
+          <w:sz w:val="26"/>
         </w:rPr>
-        <w:t xml:space="preserve">Relex PR feed: </w:t>
-      </w:r>
-      <w:r>
-        <w:t>READY — Automated replenishment</w:t>
+        <w:t>Dependencies Assumed Ready</w:t>
       </w:r>
     </w:p>
     <w:p>
       <w:pPr>
-        <w:spacing w:after="120"/>
+        <w:pStyle w:val="ListBullet"/>
+        <w:spacing w:after="80"/>
+        <w:ind w:left="360"/>
+      </w:pPr>
+    </w:p>
+    <w:p>
+      <w:pPr>
+        <w:pStyle w:val="ListBullet"/>
+        <w:spacing w:after="80"/>
+        <w:ind w:left="360"/>
+      </w:pPr>
+    </w:p>
+    <w:p>
+      <w:pPr>
+        <w:pStyle w:val="ListBullet"/>
+        <w:spacing w:after="80"/>
+        <w:ind w:left="360"/>
+      </w:pPr>
+    </w:p>
+    <w:p>
+      <w:pPr>
+        <w:pStyle w:val="ListBullet"/>
+        <w:spacing w:after="80"/>
+        <w:ind w:left="360"/>
+      </w:pPr>
+    </w:p>
+    <w:p>
+      <w:pPr>
+        <w:pStyle w:val="ListBullet"/>
+        <w:spacing w:after="80"/>
+        <w:ind w:left="360"/>
+      </w:pPr>
+    </w:p>
+    <w:p>
+      <w:pPr>
+        <w:pStyle w:val="ListBullet"/>
+        <w:spacing w:after="80"/>
+        <w:ind w:left="360"/>
+      </w:pPr>
+    </w:p>
+    <w:p>
+      <w:pPr>
+        <w:spacing w:before="480" w:after="480"/>
+        <w:pBdr>
+          <w:bottom w:val="single" w:sz="4" w:space="1" w:color="CCCCCC"/>
+        </w:pBdr>
+      </w:pPr>
+    </w:p>
+    <w:p>
+      <w:pPr>
+        <w:pStyle w:val="Heading2"/>
+        <w:spacing w:before="360" w:after="160"/>
       </w:pPr>
       <w:r>
         <w:rPr>
-          <w:b/>
+          <w:rFonts w:ascii="Arial" w:hAnsi="Arial"/>
+          <w:color w:val="000000"/>
+          <w:sz w:val="32"/>
         </w:rPr>
-        <w:t xml:space="preserve">ECom PR feed: </w:t>
-      </w:r>
-      <w:r>
-        <w:t>READY — Drop-shipment PRs</w:t>
+        <w:t>Acceptance Criteria</w:t>
       </w:r>
     </w:p>
     <w:p>
       <w:pPr>
-        <w:spacing w:after="120"/>
+        <w:pStyle w:val="Heading3"/>
+        <w:spacing w:before="280" w:after="120"/>
       </w:pPr>
       <w:r>
         <w:rPr>
-          <w:b/>
+          <w:rFonts w:ascii="Arial" w:hAnsi="Arial"/>
+          <w:color w:val="333333"/>
+          <w:sz w:val="26"/>
         </w:rPr>
-        <w:t xml:space="preserve">Stark Output (EDI/Email): </w:t>
-      </w:r>
-      <w:r>
-        <w:t>READY — Cannot send POs to suppliers without this</w:t>
+        <w:t>Per Screen</w:t>
       </w:r>
     </w:p>
     <w:p>
       <w:pPr>
-        <w:spacing w:after="120"/>
+        <w:pStyle w:val="ListBullet"/>
+        <w:spacing w:after="80"/>
+        <w:ind w:left="360"/>
+      </w:pPr>
+    </w:p>
+    <w:p>
+      <w:pPr>
+        <w:pStyle w:val="ListBullet"/>
+        <w:spacing w:after="80"/>
+        <w:ind w:left="360"/>
+      </w:pPr>
+    </w:p>
+    <w:p>
+      <w:pPr>
+        <w:pStyle w:val="ListBullet"/>
+        <w:spacing w:after="80"/>
+        <w:ind w:left="360"/>
+      </w:pPr>
+    </w:p>
+    <w:p>
+      <w:pPr>
+        <w:pStyle w:val="ListBullet"/>
+        <w:spacing w:after="80"/>
+        <w:ind w:left="360"/>
+      </w:pPr>
+    </w:p>
+    <w:p>
+      <w:pPr>
+        <w:pStyle w:val="ListBullet"/>
+        <w:spacing w:after="80"/>
+        <w:ind w:left="360"/>
+      </w:pPr>
+    </w:p>
+    <w:p>
+      <w:pPr>
+        <w:pStyle w:val="ListBullet"/>
+        <w:spacing w:after="80"/>
+        <w:ind w:left="360"/>
+      </w:pPr>
+    </w:p>
+    <w:p>
+      <w:pPr>
+        <w:pStyle w:val="Heading3"/>
+        <w:spacing w:before="280" w:after="120"/>
       </w:pPr>
       <w:r>
         <w:rPr>
-          <w:b/>
+          <w:rFonts w:ascii="Arial" w:hAnsi="Arial"/>
+          <w:color w:val="333333"/>
+          <w:sz w:val="26"/>
         </w:rPr>
-        <w:t xml:space="preserve">SSO/IAM: </w:t>
-      </w:r>
-      <w:r>
-        <w:t>READY — No user authentication without this</w:t>
+        <w:t>Per Integration</w:t>
       </w:r>
     </w:p>
     <w:p>
       <w:pPr>
-        <w:spacing w:after="120"/>
+        <w:pStyle w:val="ListBullet"/>
+        <w:spacing w:after="80"/>
+        <w:ind w:left="360"/>
+      </w:pPr>
+    </w:p>
+    <w:p>
+      <w:pPr>
+        <w:pStyle w:val="ListBullet"/>
+        <w:spacing w:after="80"/>
+        <w:ind w:left="360"/>
+      </w:pPr>
+    </w:p>
+    <w:p>
+      <w:pPr>
+        <w:pStyle w:val="ListBullet"/>
+        <w:spacing w:after="80"/>
+        <w:ind w:left="360"/>
+      </w:pPr>
+    </w:p>
+    <w:p>
+      <w:pPr>
+        <w:pStyle w:val="ListBullet"/>
+        <w:spacing w:after="80"/>
+        <w:ind w:left="360"/>
+      </w:pPr>
+    </w:p>
+    <w:p>
+      <w:pPr>
+        <w:pStyle w:val="ListBullet"/>
+        <w:spacing w:after="80"/>
+        <w:ind w:left="360"/>
+      </w:pPr>
+    </w:p>
+    <w:p>
+      <w:pPr>
+        <w:pStyle w:val="ListBullet"/>
+        <w:spacing w:after="80"/>
+        <w:ind w:left="360"/>
+      </w:pPr>
+    </w:p>
+    <w:p>
+      <w:pPr>
+        <w:spacing w:before="480" w:after="480"/>
+        <w:pBdr>
+          <w:bottom w:val="single" w:sz="4" w:space="1" w:color="CCCCCC"/>
+        </w:pBdr>
+      </w:pPr>
+    </w:p>
+    <w:p>
+      <w:pPr>
+        <w:pStyle w:val="Heading2"/>
+        <w:spacing w:before="360" w:after="160"/>
       </w:pPr>
       <w:r>
         <w:rPr>
-          <w:b/>
+          <w:rFonts w:ascii="Arial" w:hAnsi="Arial"/>
+          <w:color w:val="000000"/>
+          <w:sz w:val="32"/>
         </w:rPr>
-        <w:t xml:space="preserve">Supplier Master Data: </w:t>
-      </w:r>
-      <w:r>
-        <w:t>READY — Via MDM</w:t>
+        <w:t>Sign-Off</w:t>
       </w:r>
     </w:p>
     <w:p>
       <w:pPr>
-        <w:spacing w:before="360" w:after="360"/>
-        <w:pBdr>
-          <w:bottom w:val="single" w:sz="6" w:space="1" w:color="999999"/>
-        </w:pBdr>
-      </w:pPr>
-    </w:p>
-    <w:p>
-      <w:pPr>
-        <w:pStyle w:val="Heading2"/>
+        <w:spacing w:after="160" w:line="276" w:lineRule="auto"/>
       </w:pPr>
       <w:r>
         <w:rPr>
+          <w:rFonts w:ascii="Arial" w:hAnsi="Arial"/>
           <w:color w:val="000000"/>
+          <w:sz w:val="22"/>
         </w:rPr>
-        <w:t>Acceptance Criteria Summary</w:t>
-      </w:r>
-    </w:p>
-    <w:p>
-      <w:pPr>
-        <w:pStyle w:val="Heading3"/>
-      </w:pPr>
-      <w:r>
-        <w:rPr>
-          <w:color w:val="333333"/>
-        </w:rPr>
-        <w:t>Definition of Done (Per Screen)</w:t>
-      </w:r>
-    </w:p>
-    <w:p>
-      <w:pPr>
-        <w:spacing w:after="40"/>
-      </w:pPr>
-      <w:r>
-        <w:t>☐ Renders correctly on desktop (1280px+)</w:t>
-      </w:r>
-    </w:p>
-    <w:p>
-      <w:pPr>
-        <w:spacing w:after="40"/>
-      </w:pPr>
-      <w:r>
-        <w:t>☐ Renders correctly on tablet (768px+)</w:t>
-      </w:r>
-    </w:p>
-    <w:p>
-      <w:pPr>
-        <w:spacing w:after="40"/>
-      </w:pPr>
-      <w:r>
-        <w:t>☐ All data loads from backend API</w:t>
-      </w:r>
-    </w:p>
-    <w:p>
-      <w:pPr>
-        <w:spacing w:after="40"/>
-      </w:pPr>
-      <w:r>
-        <w:t>☐ Loading states shown during fetch</w:t>
-      </w:r>
-    </w:p>
-    <w:p>
-      <w:pPr>
-        <w:spacing w:after="40"/>
-      </w:pPr>
-      <w:r>
-        <w:t>☐ Error states handled gracefully</w:t>
-      </w:r>
-    </w:p>
-    <w:p>
-      <w:pPr>
-        <w:spacing w:after="40"/>
-      </w:pPr>
-      <w:r>
-        <w:t>☐ Empty states designed and implemented</w:t>
-      </w:r>
-    </w:p>
-    <w:p>
-      <w:pPr>
-        <w:spacing w:after="40"/>
-      </w:pPr>
-      <w:r>
-        <w:t>☐ Keyboard navigation works</w:t>
-      </w:r>
-    </w:p>
-    <w:p>
-      <w:pPr>
-        <w:spacing w:after="40"/>
-      </w:pPr>
-      <w:r>
-        <w:t>☐ Meets WCAG 2.1 AA (basic)</w:t>
-      </w:r>
-    </w:p>
-    <w:p>
-      <w:pPr>
-        <w:spacing w:after="40"/>
-      </w:pPr>
-      <w:r>
-        <w:t>☐ No console errors</w:t>
-      </w:r>
-    </w:p>
-    <w:p>
-      <w:pPr>
-        <w:spacing w:after="40"/>
-      </w:pPr>
-      <w:r>
-        <w:t>☐ Passes TypeScript strict mode</w:t>
-      </w:r>
-    </w:p>
-    <w:p>
-      <w:pPr>
-        <w:pStyle w:val="Heading3"/>
-      </w:pPr>
-      <w:r>
-        <w:rPr>
-          <w:color w:val="333333"/>
-        </w:rPr>
-        <w:t>Definition of Done (Per Integration)</w:t>
-      </w:r>
-    </w:p>
-    <w:p>
-      <w:pPr>
-        <w:spacing w:after="40"/>
-      </w:pPr>
-      <w:r>
-        <w:t>☐ API endpoint documented (OpenAPI)</w:t>
-      </w:r>
-    </w:p>
-    <w:p>
-      <w:pPr>
-        <w:spacing w:after="40"/>
-      </w:pPr>
-      <w:r>
-        <w:t>☐ Request validation implemented</w:t>
-      </w:r>
-    </w:p>
-    <w:p>
-      <w:pPr>
-        <w:spacing w:after="40"/>
-      </w:pPr>
-      <w:r>
-        <w:t>☐ Error responses follow standard format</w:t>
-      </w:r>
-    </w:p>
-    <w:p>
-      <w:pPr>
-        <w:spacing w:after="40"/>
-      </w:pPr>
-      <w:r>
-        <w:t>☐ Rate limiting configured</w:t>
-      </w:r>
-    </w:p>
-    <w:p>
-      <w:pPr>
-        <w:spacing w:after="40"/>
-      </w:pPr>
-      <w:r>
-        <w:t>☐ Authentication required</w:t>
-      </w:r>
-    </w:p>
-    <w:p>
-      <w:pPr>
-        <w:spacing w:after="40"/>
-      </w:pPr>
-      <w:r>
-        <w:t>☐ Audit logging enabled</w:t>
-      </w:r>
-    </w:p>
-    <w:p>
-      <w:pPr>
-        <w:spacing w:after="40"/>
-      </w:pPr>
-      <w:r>
-        <w:t>☐ Health check includes dependency</w:t>
-      </w:r>
-    </w:p>
-    <w:p>
-      <w:pPr>
-        <w:spacing w:after="40"/>
-      </w:pPr>
-      <w:r>
-        <w:t>☐ Retry logic for transient failures</w:t>
-      </w:r>
-    </w:p>
-    <w:p>
-      <w:pPr>
-        <w:spacing w:before="360" w:after="360"/>
-        <w:pBdr>
-          <w:bottom w:val="single" w:sz="6" w:space="1" w:color="999999"/>
-        </w:pBdr>
-      </w:pPr>
-    </w:p>
-    <w:p>
-      <w:pPr>
-        <w:pStyle w:val="Heading2"/>
-      </w:pPr>
-      <w:r>
-        <w:rPr>
-          <w:color w:val="000000"/>
-        </w:rPr>
-        <w:t>Sign-Off Checklist</w:t>
-      </w:r>
-    </w:p>
-    <w:p>
-      <w:pPr>
-        <w:spacing w:after="240"/>
-      </w:pPr>
-      <w:r>
         <w:t>Before final delivery, both parties confirm:</w:t>
       </w:r>
     </w:p>
@@ -3751,8 +2990,9 @@
           <w:p>
             <w:r>
               <w:rPr>
+                <w:rFonts w:ascii="Arial" w:hAnsi="Arial"/>
                 <w:b/>
-                <w:color w:val="000000"/>
+                <w:sz w:val="20"/>
               </w:rPr>
               <w:t>Item</w:t>
             </w:r>
@@ -3766,8 +3006,9 @@
           <w:p>
             <w:r>
               <w:rPr>
+                <w:rFonts w:ascii="Arial" w:hAnsi="Arial"/>
                 <w:b/>
-                <w:color w:val="000000"/>
+                <w:sz w:val="20"/>
               </w:rPr>
               <w:t>Vendor</w:t>
             </w:r>
@@ -3781,8 +3022,9 @@
           <w:p>
             <w:r>
               <w:rPr>
+                <w:rFonts w:ascii="Arial" w:hAnsi="Arial"/>
                 <w:b/>
-                <w:color w:val="000000"/>
+                <w:sz w:val="20"/>
               </w:rPr>
               <w:t>STARK</w:t>
             </w:r>
@@ -3796,6 +3038,10 @@
           </w:tcPr>
           <w:p>
             <w:r>
+              <w:rPr>
+                <w:rFonts w:ascii="Arial" w:hAnsi="Arial"/>
+                <w:sz w:val="20"/>
+              </w:rPr>
               <w:t>All IN SCOPE items delivered</w:t>
             </w:r>
           </w:p>
@@ -3806,6 +3052,10 @@
           </w:tcPr>
           <w:p>
             <w:r>
+              <w:rPr>
+                <w:rFonts w:ascii="Arial" w:hAnsi="Arial"/>
+                <w:sz w:val="20"/>
+              </w:rPr>
               <w:t>☐</w:t>
             </w:r>
           </w:p>
@@ -3816,6 +3066,10 @@
           </w:tcPr>
           <w:p>
             <w:r>
+              <w:rPr>
+                <w:rFonts w:ascii="Arial" w:hAnsi="Arial"/>
+                <w:sz w:val="20"/>
+              </w:rPr>
               <w:t>☐</w:t>
             </w:r>
           </w:p>
@@ -3828,6 +3082,10 @@
           </w:tcPr>
           <w:p>
             <w:r>
+              <w:rPr>
+                <w:rFonts w:ascii="Arial" w:hAnsi="Arial"/>
+                <w:sz w:val="20"/>
+              </w:rPr>
               <w:t>All BOUNDARY interfaces documented</w:t>
             </w:r>
           </w:p>
@@ -3838,6 +3096,10 @@
           </w:tcPr>
           <w:p>
             <w:r>
+              <w:rPr>
+                <w:rFonts w:ascii="Arial" w:hAnsi="Arial"/>
+                <w:sz w:val="20"/>
+              </w:rPr>
               <w:t>☐</w:t>
             </w:r>
           </w:p>
@@ -3848,6 +3110,10 @@
           </w:tcPr>
           <w:p>
             <w:r>
+              <w:rPr>
+                <w:rFonts w:ascii="Arial" w:hAnsi="Arial"/>
+                <w:sz w:val="20"/>
+              </w:rPr>
               <w:t>☐</w:t>
             </w:r>
           </w:p>
@@ -3860,6 +3126,10 @@
           </w:tcPr>
           <w:p>
             <w:r>
+              <w:rPr>
+                <w:rFonts w:ascii="Arial" w:hAnsi="Arial"/>
+                <w:sz w:val="20"/>
+              </w:rPr>
               <w:t>All OUT OF SCOPE items acknowledged</w:t>
             </w:r>
           </w:p>
@@ -3870,6 +3140,10 @@
           </w:tcPr>
           <w:p>
             <w:r>
+              <w:rPr>
+                <w:rFonts w:ascii="Arial" w:hAnsi="Arial"/>
+                <w:sz w:val="20"/>
+              </w:rPr>
               <w:t>☐</w:t>
             </w:r>
           </w:p>
@@ -3880,6 +3154,10 @@
           </w:tcPr>
           <w:p>
             <w:r>
+              <w:rPr>
+                <w:rFonts w:ascii="Arial" w:hAnsi="Arial"/>
+                <w:sz w:val="20"/>
+              </w:rPr>
               <w:t>☐</w:t>
             </w:r>
           </w:p>
@@ -3892,6 +3170,10 @@
           </w:tcPr>
           <w:p>
             <w:r>
+              <w:rPr>
+                <w:rFonts w:ascii="Arial" w:hAnsi="Arial"/>
+                <w:sz w:val="20"/>
+              </w:rPr>
               <w:t>All exclusions agreed</w:t>
             </w:r>
           </w:p>
@@ -3902,6 +3184,10 @@
           </w:tcPr>
           <w:p>
             <w:r>
+              <w:rPr>
+                <w:rFonts w:ascii="Arial" w:hAnsi="Arial"/>
+                <w:sz w:val="20"/>
+              </w:rPr>
               <w:t>☐</w:t>
             </w:r>
           </w:p>
@@ -3912,6 +3198,10 @@
           </w:tcPr>
           <w:p>
             <w:r>
+              <w:rPr>
+                <w:rFonts w:ascii="Arial" w:hAnsi="Arial"/>
+                <w:sz w:val="20"/>
+              </w:rPr>
               <w:t>☐</w:t>
             </w:r>
           </w:p>
@@ -3924,6 +3214,10 @@
           </w:tcPr>
           <w:p>
             <w:r>
+              <w:rPr>
+                <w:rFonts w:ascii="Arial" w:hAnsi="Arial"/>
+                <w:sz w:val="20"/>
+              </w:rPr>
               <w:t>Acceptance criteria met</w:t>
             </w:r>
           </w:p>
@@ -3934,6 +3228,10 @@
           </w:tcPr>
           <w:p>
             <w:r>
+              <w:rPr>
+                <w:rFonts w:ascii="Arial" w:hAnsi="Arial"/>
+                <w:sz w:val="20"/>
+              </w:rPr>
               <w:t>☐</w:t>
             </w:r>
           </w:p>
@@ -3944,6 +3242,10 @@
           </w:tcPr>
           <w:p>
             <w:r>
+              <w:rPr>
+                <w:rFonts w:ascii="Arial" w:hAnsi="Arial"/>
+                <w:sz w:val="20"/>
+              </w:rPr>
               <w:t>☐</w:t>
             </w:r>
           </w:p>
@@ -3956,6 +3258,10 @@
           </w:tcPr>
           <w:p>
             <w:r>
+              <w:rPr>
+                <w:rFonts w:ascii="Arial" w:hAnsi="Arial"/>
+                <w:sz w:val="20"/>
+              </w:rPr>
               <w:t>Source code transferred</w:t>
             </w:r>
           </w:p>
@@ -3966,6 +3272,10 @@
           </w:tcPr>
           <w:p>
             <w:r>
+              <w:rPr>
+                <w:rFonts w:ascii="Arial" w:hAnsi="Arial"/>
+                <w:sz w:val="20"/>
+              </w:rPr>
               <w:t>☐</w:t>
             </w:r>
           </w:p>
@@ -3976,6 +3286,10 @@
           </w:tcPr>
           <w:p>
             <w:r>
+              <w:rPr>
+                <w:rFonts w:ascii="Arial" w:hAnsi="Arial"/>
+                <w:sz w:val="20"/>
+              </w:rPr>
               <w:t>☐</w:t>
             </w:r>
           </w:p>
@@ -3988,6 +3302,10 @@
           </w:tcPr>
           <w:p>
             <w:r>
+              <w:rPr>
+                <w:rFonts w:ascii="Arial" w:hAnsi="Arial"/>
+                <w:sz w:val="20"/>
+              </w:rPr>
               <w:t>Documentation complete</w:t>
             </w:r>
           </w:p>
@@ -3998,6 +3316,10 @@
           </w:tcPr>
           <w:p>
             <w:r>
+              <w:rPr>
+                <w:rFonts w:ascii="Arial" w:hAnsi="Arial"/>
+                <w:sz w:val="20"/>
+              </w:rPr>
               <w:t>☐</w:t>
             </w:r>
           </w:p>
@@ -4008,6 +3330,10 @@
           </w:tcPr>
           <w:p>
             <w:r>
+              <w:rPr>
+                <w:rFonts w:ascii="Arial" w:hAnsi="Arial"/>
+                <w:sz w:val="20"/>
+              </w:rPr>
               <w:t>☐</w:t>
             </w:r>
           </w:p>
@@ -4020,6 +3346,10 @@
           </w:tcPr>
           <w:p>
             <w:r>
+              <w:rPr>
+                <w:rFonts w:ascii="Arial" w:hAnsi="Arial"/>
+                <w:sz w:val="20"/>
+              </w:rPr>
               <w:t>Training delivered</w:t>
             </w:r>
           </w:p>
@@ -4030,6 +3360,10 @@
           </w:tcPr>
           <w:p>
             <w:r>
+              <w:rPr>
+                <w:rFonts w:ascii="Arial" w:hAnsi="Arial"/>
+                <w:sz w:val="20"/>
+              </w:rPr>
               <w:t>☐</w:t>
             </w:r>
           </w:p>
@@ -4040,6 +3374,10 @@
           </w:tcPr>
           <w:p>
             <w:r>
+              <w:rPr>
+                <w:rFonts w:ascii="Arial" w:hAnsi="Arial"/>
+                <w:sz w:val="20"/>
+              </w:rPr>
               <w:t>☐</w:t>
             </w:r>
           </w:p>
@@ -4050,14 +3388,15 @@
     <w:p/>
     <w:p>
       <w:pPr>
+        <w:spacing w:before="720"/>
         <w:jc w:val="center"/>
       </w:pPr>
       <w:r>
         <w:rPr>
-          <w:i/>
-          <w:color w:val="666666"/>
+          <w:color w:val="999999"/>
+          <w:sz w:val="28"/>
         </w:rPr>
-        <w:t>— End of Scope Definition —</w:t>
+        <w:t>—</w:t>
       </w:r>
     </w:p>
     <w:p/>
@@ -4067,10 +3406,11 @@
       </w:pPr>
       <w:r>
         <w:rPr>
+          <w:rFonts w:ascii="Arial" w:hAnsi="Arial"/>
           <w:color w:val="666666"/>
           <w:sz w:val="20"/>
         </w:rPr>
-        <w:t>Prepared by Agentic Agency</w:t>
+        <w:t>Agentic Agency</w:t>
       </w:r>
     </w:p>
     <w:p>
@@ -4079,9 +3419,10 @@
       </w:pPr>
       <w:r>
         <w:rPr>
+          <w:rFonts w:ascii="Arial" w:hAnsi="Arial"/>
           <w:i/>
-          <w:color w:val="666666"/>
-          <w:sz w:val="20"/>
+          <w:color w:val="999999"/>
+          <w:sz w:val="18"/>
         </w:rPr>
         <w:t>Engineering &gt; Prompting</w:t>
       </w:r>
@@ -4459,6 +3800,9 @@
     <w:name w:val="Normal"/>
     <w:qFormat/>
     <w:rsid w:val="00FC693F"/>
+    <w:pPr>
+      <w:spacing w:line="276" w:lineRule="auto"/>
+    </w:pPr>
     <w:rPr>
       <w:rFonts w:ascii="Arial" w:hAnsi="Arial"/>
       <w:color w:val="000000"/>

--- a/docs/STARK_Procurement_Scope_Document_Kim_Christensen.docx
+++ b/docs/STARK_Procurement_Scope_Document_Kim_Christensen.docx
@@ -6,45 +6,41 @@
     <w:p/>
     <w:p/>
     <w:p/>
-    <w:p/>
     <w:p>
       <w:pPr>
         <w:jc w:val="center"/>
       </w:pPr>
       <w:r>
         <w:rPr>
-          <w:rFonts w:ascii="Arial" w:hAnsi="Arial"/>
           <w:b/>
           <w:color w:val="000000"/>
-          <w:sz w:val="84"/>
+          <w:sz w:val="72"/>
         </w:rPr>
         <w:t>STARK PROCUREMENT</w:t>
       </w:r>
     </w:p>
     <w:p>
       <w:pPr>
-        <w:spacing w:before="160"/>
         <w:jc w:val="center"/>
       </w:pPr>
       <w:r>
         <w:rPr>
-          <w:rFonts w:ascii="Arial" w:hAnsi="Arial"/>
-          <w:color w:val="666666"/>
-          <w:sz w:val="36"/>
+          <w:color w:val="333333"/>
+          <w:sz w:val="48"/>
         </w:rPr>
-        <w:t>Scope Definition</w:t>
+        <w:t>Scope Definition Document</w:t>
       </w:r>
     </w:p>
     <w:p/>
+    <w:p/>
     <w:p>
       <w:pPr>
         <w:jc w:val="center"/>
       </w:pPr>
       <w:r>
         <w:rPr>
-          <w:rFonts w:ascii="Arial" w:hAnsi="Arial"/>
-          <w:color w:val="999999"/>
-          <w:sz w:val="24"/>
+          <w:color w:val="666666"/>
+          <w:sz w:val="32"/>
         </w:rPr>
         <w:t>Prepared for Kim Christensen</w:t>
       </w:r>
@@ -55,9 +51,8 @@
       </w:pPr>
       <w:r>
         <w:rPr>
-          <w:rFonts w:ascii="Arial" w:hAnsi="Arial"/>
-          <w:color w:val="999999"/>
-          <w:sz w:val="24"/>
+          <w:color w:val="666666"/>
+          <w:sz w:val="28"/>
         </w:rPr>
         <w:t>March 2026</w:t>
       </w:r>
@@ -76,11 +71,10 @@
       </w:pPr>
       <w:r>
         <w:rPr>
-          <w:rFonts w:ascii="Arial" w:hAnsi="Arial"/>
           <w:color w:val="666666"/>
-          <w:sz w:val="22"/>
+          <w:sz w:val="24"/>
         </w:rPr>
-        <w:t>Agentic Agency</w:t>
+        <w:t>Delivered by Agentic Agency</w:t>
       </w:r>
     </w:p>
     <w:p>
@@ -89,10 +83,9 @@
       </w:pPr>
       <w:r>
         <w:rPr>
-          <w:rFonts w:ascii="Arial" w:hAnsi="Arial"/>
           <w:i/>
-          <w:color w:val="999999"/>
-          <w:sz w:val="20"/>
+          <w:color w:val="666666"/>
+          <w:sz w:val="22"/>
         </w:rPr>
         <w:t>Engineering &gt; Prompting</w:t>
       </w:r>
@@ -104,708 +97,1025 @@
     </w:p>
     <w:p>
       <w:pPr>
-        <w:spacing w:before="480" w:after="80"/>
+        <w:pStyle w:val="Heading1"/>
       </w:pPr>
       <w:r>
         <w:rPr>
-          <w:rFonts w:ascii="Arial" w:hAnsi="Arial"/>
-          <w:b/>
-          <w:color w:val="666666"/>
-          <w:sz w:val="18"/>
+          <w:color w:val="000000"/>
         </w:rPr>
-        <w:t>OUR APPROACH</w:t>
+        <w:t>Our Approach: Agentic Engineering</w:t>
       </w:r>
     </w:p>
     <w:p>
       <w:pPr>
-        <w:pStyle w:val="Heading1"/>
-        <w:spacing w:before="0" w:after="240"/>
+        <w:spacing w:after="240"/>
       </w:pPr>
       <w:r>
-        <w:rPr>
-          <w:rFonts w:ascii="Arial" w:hAnsi="Arial"/>
-          <w:color w:val="000000"/>
-          <w:sz w:val="52"/>
-        </w:rPr>
-        <w:t>Agentic Engineering</w:t>
+        <w:t>At Agentic Agency, we practice Agentic Engineering—a fundamentally different approach to software delivery. This is not 'AI-assisted development' where humans write code with AI suggestions. This is AI agents autonomously executing engineering tasks under human direction and review.</w:t>
       </w:r>
     </w:p>
     <w:p>
       <w:pPr>
-        <w:spacing w:after="280" w:line="288" w:lineRule="auto"/>
+        <w:spacing w:after="240"/>
       </w:pPr>
       <w:r>
-        <w:rPr>
-          <w:rFonts w:ascii="Arial" w:hAnsi="Arial"/>
-          <w:color w:val="333333"/>
-          <w:sz w:val="24"/>
-        </w:rPr>
-        <w:t>This is not AI-assisted development. This is not an engineer with a chatbot. This is something fundamentally different.</w:t>
+        <w:t>The result is engineering excellence at speed: production-grade software with proper architecture, comprehensive testing, and maintainable code—delivered in compressed timelines because agents work continuously while humans focus on what matters: direction, constraints, and quality gates.</w:t>
       </w:r>
     </w:p>
     <w:p>
       <w:pPr>
-        <w:spacing w:after="160" w:line="276" w:lineRule="auto"/>
+        <w:pStyle w:val="Heading2"/>
       </w:pPr>
       <w:r>
         <w:rPr>
-          <w:rFonts w:ascii="Arial" w:hAnsi="Arial"/>
           <w:color w:val="000000"/>
-          <w:sz w:val="22"/>
         </w:rPr>
-        <w:t>Agentic Engineering inverts the relationship between human and machine. AI agents autonomously execute engineering tasks—writing code, running tests, debugging failures, documenting decisions—while humans provide direction, constraints, and quality review.</w:t>
+        <w:t>Our Values</w:t>
       </w:r>
     </w:p>
     <w:p>
       <w:pPr>
-        <w:spacing w:before="360" w:after="360"/>
-        <w:ind w:left="720" w:right="720"/>
-        <w:pBdr>
-          <w:left w:val="single" w:sz="24" w:space="12" w:color="000000"/>
-        </w:pBdr>
+        <w:spacing w:after="160"/>
       </w:pPr>
       <w:r>
         <w:rPr>
-          <w:i/>
-          <w:color w:val="333333"/>
-          <w:sz w:val="26"/>
+          <w:b/>
         </w:rPr>
-        <w:t>Agents do the work. Humans set the direction.</w:t>
+        <w:t xml:space="preserve">Engineering, Not Prompting: </w:t>
+      </w:r>
+      <w:r>
+        <w:t>We deliver engineered systems, not prompt-generated artifacts. Architecture, testing, documentation—all first-class concerns.</w:t>
       </w:r>
     </w:p>
     <w:p>
       <w:pPr>
-        <w:spacing w:after="160" w:line="276" w:lineRule="auto"/>
+        <w:spacing w:after="160"/>
       </w:pPr>
       <w:r>
         <w:rPr>
-          <w:rFonts w:ascii="Arial" w:hAnsi="Arial"/>
-          <w:color w:val="000000"/>
-          <w:sz w:val="22"/>
+          <w:b/>
         </w:rPr>
-        <w:t>The result: production-grade software delivered in compressed timelines. Not prototypes. Not demos. Working systems with proper architecture, comprehensive testing, and maintainable code.</w:t>
+        <w:t xml:space="preserve">Agents Under Direction: </w:t>
+      </w:r>
+      <w:r>
+        <w:t>AI agents execute autonomously within boundaries set by experienced engineers. Human judgment shapes every deliverable.</w:t>
       </w:r>
     </w:p>
     <w:p>
       <w:pPr>
-        <w:spacing w:before="480" w:after="480"/>
-        <w:pBdr>
-          <w:bottom w:val="single" w:sz="4" w:space="1" w:color="CCCCCC"/>
-        </w:pBdr>
-      </w:pPr>
-    </w:p>
-    <w:p>
-      <w:pPr>
-        <w:spacing w:before="480" w:after="80"/>
+        <w:spacing w:after="160"/>
       </w:pPr>
       <w:r>
         <w:rPr>
-          <w:rFonts w:ascii="Arial" w:hAnsi="Arial"/>
           <w:b/>
-          <w:color w:val="666666"/>
-          <w:sz w:val="18"/>
         </w:rPr>
-        <w:t>CONTEXT</w:t>
+        <w:t xml:space="preserve">Transparency in Execution: </w:t>
+      </w:r>
+      <w:r>
+        <w:t>You see everything we build, as we build it. No black boxes. No surprises.</w:t>
       </w:r>
     </w:p>
     <w:p>
       <w:pPr>
-        <w:pStyle w:val="Heading1"/>
-        <w:spacing w:before="0" w:after="240"/>
+        <w:spacing w:after="160"/>
       </w:pPr>
       <w:r>
         <w:rPr>
-          <w:rFonts w:ascii="Arial" w:hAnsi="Arial"/>
-          <w:color w:val="000000"/>
-          <w:sz w:val="52"/>
+          <w:b/>
         </w:rPr>
-        <w:t>The Landscape</w:t>
+        <w:t xml:space="preserve">Partnership Over Transaction: </w:t>
+      </w:r>
+      <w:r>
+        <w:t>We succeed when you succeed. Our goal is a long-term relationship, not a one-off sale.</w:t>
       </w:r>
     </w:p>
     <w:p>
       <w:pPr>
-        <w:spacing w:after="280" w:line="288" w:lineRule="auto"/>
+        <w:spacing w:before="360" w:after="360"/>
+        <w:pBdr>
+          <w:bottom w:val="single" w:sz="6" w:space="1" w:color="999999"/>
+        </w:pBdr>
+      </w:pPr>
+    </w:p>
+    <w:p>
+      <w:pPr>
+        <w:pStyle w:val="Heading1"/>
       </w:pPr>
       <w:r>
         <w:rPr>
-          <w:rFonts w:ascii="Arial" w:hAnsi="Arial"/>
-          <w:color w:val="333333"/>
-          <w:sz w:val="24"/>
+          <w:color w:val="000000"/>
         </w:rPr>
-        <w:t>Software delivery approaches sit on a spectrum. Understanding where each falls—and where Agentic Engineering differs—clarifies what we offer.</w:t>
+        <w:t>Understanding the Landscape: Software Delivery Approaches</w:t>
       </w:r>
     </w:p>
     <w:p>
       <w:pPr>
+        <w:spacing w:after="320"/>
+      </w:pPr>
+      <w:r>
+        <w:t>The software development industry offers various approaches to building systems. Understanding these approaches—their strengths and limitations—is essential for making informed decisions.</w:t>
+      </w:r>
+    </w:p>
+    <w:p>
+      <w:pPr>
         <w:pStyle w:val="Heading2"/>
-        <w:spacing w:before="360" w:after="160"/>
       </w:pPr>
       <w:r>
         <w:rPr>
-          <w:rFonts w:ascii="Arial" w:hAnsi="Arial"/>
           <w:color w:val="000000"/>
-          <w:sz w:val="32"/>
         </w:rPr>
         <w:t>Low-Code Platforms</w:t>
       </w:r>
     </w:p>
     <w:p>
       <w:pPr>
-        <w:spacing w:after="160" w:line="276" w:lineRule="auto"/>
+        <w:spacing w:after="160"/>
       </w:pPr>
       <w:r>
         <w:rPr>
-          <w:rFonts w:ascii="Arial" w:hAnsi="Arial"/>
-          <w:color w:val="000000"/>
-          <w:sz w:val="22"/>
+          <w:b/>
         </w:rPr>
-        <w:t>Visual, drag-and-drop interfaces that abstract away code. Fast for standardized applications. Limited for anything beyond the template. Vendor lock-in. Ongoing licensing. Hidden complexity that surfaces at scale.</w:t>
+        <w:t xml:space="preserve">Definition: </w:t>
+      </w:r>
+      <w:r>
+        <w:t>Low-code platforms (e.g., OutSystems, Mendix, Power Platform) provide visual, drag-and-drop interfaces to build applications. They abstract away underlying code, allowing 'citizen developers' to create software without traditional programming.</w:t>
       </w:r>
     </w:p>
     <w:p>
       <w:pPr>
-        <w:pStyle w:val="Heading2"/>
-        <w:spacing w:before="360" w:after="160"/>
+        <w:spacing w:after="160"/>
       </w:pPr>
       <w:r>
         <w:rPr>
-          <w:rFonts w:ascii="Arial" w:hAnsi="Arial"/>
-          <w:color w:val="000000"/>
-          <w:sz w:val="32"/>
+          <w:b/>
         </w:rPr>
-        <w:t>Vibecoding</w:t>
+        <w:t xml:space="preserve">Strengths: </w:t>
+      </w:r>
+      <w:r>
+        <w:t>Rapid prototyping, reduced need for specialized developers, accessible to non-technical users, good for standardized CRUD applications.</w:t>
       </w:r>
     </w:p>
     <w:p>
       <w:pPr>
-        <w:spacing w:after="160" w:line="276" w:lineRule="auto"/>
+        <w:spacing w:after="320"/>
       </w:pPr>
       <w:r>
         <w:rPr>
-          <w:rFonts w:ascii="Arial" w:hAnsi="Arial"/>
-          <w:color w:val="000000"/>
-          <w:sz w:val="22"/>
+          <w:b/>
         </w:rPr>
-        <w:t>Prompt-driven code generation without engineering judgment. The developer "vibes" with AI, accepting output with minimal review. Fast initial results. Inconsistent quality. Security vulnerabilities. Technical debt that compounds. Produces artifacts, not systems.</w:t>
+        <w:t xml:space="preserve">Limitations: </w:t>
+      </w:r>
+      <w:r>
+        <w:t>Vendor lock-in, limited customization, performance constraints at scale, hidden complexity that surfaces later, ongoing licensing costs, difficulty integrating with complex enterprise systems, and often produces code that is unmaintainable outside the platform.</w:t>
       </w:r>
     </w:p>
     <w:p>
       <w:pPr>
         <w:pStyle w:val="Heading2"/>
-        <w:spacing w:before="360" w:after="160"/>
       </w:pPr>
       <w:r>
         <w:rPr>
-          <w:rFonts w:ascii="Arial" w:hAnsi="Arial"/>
           <w:color w:val="000000"/>
-          <w:sz w:val="32"/>
         </w:rPr>
-        <w:t>Traditional Development</w:t>
+        <w:t>Vibecoding (Prompt-Driven Development)</w:t>
       </w:r>
     </w:p>
     <w:p>
       <w:pPr>
-        <w:spacing w:after="160" w:line="276" w:lineRule="auto"/>
+        <w:spacing w:after="160"/>
       </w:pPr>
       <w:r>
         <w:rPr>
-          <w:rFonts w:ascii="Arial" w:hAnsi="Arial"/>
-          <w:color w:val="000000"/>
-          <w:sz w:val="22"/>
+          <w:b/>
         </w:rPr>
-        <w:t>Skilled engineers, established methodologies, deliberate architecture. High quality when done well. Time-intensive. Expensive. Dependent on scarce talent. Often burdened by process overhead.</w:t>
+        <w:t xml:space="preserve">Definition: </w:t>
+      </w:r>
+      <w:r>
+        <w:t>Vibecoding refers to the practice of using conversational AI tools (like ChatGPT, Claude, or Cursor) to generate code through prompts, without deep understanding of the underlying technology. The developer 'vibes' with the AI, accepting generated code with minimal review.</w:t>
       </w:r>
     </w:p>
     <w:p>
       <w:pPr>
-        <w:pStyle w:val="Heading2"/>
-        <w:spacing w:before="360" w:after="160"/>
+        <w:spacing w:after="160"/>
       </w:pPr>
       <w:r>
         <w:rPr>
-          <w:rFonts w:ascii="Arial" w:hAnsi="Arial"/>
-          <w:color w:val="000000"/>
-          <w:sz w:val="32"/>
+          <w:b/>
         </w:rPr>
-        <w:t>Agentic Engineering</w:t>
+        <w:t xml:space="preserve">Strengths: </w:t>
+      </w:r>
+      <w:r>
+        <w:t>Extremely fast initial output, low barrier to entry, can produce working prototypes quickly, democratizes access to code generation.</w:t>
       </w:r>
     </w:p>
     <w:p>
       <w:pPr>
-        <w:spacing w:after="160" w:line="276" w:lineRule="auto"/>
+        <w:spacing w:after="320"/>
       </w:pPr>
       <w:r>
         <w:rPr>
-          <w:rFonts w:ascii="Arial" w:hAnsi="Arial"/>
-          <w:color w:val="000000"/>
-          <w:sz w:val="22"/>
+          <w:b/>
         </w:rPr>
-        <w:t>AI agents execute autonomously within boundaries set by experienced engineers. Human judgment shapes every deliverable. Agents work in parallel, around the clock, with full persistence of context across sessions. Quality enforced through test-gated tasks—not hoped for, but guaranteed.</w:t>
+        <w:t xml:space="preserve">Limitations: </w:t>
+      </w:r>
+      <w:r>
+        <w:t>Inconsistent quality, security vulnerabilities, lack of architectural coherence, technical debt accumulation, difficulty maintaining generated code, hallucinated solutions that don't actually work, no understanding of the 'why' behind decisions, and brittleness under real-world conditions. Vibecoding produces artifacts, not systems.</w:t>
       </w:r>
     </w:p>
     <w:p>
       <w:pPr>
-        <w:spacing w:before="480" w:after="480"/>
-        <w:pBdr>
-          <w:bottom w:val="single" w:sz="4" w:space="1" w:color="CCCCCC"/>
-        </w:pBdr>
-      </w:pPr>
-    </w:p>
-    <w:p>
-      <w:pPr>
-        <w:spacing w:before="480" w:after="80"/>
+        <w:pStyle w:val="Heading2"/>
       </w:pPr>
       <w:r>
         <w:rPr>
-          <w:rFonts w:ascii="Arial" w:hAnsi="Arial"/>
-          <w:b/>
-          <w:color w:val="666666"/>
-          <w:sz w:val="18"/>
+          <w:color w:val="000000"/>
         </w:rPr>
-        <w:t>METHODOLOGY</w:t>
+        <w:t>Traditional Software Development</w:t>
       </w:r>
     </w:p>
     <w:p>
       <w:pPr>
-        <w:pStyle w:val="Heading1"/>
-        <w:spacing w:before="0" w:after="240"/>
+        <w:spacing w:after="160"/>
       </w:pPr>
       <w:r>
         <w:rPr>
-          <w:rFonts w:ascii="Arial" w:hAnsi="Arial"/>
-          <w:color w:val="000000"/>
-          <w:sz w:val="52"/>
+          <w:b/>
         </w:rPr>
-        <w:t>ADAPT</w:t>
+        <w:t xml:space="preserve">Definition: </w:t>
+      </w:r>
+      <w:r>
+        <w:t>Conventional software engineering with skilled developers, established methodologies (Agile, Scrum, Waterfall), code reviews, testing practices, and deliberate architectural decisions. Code is written by humans who understand it.</w:t>
       </w:r>
     </w:p>
     <w:p>
       <w:pPr>
-        <w:spacing w:after="280" w:line="288" w:lineRule="auto"/>
+        <w:spacing w:after="160"/>
       </w:pPr>
       <w:r>
         <w:rPr>
-          <w:rFonts w:ascii="Arial" w:hAnsi="Arial"/>
-          <w:color w:val="333333"/>
-          <w:sz w:val="24"/>
+          <w:b/>
         </w:rPr>
-        <w:t>Agentic Development with Artifact Persistence &amp; Testing. Our methodology for delivering engineered systems at speed.</w:t>
+        <w:t xml:space="preserve">Strengths: </w:t>
+      </w:r>
+      <w:r>
+        <w:t>High quality when done well, full control, deep understanding of the codebase, maintainability, appropriate for complex systems, proven methodologies, transferable skills.</w:t>
       </w:r>
     </w:p>
     <w:p>
       <w:pPr>
-        <w:pStyle w:val="ListBullet"/>
-        <w:spacing w:after="80"/>
-        <w:ind w:left="360"/>
-      </w:pPr>
-      <w:r/>
+        <w:spacing w:after="320"/>
+      </w:pPr>
       <w:r>
         <w:rPr>
-          <w:rFonts w:ascii="Arial" w:hAnsi="Arial"/>
           <w:b/>
-          <w:sz w:val="22"/>
+        </w:rPr>
+        <w:t xml:space="preserve">Limitations: </w:t>
+      </w:r>
+      <w:r>
+        <w:t>Time-intensive, expensive, dependent on finding skilled talent, can be slow to adapt, often burdened by process overhead, communication gaps between business and technical teams.</w:t>
+      </w:r>
+    </w:p>
+    <w:p>
+      <w:pPr>
+        <w:spacing w:before="360" w:after="360"/>
+        <w:pBdr>
+          <w:bottom w:val="single" w:sz="6" w:space="1" w:color="999999"/>
+        </w:pBdr>
+      </w:pPr>
+    </w:p>
+    <w:p>
+      <w:pPr>
+        <w:pStyle w:val="Heading1"/>
+      </w:pPr>
+      <w:r>
+        <w:rPr>
+          <w:color w:val="000000"/>
+        </w:rPr>
+        <w:t>Agentic Engineering: A Different Model</w:t>
+      </w:r>
+    </w:p>
+    <w:p>
+      <w:pPr>
+        <w:spacing w:after="240"/>
+      </w:pPr>
+      <w:r>
+        <w:t>Agentic Engineering is neither low-code, nor vibecoding, nor AI-assisted development. It is a new paradigm where AI agents autonomously execute engineering tasks—writing code, running tests, fixing bugs, documenting decisions—while humans provide direction, constraints, and quality review.</w:t>
+      </w:r>
+    </w:p>
+    <w:p>
+      <w:pPr>
+        <w:spacing w:after="320"/>
+      </w:pPr>
+      <w:r>
+        <w:rPr>
+          <w:b/>
+        </w:rPr>
+        <w:t xml:space="preserve">The Core Principle: </w:t>
+      </w:r>
+      <w:r>
+        <w:t>Agents do the work. Humans set the direction. Engineers define architecture, acceptance criteria, and quality gates. Agents execute autonomously within those boundaries—working in parallel, around the clock, with full persistence of context and decisions across sessions.</w:t>
+      </w:r>
+    </w:p>
+    <w:p>
+      <w:pPr>
+        <w:pStyle w:val="Heading2"/>
+      </w:pPr>
+      <w:r>
+        <w:rPr>
+          <w:color w:val="000000"/>
+        </w:rPr>
+        <w:t>How Agentic Engineering Differs</w:t>
+      </w:r>
+    </w:p>
+    <w:tbl>
+      <w:tblPr>
+        <w:tblStyle w:val="TableGrid"/>
+        <w:tblW w:type="auto" w:w="0"/>
+        <w:jc w:val="center"/>
+        <w:tblLook w:firstColumn="1" w:firstRow="1" w:lastColumn="0" w:lastRow="0" w:noHBand="0" w:noVBand="1" w:val="04A0"/>
+      </w:tblPr>
+      <w:tblGrid>
+        <w:gridCol w:w="1728"/>
+        <w:gridCol w:w="1728"/>
+        <w:gridCol w:w="1728"/>
+        <w:gridCol w:w="1728"/>
+        <w:gridCol w:w="1728"/>
+      </w:tblGrid>
+      <w:tr>
+        <w:tc>
+          <w:tcPr>
+            <w:tcW w:type="dxa" w:w="1728"/>
+            <w:shd w:fill="E6E6E1"/>
+          </w:tcPr>
+          <w:p>
+            <w:r>
+              <w:rPr>
+                <w:b/>
+                <w:color w:val="000000"/>
+              </w:rPr>
+              <w:t>Aspect</w:t>
+            </w:r>
+          </w:p>
+        </w:tc>
+        <w:tc>
+          <w:tcPr>
+            <w:tcW w:type="dxa" w:w="1728"/>
+            <w:shd w:fill="E6E6E1"/>
+          </w:tcPr>
+          <w:p>
+            <w:r>
+              <w:rPr>
+                <w:b/>
+                <w:color w:val="000000"/>
+              </w:rPr>
+              <w:t>Low-Code</w:t>
+            </w:r>
+          </w:p>
+        </w:tc>
+        <w:tc>
+          <w:tcPr>
+            <w:tcW w:type="dxa" w:w="1728"/>
+            <w:shd w:fill="E6E6E1"/>
+          </w:tcPr>
+          <w:p>
+            <w:r>
+              <w:rPr>
+                <w:b/>
+                <w:color w:val="000000"/>
+              </w:rPr>
+              <w:t>Vibecoding</w:t>
+            </w:r>
+          </w:p>
+        </w:tc>
+        <w:tc>
+          <w:tcPr>
+            <w:tcW w:type="dxa" w:w="1728"/>
+            <w:shd w:fill="E6E6E1"/>
+          </w:tcPr>
+          <w:p>
+            <w:r>
+              <w:rPr>
+                <w:b/>
+                <w:color w:val="000000"/>
+              </w:rPr>
+              <w:t>Traditional</w:t>
+            </w:r>
+          </w:p>
+        </w:tc>
+        <w:tc>
+          <w:tcPr>
+            <w:tcW w:type="dxa" w:w="1728"/>
+            <w:shd w:fill="E6E6E1"/>
+          </w:tcPr>
+          <w:p>
+            <w:r>
+              <w:rPr>
+                <w:b/>
+                <w:color w:val="000000"/>
+              </w:rPr>
+              <w:t>Agentic Engineering</w:t>
+            </w:r>
+          </w:p>
+        </w:tc>
+      </w:tr>
+      <w:tr>
+        <w:tc>
+          <w:tcPr>
+            <w:tcW w:type="dxa" w:w="1728"/>
+          </w:tcPr>
+          <w:p>
+            <w:r>
+              <w:t>Speed</w:t>
+            </w:r>
+          </w:p>
+        </w:tc>
+        <w:tc>
+          <w:tcPr>
+            <w:tcW w:type="dxa" w:w="1728"/>
+          </w:tcPr>
+          <w:p>
+            <w:r>
+              <w:t>Fast</w:t>
+            </w:r>
+          </w:p>
+        </w:tc>
+        <w:tc>
+          <w:tcPr>
+            <w:tcW w:type="dxa" w:w="1728"/>
+          </w:tcPr>
+          <w:p>
+            <w:r>
+              <w:t>Very Fast</w:t>
+            </w:r>
+          </w:p>
+        </w:tc>
+        <w:tc>
+          <w:tcPr>
+            <w:tcW w:type="dxa" w:w="1728"/>
+          </w:tcPr>
+          <w:p>
+            <w:r>
+              <w:t>Slow</w:t>
+            </w:r>
+          </w:p>
+        </w:tc>
+        <w:tc>
+          <w:tcPr>
+            <w:tcW w:type="dxa" w:w="1728"/>
+          </w:tcPr>
+          <w:p>
+            <w:r>
+              <w:rPr>
+                <w:b/>
+              </w:rPr>
+              <w:t>Fast</w:t>
+            </w:r>
+          </w:p>
+        </w:tc>
+      </w:tr>
+      <w:tr>
+        <w:tc>
+          <w:tcPr>
+            <w:tcW w:type="dxa" w:w="1728"/>
+          </w:tcPr>
+          <w:p>
+            <w:r>
+              <w:t>Quality</w:t>
+            </w:r>
+          </w:p>
+        </w:tc>
+        <w:tc>
+          <w:tcPr>
+            <w:tcW w:type="dxa" w:w="1728"/>
+          </w:tcPr>
+          <w:p>
+            <w:r>
+              <w:t>Medium</w:t>
+            </w:r>
+          </w:p>
+        </w:tc>
+        <w:tc>
+          <w:tcPr>
+            <w:tcW w:type="dxa" w:w="1728"/>
+          </w:tcPr>
+          <w:p>
+            <w:r>
+              <w:t>Low-Variable</w:t>
+            </w:r>
+          </w:p>
+        </w:tc>
+        <w:tc>
+          <w:tcPr>
+            <w:tcW w:type="dxa" w:w="1728"/>
+          </w:tcPr>
+          <w:p>
+            <w:r>
+              <w:t>High (if done well)</w:t>
+            </w:r>
+          </w:p>
+        </w:tc>
+        <w:tc>
+          <w:tcPr>
+            <w:tcW w:type="dxa" w:w="1728"/>
+          </w:tcPr>
+          <w:p>
+            <w:r>
+              <w:rPr>
+                <w:b/>
+              </w:rPr>
+              <w:t>High (guaranteed)</w:t>
+            </w:r>
+          </w:p>
+        </w:tc>
+      </w:tr>
+      <w:tr>
+        <w:tc>
+          <w:tcPr>
+            <w:tcW w:type="dxa" w:w="1728"/>
+          </w:tcPr>
+          <w:p>
+            <w:r>
+              <w:t>Customization</w:t>
+            </w:r>
+          </w:p>
+        </w:tc>
+        <w:tc>
+          <w:tcPr>
+            <w:tcW w:type="dxa" w:w="1728"/>
+          </w:tcPr>
+          <w:p>
+            <w:r>
+              <w:t>Limited</w:t>
+            </w:r>
+          </w:p>
+        </w:tc>
+        <w:tc>
+          <w:tcPr>
+            <w:tcW w:type="dxa" w:w="1728"/>
+          </w:tcPr>
+          <w:p>
+            <w:r>
+              <w:t>Unlimited (chaotic)</w:t>
+            </w:r>
+          </w:p>
+        </w:tc>
+        <w:tc>
+          <w:tcPr>
+            <w:tcW w:type="dxa" w:w="1728"/>
+          </w:tcPr>
+          <w:p>
+            <w:r>
+              <w:t>Full control</w:t>
+            </w:r>
+          </w:p>
+        </w:tc>
+        <w:tc>
+          <w:tcPr>
+            <w:tcW w:type="dxa" w:w="1728"/>
+          </w:tcPr>
+          <w:p>
+            <w:r>
+              <w:rPr>
+                <w:b/>
+              </w:rPr>
+              <w:t>Full control</w:t>
+            </w:r>
+          </w:p>
+        </w:tc>
+      </w:tr>
+      <w:tr>
+        <w:tc>
+          <w:tcPr>
+            <w:tcW w:type="dxa" w:w="1728"/>
+          </w:tcPr>
+          <w:p>
+            <w:r>
+              <w:t>Maintainability</w:t>
+            </w:r>
+          </w:p>
+        </w:tc>
+        <w:tc>
+          <w:tcPr>
+            <w:tcW w:type="dxa" w:w="1728"/>
+          </w:tcPr>
+          <w:p>
+            <w:r>
+              <w:t>Platform-dependent</w:t>
+            </w:r>
+          </w:p>
+        </w:tc>
+        <w:tc>
+          <w:tcPr>
+            <w:tcW w:type="dxa" w:w="1728"/>
+          </w:tcPr>
+          <w:p>
+            <w:r>
+              <w:t>Poor</w:t>
+            </w:r>
+          </w:p>
+        </w:tc>
+        <w:tc>
+          <w:tcPr>
+            <w:tcW w:type="dxa" w:w="1728"/>
+          </w:tcPr>
+          <w:p>
+            <w:r>
+              <w:t>High</w:t>
+            </w:r>
+          </w:p>
+        </w:tc>
+        <w:tc>
+          <w:tcPr>
+            <w:tcW w:type="dxa" w:w="1728"/>
+          </w:tcPr>
+          <w:p>
+            <w:r>
+              <w:rPr>
+                <w:b/>
+              </w:rPr>
+              <w:t>High</w:t>
+            </w:r>
+          </w:p>
+        </w:tc>
+      </w:tr>
+      <w:tr>
+        <w:tc>
+          <w:tcPr>
+            <w:tcW w:type="dxa" w:w="1728"/>
+          </w:tcPr>
+          <w:p>
+            <w:r>
+              <w:t>Cost</w:t>
+            </w:r>
+          </w:p>
+        </w:tc>
+        <w:tc>
+          <w:tcPr>
+            <w:tcW w:type="dxa" w:w="1728"/>
+          </w:tcPr>
+          <w:p>
+            <w:r>
+              <w:t>Medium + licensing</w:t>
+            </w:r>
+          </w:p>
+        </w:tc>
+        <w:tc>
+          <w:tcPr>
+            <w:tcW w:type="dxa" w:w="1728"/>
+          </w:tcPr>
+          <w:p>
+            <w:r>
+              <w:t>Low (initial)</w:t>
+            </w:r>
+          </w:p>
+        </w:tc>
+        <w:tc>
+          <w:tcPr>
+            <w:tcW w:type="dxa" w:w="1728"/>
+          </w:tcPr>
+          <w:p>
+            <w:r>
+              <w:t>High</w:t>
+            </w:r>
+          </w:p>
+        </w:tc>
+        <w:tc>
+          <w:tcPr>
+            <w:tcW w:type="dxa" w:w="1728"/>
+          </w:tcPr>
+          <w:p>
+            <w:r>
+              <w:rPr>
+                <w:b/>
+              </w:rPr>
+              <w:t>Competitive</w:t>
+            </w:r>
+          </w:p>
+        </w:tc>
+      </w:tr>
+    </w:tbl>
+    <w:p/>
+    <w:p>
+      <w:pPr>
+        <w:pStyle w:val="Heading2"/>
+      </w:pPr>
+      <w:r>
+        <w:rPr>
+          <w:color w:val="000000"/>
+        </w:rPr>
+        <w:t>The ADAPT Methodology</w:t>
+      </w:r>
+    </w:p>
+    <w:p>
+      <w:pPr>
+        <w:spacing w:after="240"/>
+      </w:pPr>
+      <w:r>
+        <w:rPr>
+          <w:b/>
+        </w:rPr>
+        <w:t xml:space="preserve">ADAPT: </w:t>
+      </w:r>
+      <w:r>
+        <w:t>Agentic Development with Artifact Persistence &amp; Testing</w:t>
+      </w:r>
+    </w:p>
+    <w:p>
+      <w:pPr>
+        <w:spacing w:after="240"/>
+      </w:pPr>
+      <w:r>
+        <w:t>ADAPT is our methodology for Agentic Engineering: knowledge compounds across sessions, quality is enforced through test-gated tasks, and work is structured for maximum agent parallelization.</w:t>
+      </w:r>
+    </w:p>
+    <w:p>
+      <w:pPr>
+        <w:spacing w:after="120"/>
+        <w:ind w:left="360"/>
+      </w:pPr>
+      <w:r>
+        <w:rPr>
+          <w:b/>
         </w:rPr>
         <w:t xml:space="preserve">Agentic: </w:t>
       </w:r>
       <w:r>
-        <w:rPr>
-          <w:rFonts w:ascii="Arial" w:hAnsi="Arial"/>
-          <w:sz w:val="22"/>
-        </w:rPr>
-        <w:t>AI agents work autonomously on well-defined tasks. Human engineers set direction, review output, make architectural decisions.</w:t>
+        <w:t>AI agents work autonomously on well-defined tasks within clear boundaries. Human engineers set direction, review output, and make architectural decisions.</w:t>
       </w:r>
     </w:p>
     <w:p>
       <w:pPr>
-        <w:pStyle w:val="ListBullet"/>
-        <w:spacing w:after="80"/>
+        <w:spacing w:after="120"/>
         <w:ind w:left="360"/>
       </w:pPr>
-      <w:r/>
       <w:r>
         <w:rPr>
-          <w:rFonts w:ascii="Arial" w:hAnsi="Arial"/>
           <w:b/>
-          <w:sz w:val="22"/>
         </w:rPr>
         <w:t xml:space="preserve">Development: </w:t>
       </w:r>
       <w:r>
-        <w:rPr>
-          <w:rFonts w:ascii="Arial" w:hAnsi="Arial"/>
-          <w:sz w:val="22"/>
-        </w:rPr>
-        <w:t>Real engineering—production-grade code with proper error handling, type safety, and maintainability.</w:t>
+        <w:t>Real engineering—not prototyping. Production-grade code with proper error handling, type safety, and maintainability.</w:t>
       </w:r>
     </w:p>
     <w:p>
       <w:pPr>
-        <w:pStyle w:val="ListBullet"/>
-        <w:spacing w:after="80"/>
+        <w:spacing w:after="120"/>
         <w:ind w:left="360"/>
       </w:pPr>
-      <w:r/>
       <w:r>
         <w:rPr>
-          <w:rFonts w:ascii="Arial" w:hAnsi="Arial"/>
           <w:b/>
-          <w:sz w:val="22"/>
         </w:rPr>
         <w:t xml:space="preserve">Artifact: </w:t>
       </w:r>
       <w:r>
-        <w:rPr>
-          <w:rFonts w:ascii="Arial" w:hAnsi="Arial"/>
-          <w:sz w:val="22"/>
-        </w:rPr>
-        <w:t>Every decision, lesson, and context persisted in structured knowledge stores. Nothing lost between sessions.</w:t>
+        <w:t>Every decision, lesson, and context is persisted in structured knowledge stores. Nothing is lost between sessions.</w:t>
       </w:r>
     </w:p>
     <w:p>
       <w:pPr>
-        <w:pStyle w:val="ListBullet"/>
-        <w:spacing w:after="80"/>
+        <w:spacing w:after="120"/>
         <w:ind w:left="360"/>
       </w:pPr>
-      <w:r/>
       <w:r>
         <w:rPr>
-          <w:rFonts w:ascii="Arial" w:hAnsi="Arial"/>
           <w:b/>
-          <w:sz w:val="22"/>
         </w:rPr>
         <w:t xml:space="preserve">Persistence: </w:t>
       </w:r>
       <w:r>
-        <w:rPr>
-          <w:rFonts w:ascii="Arial" w:hAnsi="Arial"/>
-          <w:sz w:val="22"/>
-        </w:rPr>
-        <w:t>Session continuity through shared context. The next session picks up exactly where this one ends.</w:t>
+        <w:t>Session continuity through shared context logs, lessons learned, and development diaries. The next session picks up exactly where this one left off.</w:t>
       </w:r>
     </w:p>
     <w:p>
       <w:pPr>
-        <w:pStyle w:val="ListBullet"/>
-        <w:spacing w:after="80"/>
+        <w:spacing w:after="120"/>
         <w:ind w:left="360"/>
       </w:pPr>
-      <w:r/>
       <w:r>
         <w:rPr>
-          <w:rFonts w:ascii="Arial" w:hAnsi="Arial"/>
           <w:b/>
-          <w:sz w:val="22"/>
         </w:rPr>
         <w:t xml:space="preserve">Testing: </w:t>
       </w:r>
       <w:r>
-        <w:rPr>
-          <w:rFonts w:ascii="Arial" w:hAnsi="Arial"/>
-          <w:sz w:val="22"/>
-        </w:rPr>
-        <w:t>Test-gated task completion. No task marked done until tests pass. Quality enforced, not hoped for.</w:t>
+        <w:t>Test-gated task completion. No task is marked done until tests pass. Quality is enforced, not hoped for.</w:t>
       </w:r>
     </w:p>
     <w:p>
       <w:pPr>
-        <w:spacing w:before="480" w:after="480"/>
+        <w:spacing w:before="360" w:after="360"/>
         <w:pBdr>
-          <w:bottom w:val="single" w:sz="4" w:space="1" w:color="CCCCCC"/>
+          <w:bottom w:val="single" w:sz="6" w:space="1" w:color="999999"/>
         </w:pBdr>
       </w:pPr>
     </w:p>
     <w:p>
       <w:pPr>
-        <w:spacing w:before="480" w:after="80"/>
+        <w:pStyle w:val="Heading1"/>
       </w:pPr>
       <w:r>
         <w:rPr>
-          <w:rFonts w:ascii="Arial" w:hAnsi="Arial"/>
-          <w:b/>
-          <w:color w:val="666666"/>
-          <w:sz w:val="18"/>
+          <w:color w:val="000000"/>
         </w:rPr>
-        <w:t>COMMERCIAL MODEL</w:t>
+        <w:t>An Invitation to Experience the Model</w:t>
       </w:r>
     </w:p>
     <w:p>
       <w:pPr>
-        <w:pStyle w:val="Heading1"/>
-        <w:spacing w:before="0" w:after="240"/>
+        <w:spacing w:after="240"/>
       </w:pPr>
       <w:r>
-        <w:rPr>
-          <w:rFonts w:ascii="Arial" w:hAnsi="Arial"/>
-          <w:color w:val="000000"/>
-          <w:sz w:val="52"/>
-        </w:rPr>
-        <w:t>Fixed Price. No Surprises.</w:t>
+        <w:t>The price point for this engagement reflects a strategic decision, not a market rate. We are extending an invitation to experience Agentic Engineering firsthand.</w:t>
       </w:r>
     </w:p>
     <w:p>
       <w:pPr>
-        <w:spacing w:after="280" w:line="288" w:lineRule="auto"/>
+        <w:spacing w:after="240"/>
       </w:pPr>
       <w:r>
         <w:rPr>
-          <w:rFonts w:ascii="Arial" w:hAnsi="Arial"/>
-          <w:color w:val="333333"/>
-          <w:sz w:val="24"/>
+          <w:b/>
         </w:rPr>
-        <w:t>We deliver at a fixed price per engagement. Not hourly rates. Not time-and-materials. A commitment to a defined scope at a defined price.</w:t>
+        <w:t xml:space="preserve">Why this price? </w:t>
+      </w:r>
+      <w:r>
+        <w:t>Agentic Engineering is a relatively unknown delivery model. Many organizations are skeptical—and rightfully so, given the hype and disappointment cycles in technology. We believe the best way to demonstrate the model is to deliver results that speak for themselves.</w:t>
       </w:r>
     </w:p>
     <w:p>
       <w:pPr>
-        <w:spacing w:after="160" w:line="276" w:lineRule="auto"/>
+        <w:spacing w:after="240"/>
       </w:pPr>
       <w:r>
         <w:rPr>
-          <w:rFonts w:ascii="Arial" w:hAnsi="Arial"/>
-          <w:color w:val="000000"/>
-          <w:sz w:val="22"/>
+          <w:b/>
         </w:rPr>
-        <w:t>The price for this engagement reflects a strategic decision. Agentic Engineering is a delivery model many have not experienced. We believe the best demonstration is results that speak for themselves.</w:t>
+        <w:t xml:space="preserve">What this is NOT: </w:t>
+      </w:r>
+      <w:r>
+        <w:t>This is not a race to the bottom. We are not undercutting the market to win volume. This price is a one-time showcase opportunity—an investment in demonstrating capability and building a reference relationship. Future engagements will reflect the true value delivered.</w:t>
       </w:r>
     </w:p>
     <w:p>
-      <w:pPr>
-        <w:spacing w:before="360" w:after="360"/>
-        <w:ind w:left="720" w:right="720"/>
-        <w:pBdr>
-          <w:left w:val="single" w:sz="24" w:space="12" w:color="000000"/>
-        </w:pBdr>
-      </w:pPr>
       <w:r>
         <w:rPr>
-          <w:i/>
-          <w:color w:val="333333"/>
-          <w:sz w:val="26"/>
+          <w:b/>
         </w:rPr>
-        <w:t>This is not a race to the bottom. This is a one-time showcase opportunity—an investment in demonstrating capability.</w:t>
+        <w:t xml:space="preserve">What you get: </w:t>
+      </w:r>
+      <w:r>
+        <w:t>The same quality, rigor, and professionalism as our full-rate engagements. No shortcuts. No reduced scope. No junior resources. You receive our best work.</w:t>
       </w:r>
     </w:p>
     <w:p>
       <w:pPr>
-        <w:spacing w:after="160" w:line="276" w:lineRule="auto"/>
+        <w:spacing w:before="360" w:after="360"/>
+        <w:pBdr>
+          <w:bottom w:val="single" w:sz="6" w:space="1" w:color="999999"/>
+        </w:pBdr>
+      </w:pPr>
+    </w:p>
+    <w:p>
+      <w:pPr>
+        <w:pStyle w:val="Heading1"/>
       </w:pPr>
       <w:r>
         <w:rPr>
-          <w:rFonts w:ascii="Arial" w:hAnsi="Arial"/>
           <w:color w:val="000000"/>
-          <w:sz w:val="22"/>
-        </w:rPr>
-        <w:t>What you receive: the same quality, rigor, and professionalism as our standard engagements. No shortcuts. No reduced scope. Our best work.</w:t>
-      </w:r>
-    </w:p>
-    <w:p>
-      <w:pPr>
-        <w:spacing w:before="480" w:after="480"/>
-        <w:pBdr>
-          <w:bottom w:val="single" w:sz="4" w:space="1" w:color="CCCCCC"/>
-        </w:pBdr>
-      </w:pPr>
-    </w:p>
-    <w:p>
-      <w:pPr>
-        <w:spacing w:before="480" w:after="80"/>
-      </w:pPr>
-      <w:r>
-        <w:rPr>
-          <w:rFonts w:ascii="Arial" w:hAnsi="Arial"/>
-          <w:b/>
-          <w:color w:val="666666"/>
-          <w:sz w:val="18"/>
-        </w:rPr>
-        <w:t>COMMITMENT</w:t>
-      </w:r>
-    </w:p>
-    <w:p>
-      <w:pPr>
-        <w:pStyle w:val="Heading1"/>
-        <w:spacing w:before="0" w:after="240"/>
-      </w:pPr>
-      <w:r>
-        <w:rPr>
-          <w:rFonts w:ascii="Arial" w:hAnsi="Arial"/>
-          <w:color w:val="000000"/>
-          <w:sz w:val="52"/>
         </w:rPr>
         <w:t>Our Guarantees</w:t>
       </w:r>
     </w:p>
     <w:p>
       <w:pPr>
-        <w:spacing w:after="280" w:line="288" w:lineRule="auto"/>
+        <w:spacing w:after="320"/>
       </w:pPr>
       <w:r>
-        <w:rPr>
-          <w:rFonts w:ascii="Arial" w:hAnsi="Arial"/>
-          <w:color w:val="333333"/>
-          <w:sz w:val="24"/>
-        </w:rPr>
         <w:t>We don't ask you to trust our judgment of quality. We ask you to define it.</w:t>
       </w:r>
     </w:p>
     <w:p>
       <w:pPr>
         <w:pStyle w:val="Heading2"/>
-        <w:spacing w:before="360" w:after="160"/>
       </w:pPr>
       <w:r>
         <w:rPr>
-          <w:rFonts w:ascii="Arial" w:hAnsi="Arial"/>
           <w:color w:val="000000"/>
-          <w:sz w:val="32"/>
         </w:rPr>
-        <w:t>Code Quality</w:t>
+        <w:t>Code Quality: Show Us Your Standard</w:t>
       </w:r>
     </w:p>
     <w:p>
       <w:pPr>
-        <w:spacing w:after="160" w:line="276" w:lineRule="auto"/>
+        <w:spacing w:after="160"/>
       </w:pPr>
       <w:r>
-        <w:rPr>
-          <w:rFonts w:ascii="Arial" w:hAnsi="Arial"/>
-          <w:color w:val="000000"/>
-          <w:sz w:val="22"/>
-        </w:rPr>
-        <w:t>Show us what you consider great code—or beautiful code. From your codebase, from open source, from a book. We study it, understand its patterns, and adhere to that standard.</w:t>
+        <w:t>Show us examples of what you consider great code—or even beautiful code. It might be from your existing codebase, from an open-source project you admire, or from a book you reference. We will study it, understand its patterns, and adhere to that standard throughout our delivery.</w:t>
       </w:r>
     </w:p>
     <w:p>
       <w:pPr>
-        <w:pStyle w:val="Heading2"/>
-        <w:spacing w:before="360" w:after="160"/>
+        <w:spacing w:after="320"/>
       </w:pPr>
       <w:r>
         <w:rPr>
-          <w:rFonts w:ascii="Arial" w:hAnsi="Arial"/>
-          <w:color w:val="000000"/>
-          <w:sz w:val="32"/>
+          <w:b/>
         </w:rPr>
-        <w:t>Documentation</w:t>
+        <w:t xml:space="preserve">Examples might include: </w:t>
+      </w:r>
+      <w:r>
+        <w:t>A Rails project with clean service objects, a React codebase with excellent component composition, a Go service with idiomatic error handling, or documentation-driven development patterns you value.</w:t>
       </w:r>
     </w:p>
     <w:p>
       <w:pPr>
-        <w:spacing w:after="160" w:line="276" w:lineRule="auto"/>
+        <w:pStyle w:val="Heading2"/>
       </w:pPr>
       <w:r>
         <w:rPr>
-          <w:rFonts w:ascii="Arial" w:hAnsi="Arial"/>
           <w:color w:val="000000"/>
-          <w:sz w:val="22"/>
         </w:rPr>
-        <w:t>Show us architecture documents or technical writing that impressed you. Regardless of context or industry. We adapt to that standard. Stripe's API docs. AWS Well-Architected. Whatever made you say "this is how it should be done."</w:t>
+        <w:t>Documentation: Show Us What Impressed You</w:t>
       </w:r>
     </w:p>
     <w:p>
       <w:pPr>
-        <w:pStyle w:val="Heading2"/>
-        <w:spacing w:before="360" w:after="160"/>
+        <w:spacing w:after="320"/>
       </w:pPr>
       <w:r>
-        <w:rPr>
-          <w:rFonts w:ascii="Arial" w:hAnsi="Arial"/>
-          <w:color w:val="000000"/>
-          <w:sz w:val="32"/>
-        </w:rPr>
-        <w:t>Delivery Walkthrough</w:t>
+        <w:t>Show us examples of solution architecture documents or technical documentation that made you say 'wow'—regardless of the context or industry. We will ADAPT to that standard. If you admire Stripe's API documentation, we'll structure ours similarly. If you prefer AWS's well-architected framework style, we'll match it.</w:t>
       </w:r>
     </w:p>
     <w:p>
       <w:pPr>
-        <w:spacing w:after="160" w:line="276" w:lineRule="auto"/>
+        <w:pStyle w:val="Heading2"/>
       </w:pPr>
       <w:r>
         <w:rPr>
-          <w:rFonts w:ascii="Arial" w:hAnsi="Arial"/>
           <w:color w:val="000000"/>
-          <w:sz w:val="22"/>
         </w:rPr>
-        <w:t>At completion: a full one-hour walkthrough with your technical team. We demonstrate strict adherence to agreed parameters. Every screen. Every integration. Every business rule. Working against real data.</w:t>
+        <w:t>Delivery Walkthrough: Full Transparency</w:t>
       </w:r>
     </w:p>
     <w:p>
       <w:pPr>
-        <w:spacing w:before="480" w:after="480"/>
-        <w:pBdr>
-          <w:bottom w:val="single" w:sz="4" w:space="1" w:color="CCCCCC"/>
-        </w:pBdr>
-      </w:pPr>
-    </w:p>
-    <w:p>
-      <w:pPr>
-        <w:spacing w:before="480" w:after="80"/>
+        <w:spacing w:after="160"/>
       </w:pPr>
       <w:r>
-        <w:rPr>
-          <w:rFonts w:ascii="Arial" w:hAnsi="Arial"/>
-          <w:b/>
-          <w:color w:val="666666"/>
-          <w:sz w:val="18"/>
-        </w:rPr>
-        <w:t>VISION</w:t>
+        <w:t>At the end of our delivery, we will conduct a full one-hour walkthrough with your technical team. We will demonstrate that we have strictly delivered within the agreed parameters—no more, no less. Every screen, every integration, every business rule will be shown working against real data.</w:t>
       </w:r>
     </w:p>
     <w:p>
-      <w:pPr>
-        <w:pStyle w:val="Heading1"/>
-        <w:spacing w:before="0" w:after="240"/>
-      </w:pPr>
       <w:r>
-        <w:rPr>
-          <w:rFonts w:ascii="Arial" w:hAnsi="Arial"/>
-          <w:color w:val="000000"/>
-          <w:sz w:val="52"/>
-        </w:rPr>
-        <w:t>Partnership</w:t>
+        <w:t>This document defines those parameters. Everything marked 'IN SCOPE' will be delivered. Everything marked 'OUT OF SCOPE' will not be delivered—and we will not charge extra for scope we never agreed to.</w:t>
       </w:r>
     </w:p>
     <w:p>
       <w:pPr>
-        <w:spacing w:after="280" w:line="288" w:lineRule="auto"/>
+        <w:spacing w:before="360" w:after="360"/>
+        <w:pBdr>
+          <w:bottom w:val="single" w:sz="6" w:space="1" w:color="999999"/>
+        </w:pBdr>
+      </w:pPr>
+    </w:p>
+    <w:p>
+      <w:pPr>
+        <w:pStyle w:val="Heading1"/>
       </w:pPr>
       <w:r>
         <w:rPr>
-          <w:rFonts w:ascii="Arial" w:hAnsi="Arial"/>
-          <w:color w:val="333333"/>
-          <w:sz w:val="24"/>
+          <w:color w:val="000000"/>
         </w:rPr>
+        <w:t>Our Aim: Partnership</w:t>
+      </w:r>
+    </w:p>
+    <w:p>
+      <w:pPr>
+        <w:spacing w:after="240"/>
+      </w:pPr>
+      <w:r>
         <w:t>We are not looking for a transaction. We are looking for a partnership.</w:t>
       </w:r>
     </w:p>
     <w:p>
       <w:pPr>
-        <w:spacing w:after="160" w:line="276" w:lineRule="auto"/>
+        <w:spacing w:after="240"/>
       </w:pPr>
       <w:r>
-        <w:rPr>
-          <w:rFonts w:ascii="Arial" w:hAnsi="Arial"/>
-          <w:color w:val="000000"/>
-          <w:sz w:val="22"/>
-        </w:rPr>
-        <w:t>STARK Group's digital transformation spans multiple systems, teams, and years. We believe Agentic Engineering can serve that journey—not just for procurement, but across the portfolio. This engagement is an opportunity for both parties to evaluate fit.</w:t>
+        <w:t>STARK Group's digital transformation journey spans multiple systems, teams, and years. We believe Agentic Engineering can be a valuable capability in that journey—not just for procurement, but across the portfolio. This engagement is an opportunity for both parties to evaluate fit.</w:t>
       </w:r>
     </w:p>
     <w:p>
-      <w:pPr>
-        <w:spacing w:before="360" w:after="360"/>
-        <w:ind w:left="720" w:right="720"/>
-        <w:pBdr>
-          <w:left w:val="single" w:sz="24" w:space="12" w:color="000000"/>
-        </w:pBdr>
-      </w:pPr>
       <w:r>
         <w:rPr>
-          <w:i/>
-          <w:color w:val="333333"/>
-          <w:sz w:val="26"/>
+          <w:b/>
         </w:rPr>
-        <w:t>Success: you complete this project confident in our capability, proud of the system, and wanting to continue.</w:t>
+        <w:t xml:space="preserve">Success for us means: </w:t>
+      </w:r>
+      <w:r>
+        <w:t>You complete this project with confidence in our capability, with a system you're proud of, and with the desire to continue working together.</w:t>
       </w:r>
     </w:p>
     <w:p>
@@ -815,63 +1125,52 @@
     </w:p>
     <w:p>
       <w:pPr>
-        <w:spacing w:before="480" w:after="80"/>
+        <w:pStyle w:val="Heading1"/>
       </w:pPr>
       <w:r>
         <w:rPr>
-          <w:rFonts w:ascii="Arial" w:hAnsi="Arial"/>
-          <w:b/>
-          <w:color w:val="666666"/>
-          <w:sz w:val="18"/>
+          <w:color w:val="000000"/>
         </w:rPr>
-        <w:t>SCOPE DEFINITION</w:t>
+        <w:t>Scope Definition: STARK Procurement</w:t>
       </w:r>
     </w:p>
     <w:p>
-      <w:pPr>
-        <w:pStyle w:val="Heading1"/>
-        <w:spacing w:before="0" w:after="240"/>
-      </w:pPr>
       <w:r>
         <w:rPr>
-          <w:rFonts w:ascii="Arial" w:hAnsi="Arial"/>
-          <w:color w:val="000000"/>
-          <w:sz w:val="52"/>
+          <w:b/>
         </w:rPr>
-        <w:t>STARK Procurement</w:t>
+        <w:t xml:space="preserve">Document Purpose: </w:t>
+      </w:r>
+      <w:r>
+        <w:t>Vendor-ready, MECE scope definition for fixed-price delivery</w:t>
       </w:r>
     </w:p>
     <w:p>
-      <w:pPr>
-        <w:spacing w:after="320"/>
-      </w:pPr>
       <w:r>
         <w:rPr>
-          <w:rFonts w:ascii="Arial" w:hAnsi="Arial"/>
-          <w:color w:val="999999"/>
-          <w:sz w:val="20"/>
+          <w:b/>
         </w:rPr>
-        <w:t>Version 1.0  •  March 2026  •  For Discussion</w:t>
+        <w:t xml:space="preserve">Version: </w:t>
+      </w:r>
+      <w:r>
+        <w:t>1.0 DRAFT | Status: For Discussion</w:t>
       </w:r>
     </w:p>
     <w:p>
       <w:pPr>
-        <w:spacing w:before="480" w:after="480"/>
+        <w:spacing w:before="360" w:after="360"/>
         <w:pBdr>
-          <w:bottom w:val="single" w:sz="4" w:space="1" w:color="CCCCCC"/>
+          <w:bottom w:val="single" w:sz="6" w:space="1" w:color="999999"/>
         </w:pBdr>
       </w:pPr>
     </w:p>
     <w:p>
       <w:pPr>
         <w:pStyle w:val="Heading2"/>
-        <w:spacing w:before="360" w:after="160"/>
       </w:pPr>
       <w:r>
         <w:rPr>
-          <w:rFonts w:ascii="Arial" w:hAnsi="Arial"/>
           <w:color w:val="000000"/>
-          <w:sz w:val="32"/>
         </w:rPr>
         <w:t>Executive Summary</w:t>
       </w:r>
@@ -879,40 +1178,30 @@
     <w:p>
       <w:pPr>
         <w:pStyle w:val="Heading3"/>
-        <w:spacing w:before="280" w:after="120"/>
       </w:pPr>
       <w:r>
         <w:rPr>
-          <w:rFonts w:ascii="Arial" w:hAnsi="Arial"/>
           <w:color w:val="333333"/>
-          <w:sz w:val="26"/>
         </w:rPr>
-        <w:t>What We Build</w:t>
+        <w:t>What We Are Building</w:t>
       </w:r>
     </w:p>
     <w:p>
       <w:pPr>
-        <w:spacing w:after="160" w:line="276" w:lineRule="auto"/>
+        <w:spacing w:after="160"/>
       </w:pPr>
       <w:r>
-        <w:rPr>
-          <w:rFonts w:ascii="Arial" w:hAnsi="Arial"/>
-          <w:color w:val="000000"/>
-          <w:sz w:val="22"/>
-        </w:rPr>
-        <w:t>A Procurement System handling the complete Purchase-to-Pay workflow for STARK Group Denmark.</w:t>
+        <w:t>A Procurement System that handles the complete Purchase-to-Pay workflow for STARK Group Denmark:</w:t>
       </w:r>
     </w:p>
     <w:p>
       <w:pPr>
-        <w:spacing w:before="240" w:after="240"/>
+        <w:spacing w:after="320"/>
         <w:jc w:val="center"/>
       </w:pPr>
       <w:r>
         <w:rPr>
-          <w:rFonts w:ascii="Arial" w:hAnsi="Arial"/>
           <w:b/>
-          <w:sz w:val="22"/>
         </w:rPr>
         <w:t>PR Ingestion → PO Generation → Supplier Communication → Invoice Matching → Approval</w:t>
       </w:r>
@@ -920,62 +1209,66 @@
     <w:p>
       <w:pPr>
         <w:pStyle w:val="Heading3"/>
-        <w:spacing w:before="280" w:after="120"/>
       </w:pPr>
       <w:r>
         <w:rPr>
-          <w:rFonts w:ascii="Arial" w:hAnsi="Arial"/>
           <w:color w:val="333333"/>
-          <w:sz w:val="26"/>
         </w:rPr>
-        <w:t>What We Do Not Build</w:t>
+        <w:t>What We Are NOT Building</w:t>
       </w:r>
     </w:p>
     <w:p>
       <w:pPr>
         <w:pStyle w:val="ListBullet"/>
         <w:spacing w:after="80"/>
-        <w:ind w:left="360"/>
-      </w:pPr>
+      </w:pPr>
+      <w:r>
+        <w:t>Warehouse Management (NYCE team)</w:t>
+      </w:r>
     </w:p>
     <w:p>
       <w:pPr>
         <w:pStyle w:val="ListBullet"/>
         <w:spacing w:after="80"/>
-        <w:ind w:left="360"/>
-      </w:pPr>
+      </w:pPr>
+      <w:r>
+        <w:t>Financial Accounting (SAP Finance team)</w:t>
+      </w:r>
     </w:p>
     <w:p>
       <w:pPr>
         <w:pStyle w:val="ListBullet"/>
         <w:spacing w:after="80"/>
-        <w:ind w:left="360"/>
-      </w:pPr>
+      </w:pPr>
+      <w:r>
+        <w:t>E-commerce Platform (ECom team)</w:t>
+      </w:r>
     </w:p>
     <w:p>
       <w:pPr>
         <w:pStyle w:val="ListBullet"/>
         <w:spacing w:after="80"/>
-        <w:ind w:left="360"/>
-      </w:pPr>
+      </w:pPr>
+      <w:r>
+        <w:t>Demand Planning (Relex team)</w:t>
+      </w:r>
     </w:p>
     <w:p>
       <w:pPr>
         <w:pStyle w:val="ListBullet"/>
         <w:spacing w:after="80"/>
-        <w:ind w:left="360"/>
-      </w:pPr>
+      </w:pPr>
+      <w:r>
+        <w:t>Contract Management (Icertis team)</w:t>
+      </w:r>
     </w:p>
     <w:p>
       <w:pPr>
         <w:pStyle w:val="Heading3"/>
-        <w:spacing w:before="280" w:after="120"/>
       </w:pPr>
       <w:r>
         <w:rPr>
-          <w:rFonts w:ascii="Arial" w:hAnsi="Arial"/>
           <w:color w:val="333333"/>
-          <w:sz w:val="26"/>
         </w:rPr>
         <w:t>Scale</w:t>
       </w:r>
@@ -999,9 +1292,8 @@
           <w:p>
             <w:r>
               <w:rPr>
-                <w:rFonts w:ascii="Arial" w:hAnsi="Arial"/>
                 <w:b/>
-                <w:sz w:val="20"/>
+                <w:color w:val="000000"/>
               </w:rPr>
               <w:t>Metric</w:t>
             </w:r>
@@ -1015,9 +1307,8 @@
           <w:p>
             <w:r>
               <w:rPr>
-                <w:rFonts w:ascii="Arial" w:hAnsi="Arial"/>
                 <w:b/>
-                <w:sz w:val="20"/>
+                <w:color w:val="000000"/>
               </w:rPr>
               <w:t>Annual Volume</w:t>
             </w:r>
@@ -1031,10 +1322,6 @@
           </w:tcPr>
           <w:p>
             <w:r>
-              <w:rPr>
-                <w:rFonts w:ascii="Arial" w:hAnsi="Arial"/>
-                <w:sz w:val="20"/>
-              </w:rPr>
               <w:t>Purchase Orders</w:t>
             </w:r>
           </w:p>
@@ -1045,10 +1332,6 @@
           </w:tcPr>
           <w:p>
             <w:r>
-              <w:rPr>
-                <w:rFonts w:ascii="Arial" w:hAnsi="Arial"/>
-                <w:sz w:val="20"/>
-              </w:rPr>
               <w:t>750,000</w:t>
             </w:r>
           </w:p>
@@ -1061,10 +1344,6 @@
           </w:tcPr>
           <w:p>
             <w:r>
-              <w:rPr>
-                <w:rFonts w:ascii="Arial" w:hAnsi="Arial"/>
-                <w:sz w:val="20"/>
-              </w:rPr>
               <w:t>PO Value</w:t>
             </w:r>
           </w:p>
@@ -1075,10 +1354,6 @@
           </w:tcPr>
           <w:p>
             <w:r>
-              <w:rPr>
-                <w:rFonts w:ascii="Arial" w:hAnsi="Arial"/>
-                <w:sz w:val="20"/>
-              </w:rPr>
               <w:t>€1.1B</w:t>
             </w:r>
           </w:p>
@@ -1091,10 +1366,6 @@
           </w:tcPr>
           <w:p>
             <w:r>
-              <w:rPr>
-                <w:rFonts w:ascii="Arial" w:hAnsi="Arial"/>
-                <w:sz w:val="20"/>
-              </w:rPr>
               <w:t>Suppliers</w:t>
             </w:r>
           </w:p>
@@ -1105,10 +1376,6 @@
           </w:tcPr>
           <w:p>
             <w:r>
-              <w:rPr>
-                <w:rFonts w:ascii="Arial" w:hAnsi="Arial"/>
-                <w:sz w:val="20"/>
-              </w:rPr>
               <w:t>10,000</w:t>
             </w:r>
           </w:p>
@@ -1121,10 +1388,6 @@
           </w:tcPr>
           <w:p>
             <w:r>
-              <w:rPr>
-                <w:rFonts w:ascii="Arial" w:hAnsi="Arial"/>
-                <w:sz w:val="20"/>
-              </w:rPr>
               <w:t>Branches</w:t>
             </w:r>
           </w:p>
@@ -1135,10 +1398,6 @@
           </w:tcPr>
           <w:p>
             <w:r>
-              <w:rPr>
-                <w:rFonts w:ascii="Arial" w:hAnsi="Arial"/>
-                <w:sz w:val="20"/>
-              </w:rPr>
               <w:t>84</w:t>
             </w:r>
           </w:p>
@@ -1151,10 +1410,6 @@
           </w:tcPr>
           <w:p>
             <w:r>
-              <w:rPr>
-                <w:rFonts w:ascii="Arial" w:hAnsi="Arial"/>
-                <w:sz w:val="20"/>
-              </w:rPr>
               <w:t>System Users</w:t>
             </w:r>
           </w:p>
@@ -1165,10 +1420,6 @@
           </w:tcPr>
           <w:p>
             <w:r>
-              <w:rPr>
-                <w:rFonts w:ascii="Arial" w:hAnsi="Arial"/>
-                <w:sz w:val="20"/>
-              </w:rPr>
               <w:t>30 procurement staff</w:t>
             </w:r>
           </w:p>
@@ -1178,22 +1429,19 @@
     <w:p/>
     <w:p>
       <w:pPr>
-        <w:spacing w:before="480" w:after="480"/>
+        <w:spacing w:before="360" w:after="360"/>
         <w:pBdr>
-          <w:bottom w:val="single" w:sz="4" w:space="1" w:color="CCCCCC"/>
+          <w:bottom w:val="single" w:sz="6" w:space="1" w:color="999999"/>
         </w:pBdr>
       </w:pPr>
     </w:p>
     <w:p>
       <w:pPr>
         <w:pStyle w:val="Heading2"/>
-        <w:spacing w:before="360" w:after="160"/>
       </w:pPr>
       <w:r>
         <w:rPr>
-          <w:rFonts w:ascii="Arial" w:hAnsi="Arial"/>
           <w:color w:val="000000"/>
-          <w:sz w:val="32"/>
         </w:rPr>
         <w:t>Users &amp; Roles</w:t>
       </w:r>
@@ -1201,15 +1449,12 @@
     <w:p>
       <w:pPr>
         <w:pStyle w:val="Heading3"/>
-        <w:spacing w:before="280" w:after="120"/>
       </w:pPr>
       <w:r>
         <w:rPr>
-          <w:rFonts w:ascii="Arial" w:hAnsi="Arial"/>
           <w:color w:val="333333"/>
-          <w:sz w:val="26"/>
         </w:rPr>
-        <w:t>Population</w:t>
+        <w:t>User Population</w:t>
       </w:r>
     </w:p>
     <w:tbl>
@@ -1232,9 +1477,8 @@
           <w:p>
             <w:r>
               <w:rPr>
-                <w:rFonts w:ascii="Arial" w:hAnsi="Arial"/>
                 <w:b/>
-                <w:sz w:val="20"/>
+                <w:color w:val="000000"/>
               </w:rPr>
               <w:t>Role</w:t>
             </w:r>
@@ -1248,11 +1492,10 @@
           <w:p>
             <w:r>
               <w:rPr>
-                <w:rFonts w:ascii="Arial" w:hAnsi="Arial"/>
                 <w:b/>
-                <w:sz w:val="20"/>
+                <w:color w:val="000000"/>
               </w:rPr>
-              <w:t>Count</w:t>
+              <w:t>Count (est.)</w:t>
             </w:r>
           </w:p>
         </w:tc>
@@ -1264,9 +1507,8 @@
           <w:p>
             <w:r>
               <w:rPr>
-                <w:rFonts w:ascii="Arial" w:hAnsi="Arial"/>
                 <w:b/>
-                <w:sz w:val="20"/>
+                <w:color w:val="000000"/>
               </w:rPr>
               <w:t>Primary Function</w:t>
             </w:r>
@@ -1280,10 +1522,6 @@
           </w:tcPr>
           <w:p>
             <w:r>
-              <w:rPr>
-                <w:rFonts w:ascii="Arial" w:hAnsi="Arial"/>
-                <w:sz w:val="20"/>
-              </w:rPr>
               <w:t>Buyer</w:t>
             </w:r>
           </w:p>
@@ -1294,10 +1532,6 @@
           </w:tcPr>
           <w:p>
             <w:r>
-              <w:rPr>
-                <w:rFonts w:ascii="Arial" w:hAnsi="Arial"/>
-                <w:sz w:val="20"/>
-              </w:rPr>
               <w:t>~20</w:t>
             </w:r>
           </w:p>
@@ -1308,10 +1542,6 @@
           </w:tcPr>
           <w:p>
             <w:r>
-              <w:rPr>
-                <w:rFonts w:ascii="Arial" w:hAnsi="Arial"/>
-                <w:sz w:val="20"/>
-              </w:rPr>
               <w:t>PR review, PO creation, bundling, invoice matching</w:t>
             </w:r>
           </w:p>
@@ -1324,10 +1554,6 @@
           </w:tcPr>
           <w:p>
             <w:r>
-              <w:rPr>
-                <w:rFonts w:ascii="Arial" w:hAnsi="Arial"/>
-                <w:sz w:val="20"/>
-              </w:rPr>
               <w:t>Approver</w:t>
             </w:r>
           </w:p>
@@ -1338,10 +1564,6 @@
           </w:tcPr>
           <w:p>
             <w:r>
-              <w:rPr>
-                <w:rFonts w:ascii="Arial" w:hAnsi="Arial"/>
-                <w:sz w:val="20"/>
-              </w:rPr>
               <w:t>~8</w:t>
             </w:r>
           </w:p>
@@ -1352,10 +1574,6 @@
           </w:tcPr>
           <w:p>
             <w:r>
-              <w:rPr>
-                <w:rFonts w:ascii="Arial" w:hAnsi="Arial"/>
-                <w:sz w:val="20"/>
-              </w:rPr>
               <w:t>PO approval, invoice approval, exception handling</w:t>
             </w:r>
           </w:p>
@@ -1368,10 +1586,6 @@
           </w:tcPr>
           <w:p>
             <w:r>
-              <w:rPr>
-                <w:rFonts w:ascii="Arial" w:hAnsi="Arial"/>
-                <w:sz w:val="20"/>
-              </w:rPr>
               <w:t>Admin</w:t>
             </w:r>
           </w:p>
@@ -1382,10 +1596,6 @@
           </w:tcPr>
           <w:p>
             <w:r>
-              <w:rPr>
-                <w:rFonts w:ascii="Arial" w:hAnsi="Arial"/>
-                <w:sz w:val="20"/>
-              </w:rPr>
               <w:t>~2</w:t>
             </w:r>
           </w:p>
@@ -1396,10 +1606,6 @@
           </w:tcPr>
           <w:p>
             <w:r>
-              <w:rPr>
-                <w:rFonts w:ascii="Arial" w:hAnsi="Arial"/>
-                <w:sz w:val="20"/>
-              </w:rPr>
               <w:t>System configuration, user support, reporting</w:t>
             </w:r>
           </w:p>
@@ -1410,270 +1616,217 @@
     <w:p>
       <w:pPr>
         <w:pStyle w:val="Heading3"/>
-        <w:spacing w:before="280" w:after="120"/>
       </w:pPr>
       <w:r>
         <w:rPr>
-          <w:rFonts w:ascii="Arial" w:hAnsi="Arial"/>
           <w:color w:val="333333"/>
-          <w:sz w:val="26"/>
         </w:rPr>
         <w:t>Role Definitions</w:t>
       </w:r>
     </w:p>
     <w:p>
       <w:pPr>
-        <w:pStyle w:val="ListBullet"/>
-        <w:spacing w:after="80"/>
-        <w:ind w:left="360"/>
-      </w:pPr>
-      <w:r/>
+        <w:spacing w:after="160"/>
+      </w:pPr>
       <w:r>
         <w:rPr>
-          <w:rFonts w:ascii="Arial" w:hAnsi="Arial"/>
           <w:b/>
-          <w:sz w:val="22"/>
         </w:rPr>
         <w:t xml:space="preserve">Buyer: </w:t>
       </w:r>
       <w:r>
-        <w:rPr>
-          <w:rFonts w:ascii="Arial" w:hAnsi="Arial"/>
-          <w:sz w:val="22"/>
-        </w:rPr>
-        <w:t>Day-to-day operations. Reviews PRs, creates POs, matches invoices, resolves discrepancies within tolerance. Cannot approve above personal authority limit.</w:t>
+        <w:t>Day-to-day procurement operations. Reviews PRs, creates/sends POs, matches invoices, resolves discrepancies within tolerance. Cannot approve above their personal authority limit.</w:t>
       </w:r>
     </w:p>
     <w:p>
       <w:pPr>
-        <w:pStyle w:val="ListBullet"/>
-        <w:spacing w:after="80"/>
-        <w:ind w:left="360"/>
-      </w:pPr>
-      <w:r/>
+        <w:spacing w:after="160"/>
+      </w:pPr>
       <w:r>
         <w:rPr>
-          <w:rFonts w:ascii="Arial" w:hAnsi="Arial"/>
           <w:b/>
-          <w:sz w:val="22"/>
         </w:rPr>
         <w:t xml:space="preserve">Approver: </w:t>
       </w:r>
       <w:r>
-        <w:rPr>
-          <w:rFonts w:ascii="Arial" w:hAnsi="Arial"/>
-          <w:sz w:val="22"/>
-        </w:rPr>
-        <w:t>Decision authority for high-value transactions. Approves POs and invoices above threshold. Handles escalations. May perform Buyer functions.</w:t>
+        <w:t>Decision authority for high-value transactions. Approves POs and invoices above threshold. Handles escalated discrepancies. May also perform Buyer functions.</w:t>
       </w:r>
     </w:p>
     <w:p>
       <w:pPr>
-        <w:pStyle w:val="ListBullet"/>
-        <w:spacing w:after="80"/>
-        <w:ind w:left="360"/>
-      </w:pPr>
-      <w:r/>
+        <w:spacing w:after="160"/>
+      </w:pPr>
       <w:r>
         <w:rPr>
-          <w:rFonts w:ascii="Arial" w:hAnsi="Arial"/>
           <w:b/>
-          <w:sz w:val="22"/>
         </w:rPr>
         <w:t xml:space="preserve">Admin: </w:t>
       </w:r>
       <w:r>
-        <w:rPr>
-          <w:rFonts w:ascii="Arial" w:hAnsi="Arial"/>
-          <w:sz w:val="22"/>
-        </w:rPr>
-        <w:t>System configuration. Manages thresholds, supplier preferences, authority limits, delegations. No transactional authority beyond Approver role.</w:t>
+        <w:t>System configuration and support. Manages thresholds, supplier preferences, cut-off times, user authority limits, and delegations. No transactional authority beyond Approver role.</w:t>
       </w:r>
     </w:p>
     <w:p>
       <w:pPr>
-        <w:spacing w:before="480" w:after="480"/>
+        <w:spacing w:before="360" w:after="360"/>
         <w:pBdr>
-          <w:bottom w:val="single" w:sz="4" w:space="1" w:color="CCCCCC"/>
+          <w:bottom w:val="single" w:sz="6" w:space="1" w:color="999999"/>
         </w:pBdr>
       </w:pPr>
     </w:p>
     <w:p>
       <w:pPr>
         <w:pStyle w:val="Heading2"/>
-        <w:spacing w:before="360" w:after="160"/>
       </w:pPr>
       <w:r>
         <w:rPr>
-          <w:rFonts w:ascii="Arial" w:hAnsi="Arial"/>
           <w:color w:val="000000"/>
-          <w:sz w:val="32"/>
         </w:rPr>
         <w:t>Scope Structure</w:t>
       </w:r>
     </w:p>
     <w:p>
       <w:pPr>
-        <w:spacing w:after="160" w:line="276" w:lineRule="auto"/>
+        <w:spacing w:after="240"/>
       </w:pPr>
       <w:r>
-        <w:rPr>
-          <w:rFonts w:ascii="Arial" w:hAnsi="Arial"/>
-          <w:color w:val="000000"/>
-          <w:sz w:val="22"/>
-        </w:rPr>
-        <w:t>Five mutually exclusive domains. For each: IN (we deliver), OUT (others own), BOUNDARY (handoff point).</w:t>
+        <w:t>This document defines scope across 5 mutually exclusive domains:</w:t>
       </w:r>
     </w:p>
     <w:p>
       <w:pPr>
-        <w:pStyle w:val="ListBullet"/>
-        <w:spacing w:after="80"/>
-        <w:ind w:left="360"/>
-      </w:pPr>
-      <w:r/>
+        <w:spacing w:after="120"/>
+      </w:pPr>
       <w:r>
         <w:rPr>
-          <w:rFonts w:ascii="Arial" w:hAnsi="Arial"/>
           <w:b/>
-          <w:sz w:val="22"/>
         </w:rPr>
-        <w:t xml:space="preserve">User Interface: </w:t>
+        <w:t xml:space="preserve">Domain 1: User Interface: </w:t>
       </w:r>
       <w:r>
-        <w:rPr>
-          <w:rFonts w:ascii="Arial" w:hAnsi="Arial"/>
-          <w:sz w:val="22"/>
-        </w:rPr>
-        <w:t>16 screens, components, interactions</w:t>
+        <w:t>Screens, components, interactions</w:t>
       </w:r>
     </w:p>
     <w:p>
       <w:pPr>
-        <w:pStyle w:val="ListBullet"/>
-        <w:spacing w:after="80"/>
-        <w:ind w:left="360"/>
-      </w:pPr>
-      <w:r/>
+        <w:spacing w:after="120"/>
+      </w:pPr>
       <w:r>
         <w:rPr>
-          <w:rFonts w:ascii="Arial" w:hAnsi="Arial"/>
           <w:b/>
-          <w:sz w:val="22"/>
         </w:rPr>
-        <w:t xml:space="preserve">Business Logic: </w:t>
+        <w:t xml:space="preserve">Domain 2: Business Logic: </w:t>
       </w:r>
       <w:r>
-        <w:rPr>
-          <w:rFonts w:ascii="Arial" w:hAnsi="Arial"/>
-          <w:sz w:val="22"/>
-        </w:rPr>
         <w:t>Rules, calculations, workflows</w:t>
       </w:r>
     </w:p>
     <w:p>
       <w:pPr>
-        <w:pStyle w:val="ListBullet"/>
-        <w:spacing w:after="80"/>
-        <w:ind w:left="360"/>
-      </w:pPr>
-      <w:r/>
+        <w:spacing w:after="120"/>
+      </w:pPr>
       <w:r>
         <w:rPr>
-          <w:rFonts w:ascii="Arial" w:hAnsi="Arial"/>
           <w:b/>
-          <w:sz w:val="22"/>
         </w:rPr>
-        <w:t xml:space="preserve">Data Layer: </w:t>
+        <w:t xml:space="preserve">Domain 3: Data Layer: </w:t>
       </w:r>
       <w:r>
-        <w:rPr>
-          <w:rFonts w:ascii="Arial" w:hAnsi="Arial"/>
-          <w:sz w:val="22"/>
-        </w:rPr>
         <w:t>Storage, queries, synchronization</w:t>
       </w:r>
     </w:p>
     <w:p>
       <w:pPr>
-        <w:pStyle w:val="ListBullet"/>
-        <w:spacing w:after="80"/>
-        <w:ind w:left="360"/>
-      </w:pPr>
-      <w:r/>
+        <w:spacing w:after="120"/>
+      </w:pPr>
       <w:r>
         <w:rPr>
-          <w:rFonts w:ascii="Arial" w:hAnsi="Arial"/>
           <w:b/>
-          <w:sz w:val="22"/>
         </w:rPr>
-        <w:t xml:space="preserve">Integrations: </w:t>
+        <w:t xml:space="preserve">Domain 4: Integrations: </w:t>
       </w:r>
       <w:r>
-        <w:rPr>
-          <w:rFonts w:ascii="Arial" w:hAnsi="Arial"/>
-          <w:sz w:val="22"/>
-        </w:rPr>
-        <w:t>Kafka consumers/producers, REST fallback, events</w:t>
+        <w:t>Inbound data, outbound data, APIs</w:t>
       </w:r>
     </w:p>
     <w:p>
       <w:pPr>
-        <w:pStyle w:val="ListBullet"/>
-        <w:spacing w:after="80"/>
-        <w:ind w:left="360"/>
-      </w:pPr>
-      <w:r/>
+        <w:spacing w:after="120"/>
+      </w:pPr>
       <w:r>
         <w:rPr>
-          <w:rFonts w:ascii="Arial" w:hAnsi="Arial"/>
           <w:b/>
-          <w:sz w:val="22"/>
         </w:rPr>
-        <w:t xml:space="preserve">Operations: </w:t>
+        <w:t xml:space="preserve">Domain 5: Operations: </w:t>
       </w:r>
       <w:r>
-        <w:rPr>
-          <w:rFonts w:ascii="Arial" w:hAnsi="Arial"/>
-          <w:sz w:val="22"/>
-        </w:rPr>
         <w:t>Infrastructure, deployment, monitoring</w:t>
       </w:r>
     </w:p>
     <w:p>
       <w:pPr>
-        <w:spacing w:before="480" w:after="480"/>
-        <w:pBdr>
-          <w:bottom w:val="single" w:sz="4" w:space="1" w:color="CCCCCC"/>
-        </w:pBdr>
-      </w:pPr>
-    </w:p>
-    <w:p>
-      <w:pPr>
-        <w:pStyle w:val="Heading2"/>
-        <w:spacing w:before="360" w:after="160"/>
+        <w:spacing w:after="160"/>
       </w:pPr>
       <w:r>
-        <w:rPr>
-          <w:rFonts w:ascii="Arial" w:hAnsi="Arial"/>
-          <w:color w:val="000000"/>
-          <w:sz w:val="32"/>
-        </w:rPr>
-        <w:t>User Interface</w:t>
+        <w:br/>
+        <w:t>For each domain, we define:</w:t>
       </w:r>
     </w:p>
     <w:p>
       <w:pPr>
-        <w:pStyle w:val="Heading3"/>
-        <w:spacing w:before="280" w:after="120"/>
+        <w:pStyle w:val="ListBullet"/>
+        <w:spacing w:after="80"/>
+      </w:pPr>
+      <w:r>
+        <w:t>IN — We build, we own, we deliver</w:t>
+      </w:r>
+    </w:p>
+    <w:p>
+      <w:pPr>
+        <w:pStyle w:val="ListBullet"/>
+        <w:spacing w:after="80"/>
+      </w:pPr>
+      <w:r>
+        <w:t>OUT — Someone else owns, we don't touch</w:t>
+      </w:r>
+    </w:p>
+    <w:p>
+      <w:pPr>
+        <w:pStyle w:val="ListBullet"/>
+        <w:spacing w:after="80"/>
+      </w:pPr>
+      <w:r>
+        <w:t>BOUNDARY — Exact handoff point</w:t>
+      </w:r>
+    </w:p>
+    <w:p>
+      <w:pPr>
+        <w:spacing w:before="360" w:after="360"/>
+        <w:pBdr>
+          <w:bottom w:val="single" w:sz="6" w:space="1" w:color="999999"/>
+        </w:pBdr>
+      </w:pPr>
+    </w:p>
+    <w:p>
+      <w:pPr>
+        <w:pStyle w:val="Heading2"/>
       </w:pPr>
       <w:r>
         <w:rPr>
-          <w:rFonts w:ascii="Arial" w:hAnsi="Arial"/>
+          <w:color w:val="000000"/>
+        </w:rPr>
+        <w:t>Domain 1: User Interface</w:t>
+      </w:r>
+    </w:p>
+    <w:p>
+      <w:pPr>
+        <w:pStyle w:val="Heading3"/>
+      </w:pPr>
+      <w:r>
+        <w:rPr>
           <w:color w:val="333333"/>
-          <w:sz w:val="26"/>
         </w:rPr>
-        <w:t>16 Screens — In Scope</w:t>
+        <w:t>1.1 Screens — IN SCOPE</w:t>
       </w:r>
     </w:p>
     <w:tbl>
@@ -1696,11 +1849,10 @@
           <w:p>
             <w:r>
               <w:rPr>
-                <w:rFonts w:ascii="Arial" w:hAnsi="Arial"/>
                 <w:b/>
-                <w:sz w:val="20"/>
+                <w:color w:val="000000"/>
               </w:rPr>
-              <w:t>ID</w:t>
+              <w:t>Screen ID</w:t>
             </w:r>
           </w:p>
         </w:tc>
@@ -1712,9 +1864,8 @@
           <w:p>
             <w:r>
               <w:rPr>
-                <w:rFonts w:ascii="Arial" w:hAnsi="Arial"/>
                 <w:b/>
-                <w:sz w:val="20"/>
+                <w:color w:val="000000"/>
               </w:rPr>
               <w:t>Name</w:t>
             </w:r>
@@ -1728,9 +1879,8 @@
           <w:p>
             <w:r>
               <w:rPr>
-                <w:rFonts w:ascii="Arial" w:hAnsi="Arial"/>
                 <w:b/>
-                <w:sz w:val="20"/>
+                <w:color w:val="000000"/>
               </w:rPr>
               <w:t>Purpose</w:t>
             </w:r>
@@ -1744,10 +1894,6 @@
           </w:tcPr>
           <w:p>
             <w:r>
-              <w:rPr>
-                <w:rFonts w:ascii="Arial" w:hAnsi="Arial"/>
-                <w:sz w:val="20"/>
-              </w:rPr>
               <w:t>A1</w:t>
             </w:r>
           </w:p>
@@ -1758,10 +1904,6 @@
           </w:tcPr>
           <w:p>
             <w:r>
-              <w:rPr>
-                <w:rFonts w:ascii="Arial" w:hAnsi="Arial"/>
-                <w:sz w:val="20"/>
-              </w:rPr>
               <w:t>PR Inbox</w:t>
             </w:r>
           </w:p>
@@ -1772,11 +1914,7 @@
           </w:tcPr>
           <w:p>
             <w:r>
-              <w:rPr>
-                <w:rFonts w:ascii="Arial" w:hAnsi="Arial"/>
-                <w:sz w:val="20"/>
-              </w:rPr>
-              <w:t>Incoming purchase requests</w:t>
+              <w:t>View and manage incoming purchase requests</w:t>
             </w:r>
           </w:p>
         </w:tc>
@@ -1788,10 +1926,6 @@
           </w:tcPr>
           <w:p>
             <w:r>
-              <w:rPr>
-                <w:rFonts w:ascii="Arial" w:hAnsi="Arial"/>
-                <w:sz w:val="20"/>
-              </w:rPr>
               <w:t>A2</w:t>
             </w:r>
           </w:p>
@@ -1802,10 +1936,6 @@
           </w:tcPr>
           <w:p>
             <w:r>
-              <w:rPr>
-                <w:rFonts w:ascii="Arial" w:hAnsi="Arial"/>
-                <w:sz w:val="20"/>
-              </w:rPr>
               <w:t>PR Detail</w:t>
             </w:r>
           </w:p>
@@ -1816,10 +1946,6 @@
           </w:tcPr>
           <w:p>
             <w:r>
-              <w:rPr>
-                <w:rFonts w:ascii="Arial" w:hAnsi="Arial"/>
-                <w:sz w:val="20"/>
-              </w:rPr>
               <w:t>Individual PR with line items</w:t>
             </w:r>
           </w:p>
@@ -1832,10 +1958,6 @@
           </w:tcPr>
           <w:p>
             <w:r>
-              <w:rPr>
-                <w:rFonts w:ascii="Arial" w:hAnsi="Arial"/>
-                <w:sz w:val="20"/>
-              </w:rPr>
               <w:t>B1</w:t>
             </w:r>
           </w:p>
@@ -1846,10 +1968,6 @@
           </w:tcPr>
           <w:p>
             <w:r>
-              <w:rPr>
-                <w:rFonts w:ascii="Arial" w:hAnsi="Arial"/>
-                <w:sz w:val="20"/>
-              </w:rPr>
               <w:t>PO List</w:t>
             </w:r>
           </w:p>
@@ -1860,11 +1978,7 @@
           </w:tcPr>
           <w:p>
             <w:r>
-              <w:rPr>
-                <w:rFonts w:ascii="Arial" w:hAnsi="Arial"/>
-                <w:sz w:val="20"/>
-              </w:rPr>
-              <w:t>Purchase orders overview</w:t>
+              <w:t>View and manage purchase orders</w:t>
             </w:r>
           </w:p>
         </w:tc>
@@ -1876,10 +1990,6 @@
           </w:tcPr>
           <w:p>
             <w:r>
-              <w:rPr>
-                <w:rFonts w:ascii="Arial" w:hAnsi="Arial"/>
-                <w:sz w:val="20"/>
-              </w:rPr>
               <w:t>B2</w:t>
             </w:r>
           </w:p>
@@ -1890,10 +2000,6 @@
           </w:tcPr>
           <w:p>
             <w:r>
-              <w:rPr>
-                <w:rFonts w:ascii="Arial" w:hAnsi="Arial"/>
-                <w:sz w:val="20"/>
-              </w:rPr>
               <w:t>PO Detail</w:t>
             </w:r>
           </w:p>
@@ -1904,11 +2010,7 @@
           </w:tcPr>
           <w:p>
             <w:r>
-              <w:rPr>
-                <w:rFonts w:ascii="Arial" w:hAnsi="Arial"/>
-                <w:sz w:val="20"/>
-              </w:rPr>
-              <w:t>Individual PO with full details</w:t>
+              <w:t>Individual PO with supplier, items, status</w:t>
             </w:r>
           </w:p>
         </w:tc>
@@ -1920,10 +2022,6 @@
           </w:tcPr>
           <w:p>
             <w:r>
-              <w:rPr>
-                <w:rFonts w:ascii="Arial" w:hAnsi="Arial"/>
-                <w:sz w:val="20"/>
-              </w:rPr>
               <w:t>B3</w:t>
             </w:r>
           </w:p>
@@ -1934,10 +2032,6 @@
           </w:tcPr>
           <w:p>
             <w:r>
-              <w:rPr>
-                <w:rFonts w:ascii="Arial" w:hAnsi="Arial"/>
-                <w:sz w:val="20"/>
-              </w:rPr>
               <w:t>PO Kanban</w:t>
             </w:r>
           </w:p>
@@ -1948,11 +2042,7 @@
           </w:tcPr>
           <w:p>
             <w:r>
-              <w:rPr>
-                <w:rFonts w:ascii="Arial" w:hAnsi="Arial"/>
-                <w:sz w:val="20"/>
-              </w:rPr>
-              <w:t>Visual pipeline view</w:t>
+              <w:t>Visual pipeline (Draft → Sent → Confirmed → Received)</w:t>
             </w:r>
           </w:p>
         </w:tc>
@@ -1964,10 +2054,6 @@
           </w:tcPr>
           <w:p>
             <w:r>
-              <w:rPr>
-                <w:rFonts w:ascii="Arial" w:hAnsi="Arial"/>
-                <w:sz w:val="20"/>
-              </w:rPr>
               <w:t>C1</w:t>
             </w:r>
           </w:p>
@@ -1978,10 +2064,6 @@
           </w:tcPr>
           <w:p>
             <w:r>
-              <w:rPr>
-                <w:rFonts w:ascii="Arial" w:hAnsi="Arial"/>
-                <w:sz w:val="20"/>
-              </w:rPr>
               <w:t>Bundling Workspace</w:t>
             </w:r>
           </w:p>
@@ -1992,10 +2074,6 @@
           </w:tcPr>
           <w:p>
             <w:r>
-              <w:rPr>
-                <w:rFonts w:ascii="Arial" w:hAnsi="Arial"/>
-                <w:sz w:val="20"/>
-              </w:rPr>
               <w:t>Group PRs into optimized POs</w:t>
             </w:r>
           </w:p>
@@ -2008,10 +2086,6 @@
           </w:tcPr>
           <w:p>
             <w:r>
-              <w:rPr>
-                <w:rFonts w:ascii="Arial" w:hAnsi="Arial"/>
-                <w:sz w:val="20"/>
-              </w:rPr>
               <w:t>D1</w:t>
             </w:r>
           </w:p>
@@ -2022,10 +2096,6 @@
           </w:tcPr>
           <w:p>
             <w:r>
-              <w:rPr>
-                <w:rFonts w:ascii="Arial" w:hAnsi="Arial"/>
-                <w:sz w:val="20"/>
-              </w:rPr>
               <w:t>Invoice List</w:t>
             </w:r>
           </w:p>
@@ -2036,11 +2106,7 @@
           </w:tcPr>
           <w:p>
             <w:r>
-              <w:rPr>
-                <w:rFonts w:ascii="Arial" w:hAnsi="Arial"/>
-                <w:sz w:val="20"/>
-              </w:rPr>
-              <w:t>Supplier invoices overview</w:t>
+              <w:t>View and manage supplier invoices</w:t>
             </w:r>
           </w:p>
         </w:tc>
@@ -2052,10 +2118,6 @@
           </w:tcPr>
           <w:p>
             <w:r>
-              <w:rPr>
-                <w:rFonts w:ascii="Arial" w:hAnsi="Arial"/>
-                <w:sz w:val="20"/>
-              </w:rPr>
               <w:t>D2</w:t>
             </w:r>
           </w:p>
@@ -2066,10 +2128,6 @@
           </w:tcPr>
           <w:p>
             <w:r>
-              <w:rPr>
-                <w:rFonts w:ascii="Arial" w:hAnsi="Arial"/>
-                <w:sz w:val="20"/>
-              </w:rPr>
               <w:t>Invoice Detail</w:t>
             </w:r>
           </w:p>
@@ -2080,11 +2138,7 @@
           </w:tcPr>
           <w:p>
             <w:r>
-              <w:rPr>
-                <w:rFonts w:ascii="Arial" w:hAnsi="Arial"/>
-                <w:sz w:val="20"/>
-              </w:rPr>
-              <w:t>Individual invoice with matching</w:t>
+              <w:t>Individual invoice with matching status</w:t>
             </w:r>
           </w:p>
         </w:tc>
@@ -2096,10 +2150,6 @@
           </w:tcPr>
           <w:p>
             <w:r>
-              <w:rPr>
-                <w:rFonts w:ascii="Arial" w:hAnsi="Arial"/>
-                <w:sz w:val="20"/>
-              </w:rPr>
               <w:t>D3</w:t>
             </w:r>
           </w:p>
@@ -2110,10 +2160,6 @@
           </w:tcPr>
           <w:p>
             <w:r>
-              <w:rPr>
-                <w:rFonts w:ascii="Arial" w:hAnsi="Arial"/>
-                <w:sz w:val="20"/>
-              </w:rPr>
               <w:t>Match Results</w:t>
             </w:r>
           </w:p>
@@ -2124,11 +2170,7 @@
           </w:tcPr>
           <w:p>
             <w:r>
-              <w:rPr>
-                <w:rFonts w:ascii="Arial" w:hAnsi="Arial"/>
-                <w:sz w:val="20"/>
-              </w:rPr>
-              <w:t>PO vs Invoice comparison</w:t>
+              <w:t>Side-by-side PO vs Invoice comparison</w:t>
             </w:r>
           </w:p>
         </w:tc>
@@ -2140,10 +2182,6 @@
           </w:tcPr>
           <w:p>
             <w:r>
-              <w:rPr>
-                <w:rFonts w:ascii="Arial" w:hAnsi="Arial"/>
-                <w:sz w:val="20"/>
-              </w:rPr>
               <w:t>D4</w:t>
             </w:r>
           </w:p>
@@ -2154,10 +2192,6 @@
           </w:tcPr>
           <w:p>
             <w:r>
-              <w:rPr>
-                <w:rFonts w:ascii="Arial" w:hAnsi="Arial"/>
-                <w:sz w:val="20"/>
-              </w:rPr>
               <w:t>Discrepancy Queue</w:t>
             </w:r>
           </w:p>
@@ -2168,11 +2202,7 @@
           </w:tcPr>
           <w:p>
             <w:r>
-              <w:rPr>
-                <w:rFonts w:ascii="Arial" w:hAnsi="Arial"/>
-                <w:sz w:val="20"/>
-              </w:rPr>
-              <w:t>Invoices requiring resolution</w:t>
+              <w:t>Invoices requiring manual resolution</w:t>
             </w:r>
           </w:p>
         </w:tc>
@@ -2184,10 +2214,6 @@
           </w:tcPr>
           <w:p>
             <w:r>
-              <w:rPr>
-                <w:rFonts w:ascii="Arial" w:hAnsi="Arial"/>
-                <w:sz w:val="20"/>
-              </w:rPr>
               <w:t>E1</w:t>
             </w:r>
           </w:p>
@@ -2198,10 +2224,6 @@
           </w:tcPr>
           <w:p>
             <w:r>
-              <w:rPr>
-                <w:rFonts w:ascii="Arial" w:hAnsi="Arial"/>
-                <w:sz w:val="20"/>
-              </w:rPr>
               <w:t>Approval Queue</w:t>
             </w:r>
           </w:p>
@@ -2212,10 +2234,6 @@
           </w:tcPr>
           <w:p>
             <w:r>
-              <w:rPr>
-                <w:rFonts w:ascii="Arial" w:hAnsi="Arial"/>
-                <w:sz w:val="20"/>
-              </w:rPr>
               <w:t>Items awaiting approval</w:t>
             </w:r>
           </w:p>
@@ -2228,10 +2246,6 @@
           </w:tcPr>
           <w:p>
             <w:r>
-              <w:rPr>
-                <w:rFonts w:ascii="Arial" w:hAnsi="Arial"/>
-                <w:sz w:val="20"/>
-              </w:rPr>
               <w:t>E2</w:t>
             </w:r>
           </w:p>
@@ -2242,10 +2256,6 @@
           </w:tcPr>
           <w:p>
             <w:r>
-              <w:rPr>
-                <w:rFonts w:ascii="Arial" w:hAnsi="Arial"/>
-                <w:sz w:val="20"/>
-              </w:rPr>
               <w:t>Approval History</w:t>
             </w:r>
           </w:p>
@@ -2256,11 +2266,7 @@
           </w:tcPr>
           <w:p>
             <w:r>
-              <w:rPr>
-                <w:rFonts w:ascii="Arial" w:hAnsi="Arial"/>
-                <w:sz w:val="20"/>
-              </w:rPr>
-              <w:t>Decision audit trail</w:t>
+              <w:t>Audit trail of decisions</w:t>
             </w:r>
           </w:p>
         </w:tc>
@@ -2272,10 +2278,6 @@
           </w:tcPr>
           <w:p>
             <w:r>
-              <w:rPr>
-                <w:rFonts w:ascii="Arial" w:hAnsi="Arial"/>
-                <w:sz w:val="20"/>
-              </w:rPr>
               <w:t>F1</w:t>
             </w:r>
           </w:p>
@@ -2286,10 +2288,6 @@
           </w:tcPr>
           <w:p>
             <w:r>
-              <w:rPr>
-                <w:rFonts w:ascii="Arial" w:hAnsi="Arial"/>
-                <w:sz w:val="20"/>
-              </w:rPr>
               <w:t>Supplier List</w:t>
             </w:r>
           </w:p>
@@ -2300,10 +2298,6 @@
           </w:tcPr>
           <w:p>
             <w:r>
-              <w:rPr>
-                <w:rFonts w:ascii="Arial" w:hAnsi="Arial"/>
-                <w:sz w:val="20"/>
-              </w:rPr>
               <w:t>Supplier master data</w:t>
             </w:r>
           </w:p>
@@ -2316,10 +2310,6 @@
           </w:tcPr>
           <w:p>
             <w:r>
-              <w:rPr>
-                <w:rFonts w:ascii="Arial" w:hAnsi="Arial"/>
-                <w:sz w:val="20"/>
-              </w:rPr>
               <w:t>F2</w:t>
             </w:r>
           </w:p>
@@ -2330,10 +2320,6 @@
           </w:tcPr>
           <w:p>
             <w:r>
-              <w:rPr>
-                <w:rFonts w:ascii="Arial" w:hAnsi="Arial"/>
-                <w:sz w:val="20"/>
-              </w:rPr>
               <w:t>Supplier Detail</w:t>
             </w:r>
           </w:p>
@@ -2344,11 +2330,7 @@
           </w:tcPr>
           <w:p>
             <w:r>
-              <w:rPr>
-                <w:rFonts w:ascii="Arial" w:hAnsi="Arial"/>
-                <w:sz w:val="20"/>
-              </w:rPr>
-              <w:t>Individual supplier profile</w:t>
+              <w:t>Individual supplier with performance</w:t>
             </w:r>
           </w:p>
         </w:tc>
@@ -2360,10 +2342,6 @@
           </w:tcPr>
           <w:p>
             <w:r>
-              <w:rPr>
-                <w:rFonts w:ascii="Arial" w:hAnsi="Arial"/>
-                <w:sz w:val="20"/>
-              </w:rPr>
               <w:t>G1</w:t>
             </w:r>
           </w:p>
@@ -2374,10 +2352,6 @@
           </w:tcPr>
           <w:p>
             <w:r>
-              <w:rPr>
-                <w:rFonts w:ascii="Arial" w:hAnsi="Arial"/>
-                <w:sz w:val="20"/>
-              </w:rPr>
               <w:t>Dashboard</w:t>
             </w:r>
           </w:p>
@@ -2388,11 +2362,7 @@
           </w:tcPr>
           <w:p>
             <w:r>
-              <w:rPr>
-                <w:rFonts w:ascii="Arial" w:hAnsi="Arial"/>
-                <w:sz w:val="20"/>
-              </w:rPr>
-              <w:t>Morning briefing, KPIs, action items</w:t>
+              <w:t>Morning briefing, action items, KPIs</w:t>
             </w:r>
           </w:p>
         </w:tc>
@@ -2404,10 +2374,6 @@
           </w:tcPr>
           <w:p>
             <w:r>
-              <w:rPr>
-                <w:rFonts w:ascii="Arial" w:hAnsi="Arial"/>
-                <w:sz w:val="20"/>
-              </w:rPr>
               <w:t>H1</w:t>
             </w:r>
           </w:p>
@@ -2418,10 +2384,6 @@
           </w:tcPr>
           <w:p>
             <w:r>
-              <w:rPr>
-                <w:rFonts w:ascii="Arial" w:hAnsi="Arial"/>
-                <w:sz w:val="20"/>
-              </w:rPr>
               <w:t>Settings</w:t>
             </w:r>
           </w:p>
@@ -2432,11 +2394,467 @@
           </w:tcPr>
           <w:p>
             <w:r>
+              <w:t>User preferences, thresholds</w:t>
+            </w:r>
+          </w:p>
+        </w:tc>
+      </w:tr>
+    </w:tbl>
+    <w:p>
+      <w:r>
+        <w:rPr>
+          <w:b/>
+        </w:rPr>
+        <w:br/>
+        <w:t>Total: 16 screens</w:t>
+      </w:r>
+    </w:p>
+    <w:p>
+      <w:pPr>
+        <w:spacing w:before="360" w:after="360"/>
+        <w:pBdr>
+          <w:bottom w:val="single" w:sz="6" w:space="1" w:color="999999"/>
+        </w:pBdr>
+      </w:pPr>
+    </w:p>
+    <w:p>
+      <w:pPr>
+        <w:pStyle w:val="Heading2"/>
+      </w:pPr>
+      <w:r>
+        <w:rPr>
+          <w:color w:val="000000"/>
+        </w:rPr>
+        <w:t>Domain 2: Business Logic</w:t>
+      </w:r>
+    </w:p>
+    <w:p>
+      <w:pPr>
+        <w:pStyle w:val="Heading3"/>
+      </w:pPr>
+      <w:r>
+        <w:rPr>
+          <w:color w:val="333333"/>
+        </w:rPr>
+        <w:t>2.1 PR Processing — IN SCOPE</w:t>
+      </w:r>
+    </w:p>
+    <w:p>
+      <w:pPr>
+        <w:spacing w:after="120"/>
+      </w:pPr>
+      <w:r>
+        <w:rPr>
+          <w:b/>
+        </w:rPr>
+        <w:t xml:space="preserve">PR Validation: </w:t>
+      </w:r>
+      <w:r>
+        <w:t>Validate incoming PR data — Required fields present, valid supplier ID, positive quantities</w:t>
+      </w:r>
+    </w:p>
+    <w:p>
+      <w:pPr>
+        <w:spacing w:after="120"/>
+      </w:pPr>
+      <w:r>
+        <w:rPr>
+          <w:b/>
+        </w:rPr>
+        <w:t xml:space="preserve">PR Deduplication: </w:t>
+      </w:r>
+      <w:r>
+        <w:t>Detect duplicate PRs — Same source + reference = reject with 409</w:t>
+      </w:r>
+    </w:p>
+    <w:p>
+      <w:pPr>
+        <w:spacing w:after="120"/>
+      </w:pPr>
+      <w:r>
+        <w:rPr>
+          <w:b/>
+        </w:rPr>
+        <w:t xml:space="preserve">Source Routing: </w:t>
+      </w:r>
+      <w:r>
+        <w:t>Handle PR differently by source — Relex: batch at cut-off, ECom: immediate, SalesApp: per timing field</w:t>
+      </w:r>
+    </w:p>
+    <w:p>
+      <w:pPr>
+        <w:spacing w:after="120"/>
+      </w:pPr>
+      <w:r>
+        <w:rPr>
+          <w:b/>
+        </w:rPr>
+        <w:t xml:space="preserve">Urgency Calculation: </w:t>
+      </w:r>
+      <w:r>
+        <w:t>Assign escalation level — Based on value, age, need-by date</w:t>
+      </w:r>
+    </w:p>
+    <w:p>
+      <w:pPr>
+        <w:pStyle w:val="Heading3"/>
+      </w:pPr>
+      <w:r>
+        <w:rPr>
+          <w:color w:val="333333"/>
+        </w:rPr>
+        <w:t>2.2 PO Generation — IN SCOPE</w:t>
+      </w:r>
+    </w:p>
+    <w:p>
+      <w:pPr>
+        <w:spacing w:after="120"/>
+      </w:pPr>
+      <w:r>
+        <w:rPr>
+          <w:b/>
+        </w:rPr>
+        <w:t xml:space="preserve">Single PR → PO: </w:t>
+      </w:r>
+      <w:r>
+        <w:t>Convert one PR to one PO — 1:1 mapping, all line items transferred</w:t>
+      </w:r>
+    </w:p>
+    <w:p>
+      <w:pPr>
+        <w:spacing w:after="120"/>
+      </w:pPr>
+      <w:r>
+        <w:rPr>
+          <w:b/>
+        </w:rPr>
+        <w:t xml:space="preserve">Bundling: </w:t>
+      </w:r>
+      <w:r>
+        <w:t>Combine PRs into one PO — Same supplier + same location + compatible timing</w:t>
+      </w:r>
+    </w:p>
+    <w:p>
+      <w:pPr>
+        <w:spacing w:after="120"/>
+      </w:pPr>
+      <w:r>
+        <w:rPr>
+          <w:b/>
+        </w:rPr>
+        <w:t xml:space="preserve">Packet Specification: </w:t>
+      </w:r>
+      <w:r>
+        <w:t>Mark items per-PR in bundled PO — Supplier receives clear picking instructions</w:t>
+      </w:r>
+    </w:p>
+    <w:p>
+      <w:pPr>
+        <w:spacing w:after="120"/>
+      </w:pPr>
+      <w:r>
+        <w:rPr>
+          <w:b/>
+        </w:rPr>
+        <w:t xml:space="preserve">Cut-off Timing: </w:t>
+      </w:r>
+      <w:r>
+        <w:t>Send PO at supplier cut-off — Configurable per supplier, default to immediate</w:t>
+      </w:r>
+    </w:p>
+    <w:p>
+      <w:pPr>
+        <w:pStyle w:val="Heading3"/>
+      </w:pPr>
+      <w:r>
+        <w:rPr>
+          <w:color w:val="333333"/>
+        </w:rPr>
+        <w:t>2.5 Invoice Matching — IN SCOPE</w:t>
+      </w:r>
+    </w:p>
+    <w:p>
+      <w:pPr>
+        <w:spacing w:after="120"/>
+      </w:pPr>
+      <w:r>
+        <w:rPr>
+          <w:b/>
+        </w:rPr>
+        <w:t xml:space="preserve">2-Way Match: </w:t>
+      </w:r>
+      <w:r>
+        <w:t>Compare Invoice to PO — Match on PO number, line items, quantities, prices</w:t>
+      </w:r>
+    </w:p>
+    <w:p>
+      <w:pPr>
+        <w:spacing w:after="120"/>
+      </w:pPr>
+      <w:r>
+        <w:rPr>
+          <w:b/>
+        </w:rPr>
+        <w:t xml:space="preserve">Tolerance Rules: </w:t>
+      </w:r>
+      <w:r>
+        <w:t>Allow minor variances — Qty: ±2%, Price: ±1%, Total: ±DKK 100</w:t>
+      </w:r>
+    </w:p>
+    <w:p>
+      <w:pPr>
+        <w:spacing w:after="120"/>
+      </w:pPr>
+      <w:r>
+        <w:rPr>
+          <w:b/>
+        </w:rPr>
+        <w:t xml:space="preserve">Discrepancy Detection: </w:t>
+      </w:r>
+      <w:r>
+        <w:t>Flag mismatches — Qty mismatch, price mismatch, missing PO</w:t>
+      </w:r>
+    </w:p>
+    <w:p>
+      <w:pPr>
+        <w:spacing w:after="120"/>
+      </w:pPr>
+      <w:r>
+        <w:rPr>
+          <w:b/>
+        </w:rPr>
+        <w:t xml:space="preserve">Auto-Approve: </w:t>
+      </w:r>
+      <w:r>
+        <w:t>Pass matching invoices — Full match within tolerance = auto-approve</w:t>
+      </w:r>
+    </w:p>
+    <w:p>
+      <w:pPr>
+        <w:spacing w:before="360" w:after="360"/>
+        <w:pBdr>
+          <w:bottom w:val="single" w:sz="6" w:space="1" w:color="999999"/>
+        </w:pBdr>
+      </w:pPr>
+    </w:p>
+    <w:p>
+      <w:pPr>
+        <w:pStyle w:val="Heading2"/>
+      </w:pPr>
+      <w:r>
+        <w:rPr>
+          <w:color w:val="000000"/>
+        </w:rPr>
+        <w:t>Domain 4: Integrations</w:t>
+      </w:r>
+    </w:p>
+    <w:p>
+      <w:pPr>
+        <w:spacing w:after="240"/>
+      </w:pPr>
+      <w:r>
+        <w:rPr>
+          <w:b/>
+        </w:rPr>
+        <w:t xml:space="preserve">Architecture Decision: </w:t>
+      </w:r>
+      <w:r>
+        <w:t>Kafka-native integration with per-source/per-consumer topic modularity. REST fallback for sources that cannot use Kafka. Customer provisions topics in existing STARK Kafka cluster; vendor delivers specs and consumer/producer code.</w:t>
+      </w:r>
+    </w:p>
+    <w:p>
+      <w:pPr>
+        <w:pStyle w:val="Heading3"/>
+      </w:pPr>
+      <w:r>
+        <w:rPr>
+          <w:color w:val="333333"/>
+        </w:rPr>
+        <w:t>4.2 Inbound: PR Sources — IN SCOPE</w:t>
+      </w:r>
+    </w:p>
+    <w:tbl>
+      <w:tblPr>
+        <w:tblStyle w:val="TableGrid"/>
+        <w:tblW w:type="auto" w:w="0"/>
+        <w:tblLook w:firstColumn="1" w:firstRow="1" w:lastColumn="0" w:lastRow="0" w:noHBand="0" w:noVBand="1" w:val="04A0"/>
+      </w:tblPr>
+      <w:tblGrid>
+        <w:gridCol w:w="2880"/>
+        <w:gridCol w:w="2880"/>
+        <w:gridCol w:w="2880"/>
+      </w:tblGrid>
+      <w:tr>
+        <w:tc>
+          <w:tcPr>
+            <w:tcW w:type="dxa" w:w="2880"/>
+            <w:shd w:fill="E6E6E1"/>
+          </w:tcPr>
+          <w:p>
+            <w:r>
               <w:rPr>
-                <w:rFonts w:ascii="Arial" w:hAnsi="Arial"/>
-                <w:sz w:val="20"/>
+                <w:b/>
+                <w:color w:val="000000"/>
               </w:rPr>
-              <w:t>User preferences, thresholds</w:t>
+              <w:t>Source</w:t>
+            </w:r>
+          </w:p>
+        </w:tc>
+        <w:tc>
+          <w:tcPr>
+            <w:tcW w:type="dxa" w:w="2880"/>
+            <w:shd w:fill="E6E6E1"/>
+          </w:tcPr>
+          <w:p>
+            <w:r>
+              <w:rPr>
+                <w:b/>
+                <w:color w:val="000000"/>
+              </w:rPr>
+              <w:t>Topic</w:t>
+            </w:r>
+          </w:p>
+        </w:tc>
+        <w:tc>
+          <w:tcPr>
+            <w:tcW w:type="dxa" w:w="2880"/>
+            <w:shd w:fill="E6E6E1"/>
+          </w:tcPr>
+          <w:p>
+            <w:r>
+              <w:rPr>
+                <w:b/>
+                <w:color w:val="000000"/>
+              </w:rPr>
+              <w:t>Consumer</w:t>
+            </w:r>
+          </w:p>
+        </w:tc>
+      </w:tr>
+      <w:tr>
+        <w:tc>
+          <w:tcPr>
+            <w:tcW w:type="dxa" w:w="2880"/>
+          </w:tcPr>
+          <w:p>
+            <w:r>
+              <w:t>Relex</w:t>
+            </w:r>
+          </w:p>
+        </w:tc>
+        <w:tc>
+          <w:tcPr>
+            <w:tcW w:type="dxa" w:w="2880"/>
+          </w:tcPr>
+          <w:p>
+            <w:r>
+              <w:t>stark.procurement.inbound.prs.relex</w:t>
+            </w:r>
+          </w:p>
+        </w:tc>
+        <w:tc>
+          <w:tcPr>
+            <w:tcW w:type="dxa" w:w="2880"/>
+          </w:tcPr>
+          <w:p>
+            <w:r>
+              <w:t>PRRelexConsumer</w:t>
+            </w:r>
+          </w:p>
+        </w:tc>
+      </w:tr>
+      <w:tr>
+        <w:tc>
+          <w:tcPr>
+            <w:tcW w:type="dxa" w:w="2880"/>
+          </w:tcPr>
+          <w:p>
+            <w:r>
+              <w:t>ECom</w:t>
+            </w:r>
+          </w:p>
+        </w:tc>
+        <w:tc>
+          <w:tcPr>
+            <w:tcW w:type="dxa" w:w="2880"/>
+          </w:tcPr>
+          <w:p>
+            <w:r>
+              <w:t>stark.procurement.inbound.prs.ecom</w:t>
+            </w:r>
+          </w:p>
+        </w:tc>
+        <w:tc>
+          <w:tcPr>
+            <w:tcW w:type="dxa" w:w="2880"/>
+          </w:tcPr>
+          <w:p>
+            <w:r>
+              <w:t>PREComConsumer</w:t>
+            </w:r>
+          </w:p>
+        </w:tc>
+      </w:tr>
+      <w:tr>
+        <w:tc>
+          <w:tcPr>
+            <w:tcW w:type="dxa" w:w="2880"/>
+          </w:tcPr>
+          <w:p>
+            <w:r>
+              <w:t>SalesApp</w:t>
+            </w:r>
+          </w:p>
+        </w:tc>
+        <w:tc>
+          <w:tcPr>
+            <w:tcW w:type="dxa" w:w="2880"/>
+          </w:tcPr>
+          <w:p>
+            <w:r>
+              <w:t>stark.procurement.inbound.prs.salesapp</w:t>
+            </w:r>
+          </w:p>
+        </w:tc>
+        <w:tc>
+          <w:tcPr>
+            <w:tcW w:type="dxa" w:w="2880"/>
+          </w:tcPr>
+          <w:p>
+            <w:r>
+              <w:t>PRSalesAppConsumer</w:t>
+            </w:r>
+          </w:p>
+        </w:tc>
+      </w:tr>
+      <w:tr>
+        <w:tc>
+          <w:tcPr>
+            <w:tcW w:type="dxa" w:w="2880"/>
+          </w:tcPr>
+          <w:p>
+            <w:r>
+              <w:t>Aspect4</w:t>
+            </w:r>
+          </w:p>
+        </w:tc>
+        <w:tc>
+          <w:tcPr>
+            <w:tcW w:type="dxa" w:w="2880"/>
+          </w:tcPr>
+          <w:p>
+            <w:r>
+              <w:t>stark.procurement.inbound.pos.aspect4</w:t>
+            </w:r>
+          </w:p>
+        </w:tc>
+        <w:tc>
+          <w:tcPr>
+            <w:tcW w:type="dxa" w:w="2880"/>
+          </w:tcPr>
+          <w:p>
+            <w:r>
+              <w:t>POAspect4Consumer</w:t>
             </w:r>
           </w:p>
         </w:tc>
@@ -2445,246 +2863,186 @@
     <w:p/>
     <w:p>
       <w:pPr>
-        <w:spacing w:before="480" w:after="480"/>
+        <w:pStyle w:val="Heading3"/>
+      </w:pPr>
+      <w:r>
+        <w:rPr>
+          <w:color w:val="333333"/>
+        </w:rPr>
+        <w:t>4.3 Outbound: Supplier Communication — IN SCOPE</w:t>
+      </w:r>
+    </w:p>
+    <w:tbl>
+      <w:tblPr>
+        <w:tblStyle w:val="TableGrid"/>
+        <w:tblW w:type="auto" w:w="0"/>
+        <w:tblLook w:firstColumn="1" w:firstRow="1" w:lastColumn="0" w:lastRow="0" w:noHBand="0" w:noVBand="1" w:val="04A0"/>
+      </w:tblPr>
+      <w:tblGrid>
+        <w:gridCol w:w="2880"/>
+        <w:gridCol w:w="2880"/>
+        <w:gridCol w:w="2880"/>
+      </w:tblGrid>
+      <w:tr>
+        <w:tc>
+          <w:tcPr>
+            <w:tcW w:type="dxa" w:w="2880"/>
+            <w:shd w:fill="E6E6E1"/>
+          </w:tcPr>
+          <w:p>
+            <w:r>
+              <w:rPr>
+                <w:b/>
+                <w:color w:val="000000"/>
+              </w:rPr>
+              <w:t>Channel</w:t>
+            </w:r>
+          </w:p>
+        </w:tc>
+        <w:tc>
+          <w:tcPr>
+            <w:tcW w:type="dxa" w:w="2880"/>
+            <w:shd w:fill="E6E6E1"/>
+          </w:tcPr>
+          <w:p>
+            <w:r>
+              <w:rPr>
+                <w:b/>
+                <w:color w:val="000000"/>
+              </w:rPr>
+              <w:t>Topic</w:t>
+            </w:r>
+          </w:p>
+        </w:tc>
+        <w:tc>
+          <w:tcPr>
+            <w:tcW w:type="dxa" w:w="2880"/>
+            <w:shd w:fill="E6E6E1"/>
+          </w:tcPr>
+          <w:p>
+            <w:r>
+              <w:rPr>
+                <w:b/>
+                <w:color w:val="000000"/>
+              </w:rPr>
+              <w:t>Consumer</w:t>
+            </w:r>
+          </w:p>
+        </w:tc>
+      </w:tr>
+      <w:tr>
+        <w:tc>
+          <w:tcPr>
+            <w:tcW w:type="dxa" w:w="2880"/>
+          </w:tcPr>
+          <w:p>
+            <w:r>
+              <w:t>EDI</w:t>
+            </w:r>
+          </w:p>
+        </w:tc>
+        <w:tc>
+          <w:tcPr>
+            <w:tcW w:type="dxa" w:w="2880"/>
+          </w:tcPr>
+          <w:p>
+            <w:r>
+              <w:t>stark.procurement.outbound.pos.edi</w:t>
+            </w:r>
+          </w:p>
+        </w:tc>
+        <w:tc>
+          <w:tcPr>
+            <w:tcW w:type="dxa" w:w="2880"/>
+          </w:tcPr>
+          <w:p>
+            <w:r>
+              <w:t>EDI Gateway / Stark Output</w:t>
+            </w:r>
+          </w:p>
+        </w:tc>
+      </w:tr>
+      <w:tr>
+        <w:tc>
+          <w:tcPr>
+            <w:tcW w:type="dxa" w:w="2880"/>
+          </w:tcPr>
+          <w:p>
+            <w:r>
+              <w:t>Email</w:t>
+            </w:r>
+          </w:p>
+        </w:tc>
+        <w:tc>
+          <w:tcPr>
+            <w:tcW w:type="dxa" w:w="2880"/>
+          </w:tcPr>
+          <w:p>
+            <w:r>
+              <w:t>stark.procurement.outbound.pos.email</w:t>
+            </w:r>
+          </w:p>
+        </w:tc>
+        <w:tc>
+          <w:tcPr>
+            <w:tcW w:type="dxa" w:w="2880"/>
+          </w:tcPr>
+          <w:p>
+            <w:r>
+              <w:t>Stark Output</w:t>
+            </w:r>
+          </w:p>
+        </w:tc>
+      </w:tr>
+      <w:tr>
+        <w:tc>
+          <w:tcPr>
+            <w:tcW w:type="dxa" w:w="2880"/>
+          </w:tcPr>
+          <w:p>
+            <w:r>
+              <w:t>Portal</w:t>
+            </w:r>
+          </w:p>
+        </w:tc>
+        <w:tc>
+          <w:tcPr>
+            <w:tcW w:type="dxa" w:w="2880"/>
+          </w:tcPr>
+          <w:p>
+            <w:r>
+              <w:t>stark.procurement.outbound.pos.portal</w:t>
+            </w:r>
+          </w:p>
+        </w:tc>
+        <w:tc>
+          <w:tcPr>
+            <w:tcW w:type="dxa" w:w="2880"/>
+          </w:tcPr>
+          <w:p>
+            <w:r>
+              <w:t>Supplier Portal (future)</w:t>
+            </w:r>
+          </w:p>
+        </w:tc>
+      </w:tr>
+    </w:tbl>
+    <w:p/>
+    <w:p>
+      <w:pPr>
+        <w:spacing w:before="360" w:after="360"/>
         <w:pBdr>
-          <w:bottom w:val="single" w:sz="4" w:space="1" w:color="CCCCCC"/>
+          <w:bottom w:val="single" w:sz="6" w:space="1" w:color="999999"/>
         </w:pBdr>
       </w:pPr>
     </w:p>
     <w:p>
       <w:pPr>
         <w:pStyle w:val="Heading2"/>
-        <w:spacing w:before="360" w:after="160"/>
       </w:pPr>
       <w:r>
         <w:rPr>
-          <w:rFonts w:ascii="Arial" w:hAnsi="Arial"/>
           <w:color w:val="000000"/>
-          <w:sz w:val="32"/>
-        </w:rPr>
-        <w:t>Integrations</w:t>
-      </w:r>
-    </w:p>
-    <w:p>
-      <w:pPr>
-        <w:spacing w:after="160" w:line="276" w:lineRule="auto"/>
-      </w:pPr>
-      <w:r>
-        <w:rPr>
-          <w:rFonts w:ascii="Arial" w:hAnsi="Arial"/>
-          <w:color w:val="000000"/>
-          <w:sz w:val="22"/>
-        </w:rPr>
-        <w:t>Kafka-native architecture. Per-source inbound topics. Per-channel outbound topics. REST fallback for non-Kafka sources. Customer provisions topics; we deliver specs and code.</w:t>
-      </w:r>
-    </w:p>
-    <w:p>
-      <w:pPr>
-        <w:pStyle w:val="Heading3"/>
-        <w:spacing w:before="280" w:after="120"/>
-      </w:pPr>
-      <w:r>
-        <w:rPr>
-          <w:rFonts w:ascii="Arial" w:hAnsi="Arial"/>
-          <w:color w:val="333333"/>
-          <w:sz w:val="26"/>
-        </w:rPr>
-        <w:t>Inbound Sources</w:t>
-      </w:r>
-    </w:p>
-    <w:p>
-      <w:pPr>
-        <w:pStyle w:val="ListBullet"/>
-        <w:spacing w:after="80"/>
-        <w:ind w:left="360"/>
-      </w:pPr>
-      <w:r/>
-      <w:r>
-        <w:rPr>
-          <w:rFonts w:ascii="Arial" w:hAnsi="Arial"/>
-          <w:b/>
-          <w:sz w:val="22"/>
-        </w:rPr>
-        <w:t xml:space="preserve">Relex: </w:t>
-      </w:r>
-      <w:r>
-        <w:rPr>
-          <w:rFonts w:ascii="Arial" w:hAnsi="Arial"/>
-          <w:sz w:val="22"/>
-        </w:rPr>
-        <w:t>stark.procurement.inbound.prs.relex</w:t>
-      </w:r>
-    </w:p>
-    <w:p>
-      <w:pPr>
-        <w:pStyle w:val="ListBullet"/>
-        <w:spacing w:after="80"/>
-        <w:ind w:left="360"/>
-      </w:pPr>
-      <w:r/>
-      <w:r>
-        <w:rPr>
-          <w:rFonts w:ascii="Arial" w:hAnsi="Arial"/>
-          <w:b/>
-          <w:sz w:val="22"/>
-        </w:rPr>
-        <w:t xml:space="preserve">ECom: </w:t>
-      </w:r>
-      <w:r>
-        <w:rPr>
-          <w:rFonts w:ascii="Arial" w:hAnsi="Arial"/>
-          <w:sz w:val="22"/>
-        </w:rPr>
-        <w:t>stark.procurement.inbound.prs.ecom</w:t>
-      </w:r>
-    </w:p>
-    <w:p>
-      <w:pPr>
-        <w:pStyle w:val="ListBullet"/>
-        <w:spacing w:after="80"/>
-        <w:ind w:left="360"/>
-      </w:pPr>
-      <w:r/>
-      <w:r>
-        <w:rPr>
-          <w:rFonts w:ascii="Arial" w:hAnsi="Arial"/>
-          <w:b/>
-          <w:sz w:val="22"/>
-        </w:rPr>
-        <w:t xml:space="preserve">SalesApp: </w:t>
-      </w:r>
-      <w:r>
-        <w:rPr>
-          <w:rFonts w:ascii="Arial" w:hAnsi="Arial"/>
-          <w:sz w:val="22"/>
-        </w:rPr>
-        <w:t>stark.procurement.inbound.prs.salesapp</w:t>
-      </w:r>
-    </w:p>
-    <w:p>
-      <w:pPr>
-        <w:pStyle w:val="ListBullet"/>
-        <w:spacing w:after="80"/>
-        <w:ind w:left="360"/>
-      </w:pPr>
-      <w:r/>
-      <w:r>
-        <w:rPr>
-          <w:rFonts w:ascii="Arial" w:hAnsi="Arial"/>
-          <w:b/>
-          <w:sz w:val="22"/>
-        </w:rPr>
-        <w:t xml:space="preserve">Aspect4: </w:t>
-      </w:r>
-      <w:r>
-        <w:rPr>
-          <w:rFonts w:ascii="Arial" w:hAnsi="Arial"/>
-          <w:sz w:val="22"/>
-        </w:rPr>
-        <w:t>stark.procurement.inbound.pos.aspect4</w:t>
-      </w:r>
-    </w:p>
-    <w:p>
-      <w:pPr>
-        <w:pStyle w:val="Heading3"/>
-        <w:spacing w:before="280" w:after="120"/>
-      </w:pPr>
-      <w:r>
-        <w:rPr>
-          <w:rFonts w:ascii="Arial" w:hAnsi="Arial"/>
-          <w:color w:val="333333"/>
-          <w:sz w:val="26"/>
-        </w:rPr>
-        <w:t>Outbound Channels</w:t>
-      </w:r>
-    </w:p>
-    <w:p>
-      <w:pPr>
-        <w:pStyle w:val="ListBullet"/>
-        <w:spacing w:after="80"/>
-        <w:ind w:left="360"/>
-      </w:pPr>
-      <w:r/>
-      <w:r>
-        <w:rPr>
-          <w:rFonts w:ascii="Arial" w:hAnsi="Arial"/>
-          <w:b/>
-          <w:sz w:val="22"/>
-        </w:rPr>
-        <w:t xml:space="preserve">EDI: </w:t>
-      </w:r>
-      <w:r>
-        <w:rPr>
-          <w:rFonts w:ascii="Arial" w:hAnsi="Arial"/>
-          <w:sz w:val="22"/>
-        </w:rPr>
-        <w:t>stark.procurement.outbound.pos.edi</w:t>
-      </w:r>
-    </w:p>
-    <w:p>
-      <w:pPr>
-        <w:pStyle w:val="ListBullet"/>
-        <w:spacing w:after="80"/>
-        <w:ind w:left="360"/>
-      </w:pPr>
-      <w:r/>
-      <w:r>
-        <w:rPr>
-          <w:rFonts w:ascii="Arial" w:hAnsi="Arial"/>
-          <w:b/>
-          <w:sz w:val="22"/>
-        </w:rPr>
-        <w:t xml:space="preserve">Email: </w:t>
-      </w:r>
-      <w:r>
-        <w:rPr>
-          <w:rFonts w:ascii="Arial" w:hAnsi="Arial"/>
-          <w:sz w:val="22"/>
-        </w:rPr>
-        <w:t>stark.procurement.outbound.pos.email</w:t>
-      </w:r>
-    </w:p>
-    <w:p>
-      <w:pPr>
-        <w:pStyle w:val="ListBullet"/>
-        <w:spacing w:after="80"/>
-        <w:ind w:left="360"/>
-      </w:pPr>
-      <w:r/>
-      <w:r>
-        <w:rPr>
-          <w:rFonts w:ascii="Arial" w:hAnsi="Arial"/>
-          <w:b/>
-          <w:sz w:val="22"/>
-        </w:rPr>
-        <w:t xml:space="preserve">Finance: </w:t>
-      </w:r>
-      <w:r>
-        <w:rPr>
-          <w:rFonts w:ascii="Arial" w:hAnsi="Arial"/>
-          <w:sz w:val="22"/>
-        </w:rPr>
-        <w:t>stark.procurement.outbound.finance.invoices</w:t>
-      </w:r>
-    </w:p>
-    <w:p>
-      <w:pPr>
-        <w:spacing w:before="480" w:after="480"/>
-        <w:pBdr>
-          <w:bottom w:val="single" w:sz="4" w:space="1" w:color="CCCCCC"/>
-        </w:pBdr>
-      </w:pPr>
-    </w:p>
-    <w:p>
-      <w:pPr>
-        <w:pStyle w:val="Heading2"/>
-        <w:spacing w:before="360" w:after="160"/>
-      </w:pPr>
-      <w:r>
-        <w:rPr>
-          <w:rFonts w:ascii="Arial" w:hAnsi="Arial"/>
-          <w:color w:val="000000"/>
-          <w:sz w:val="32"/>
         </w:rPr>
         <w:t>Explicit Exclusions</w:t>
       </w:r>
@@ -2692,281 +3050,684 @@
     <w:p>
       <w:pPr>
         <w:pStyle w:val="Heading3"/>
-        <w:spacing w:before="280" w:after="120"/>
       </w:pPr>
       <w:r>
         <w:rPr>
-          <w:rFonts w:ascii="Arial" w:hAnsi="Arial"/>
           <w:color w:val="333333"/>
-          <w:sz w:val="26"/>
         </w:rPr>
-        <w:t>Not Delivered in This Phase</w:t>
+        <w:t>Will NOT Be Delivered</w:t>
+      </w:r>
+    </w:p>
+    <w:tbl>
+      <w:tblPr>
+        <w:tblStyle w:val="TableGrid"/>
+        <w:tblW w:type="auto" w:w="0"/>
+        <w:tblLook w:firstColumn="1" w:firstRow="1" w:lastColumn="0" w:lastRow="0" w:noHBand="0" w:noVBand="1" w:val="04A0"/>
+      </w:tblPr>
+      <w:tblGrid>
+        <w:gridCol w:w="2880"/>
+        <w:gridCol w:w="2880"/>
+        <w:gridCol w:w="2880"/>
+      </w:tblGrid>
+      <w:tr>
+        <w:tc>
+          <w:tcPr>
+            <w:tcW w:type="dxa" w:w="2880"/>
+            <w:shd w:fill="E6E6E1"/>
+          </w:tcPr>
+          <w:p>
+            <w:r>
+              <w:rPr>
+                <w:b/>
+                <w:color w:val="000000"/>
+              </w:rPr>
+              <w:t>Item</w:t>
+            </w:r>
+          </w:p>
+        </w:tc>
+        <w:tc>
+          <w:tcPr>
+            <w:tcW w:type="dxa" w:w="2880"/>
+            <w:shd w:fill="E6E6E1"/>
+          </w:tcPr>
+          <w:p>
+            <w:r>
+              <w:rPr>
+                <w:b/>
+                <w:color w:val="000000"/>
+              </w:rPr>
+              <w:t>Reason</w:t>
+            </w:r>
+          </w:p>
+        </w:tc>
+        <w:tc>
+          <w:tcPr>
+            <w:tcW w:type="dxa" w:w="2880"/>
+            <w:shd w:fill="E6E6E1"/>
+          </w:tcPr>
+          <w:p>
+            <w:r>
+              <w:rPr>
+                <w:b/>
+                <w:color w:val="000000"/>
+              </w:rPr>
+              <w:t>Future Phase</w:t>
+            </w:r>
+          </w:p>
+        </w:tc>
+      </w:tr>
+      <w:tr>
+        <w:tc>
+          <w:tcPr>
+            <w:tcW w:type="dxa" w:w="2880"/>
+          </w:tcPr>
+          <w:p>
+            <w:r>
+              <w:t>Stock Transfer Orders (STO)</w:t>
+            </w:r>
+          </w:p>
+        </w:tc>
+        <w:tc>
+          <w:tcPr>
+            <w:tcW w:type="dxa" w:w="2880"/>
+          </w:tcPr>
+          <w:p>
+            <w:r>
+              <w:t>Requires NYCE WMS</w:t>
+            </w:r>
+          </w:p>
+        </w:tc>
+        <w:tc>
+          <w:tcPr>
+            <w:tcW w:type="dxa" w:w="2880"/>
+          </w:tcPr>
+          <w:p>
+            <w:r>
+              <w:t>Phase 2</w:t>
+            </w:r>
+          </w:p>
+        </w:tc>
+      </w:tr>
+      <w:tr>
+        <w:tc>
+          <w:tcPr>
+            <w:tcW w:type="dxa" w:w="2880"/>
+          </w:tcPr>
+          <w:p>
+            <w:r>
+              <w:t>3-Way Invoice Match</w:t>
+            </w:r>
+          </w:p>
+        </w:tc>
+        <w:tc>
+          <w:tcPr>
+            <w:tcW w:type="dxa" w:w="2880"/>
+          </w:tcPr>
+          <w:p>
+            <w:r>
+              <w:t>Requires NYCE goods receipt</w:t>
+            </w:r>
+          </w:p>
+        </w:tc>
+        <w:tc>
+          <w:tcPr>
+            <w:tcW w:type="dxa" w:w="2880"/>
+          </w:tcPr>
+          <w:p>
+            <w:r>
+              <w:t>Phase 2</w:t>
+            </w:r>
+          </w:p>
+        </w:tc>
+      </w:tr>
+      <w:tr>
+        <w:tc>
+          <w:tcPr>
+            <w:tcW w:type="dxa" w:w="2880"/>
+          </w:tcPr>
+          <w:p>
+            <w:r>
+              <w:t>SAP Finance Integration</w:t>
+            </w:r>
+          </w:p>
+        </w:tc>
+        <w:tc>
+          <w:tcPr>
+            <w:tcW w:type="dxa" w:w="2880"/>
+          </w:tcPr>
+          <w:p>
+            <w:r>
+              <w:t>Requires SAP Finance live</w:t>
+            </w:r>
+          </w:p>
+        </w:tc>
+        <w:tc>
+          <w:tcPr>
+            <w:tcW w:type="dxa" w:w="2880"/>
+          </w:tcPr>
+          <w:p>
+            <w:r>
+              <w:t>Phase 2</w:t>
+            </w:r>
+          </w:p>
+        </w:tc>
+      </w:tr>
+      <w:tr>
+        <w:tc>
+          <w:tcPr>
+            <w:tcW w:type="dxa" w:w="2880"/>
+          </w:tcPr>
+          <w:p>
+            <w:r>
+              <w:t>Real-time SalesApp Sync</w:t>
+            </w:r>
+          </w:p>
+        </w:tc>
+        <w:tc>
+          <w:tcPr>
+            <w:tcW w:type="dxa" w:w="2880"/>
+          </w:tcPr>
+          <w:p>
+            <w:r>
+              <w:t>Requires OMI bidirectional</w:t>
+            </w:r>
+          </w:p>
+        </w:tc>
+        <w:tc>
+          <w:tcPr>
+            <w:tcW w:type="dxa" w:w="2880"/>
+          </w:tcPr>
+          <w:p>
+            <w:r>
+              <w:t>Phase 2</w:t>
+            </w:r>
+          </w:p>
+        </w:tc>
+      </w:tr>
+      <w:tr>
+        <w:tc>
+          <w:tcPr>
+            <w:tcW w:type="dxa" w:w="2880"/>
+          </w:tcPr>
+          <w:p>
+            <w:r>
+              <w:t>Supplier Portal</w:t>
+            </w:r>
+          </w:p>
+        </w:tc>
+        <w:tc>
+          <w:tcPr>
+            <w:tcW w:type="dxa" w:w="2880"/>
+          </w:tcPr>
+          <w:p>
+            <w:r>
+              <w:t>Enhancement, not MVP</w:t>
+            </w:r>
+          </w:p>
+        </w:tc>
+        <w:tc>
+          <w:tcPr>
+            <w:tcW w:type="dxa" w:w="2880"/>
+          </w:tcPr>
+          <w:p>
+            <w:r>
+              <w:t>Phase 3</w:t>
+            </w:r>
+          </w:p>
+        </w:tc>
+      </w:tr>
+      <w:tr>
+        <w:tc>
+          <w:tcPr>
+            <w:tcW w:type="dxa" w:w="2880"/>
+          </w:tcPr>
+          <w:p>
+            <w:r>
+              <w:t>AI Email Parsing</w:t>
+            </w:r>
+          </w:p>
+        </w:tc>
+        <w:tc>
+          <w:tcPr>
+            <w:tcW w:type="dxa" w:w="2880"/>
+          </w:tcPr>
+          <w:p>
+            <w:r>
+              <w:t>Enhancement, not MVP</w:t>
+            </w:r>
+          </w:p>
+        </w:tc>
+        <w:tc>
+          <w:tcPr>
+            <w:tcW w:type="dxa" w:w="2880"/>
+          </w:tcPr>
+          <w:p>
+            <w:r>
+              <w:t>Phase 3</w:t>
+            </w:r>
+          </w:p>
+        </w:tc>
+      </w:tr>
+      <w:tr>
+        <w:tc>
+          <w:tcPr>
+            <w:tcW w:type="dxa" w:w="2880"/>
+          </w:tcPr>
+          <w:p>
+            <w:r>
+              <w:t>Contract Management</w:t>
+            </w:r>
+          </w:p>
+        </w:tc>
+        <w:tc>
+          <w:tcPr>
+            <w:tcW w:type="dxa" w:w="2880"/>
+          </w:tcPr>
+          <w:p>
+            <w:r>
+              <w:t>Requires Icertis</w:t>
+            </w:r>
+          </w:p>
+        </w:tc>
+        <w:tc>
+          <w:tcPr>
+            <w:tcW w:type="dxa" w:w="2880"/>
+          </w:tcPr>
+          <w:p>
+            <w:r>
+              <w:t>Phase 3</w:t>
+            </w:r>
+          </w:p>
+        </w:tc>
+      </w:tr>
+      <w:tr>
+        <w:tc>
+          <w:tcPr>
+            <w:tcW w:type="dxa" w:w="2880"/>
+          </w:tcPr>
+          <w:p>
+            <w:r>
+              <w:t>Mobile Native App</w:t>
+            </w:r>
+          </w:p>
+        </w:tc>
+        <w:tc>
+          <w:tcPr>
+            <w:tcW w:type="dxa" w:w="2880"/>
+          </w:tcPr>
+          <w:p>
+            <w:r>
+              <w:t>Enhancement, not MVP</w:t>
+            </w:r>
+          </w:p>
+        </w:tc>
+        <w:tc>
+          <w:tcPr>
+            <w:tcW w:type="dxa" w:w="2880"/>
+          </w:tcPr>
+          <w:p>
+            <w:r>
+              <w:t>Phase 3</w:t>
+            </w:r>
+          </w:p>
+        </w:tc>
+      </w:tr>
+      <w:tr>
+        <w:tc>
+          <w:tcPr>
+            <w:tcW w:type="dxa" w:w="2880"/>
+          </w:tcPr>
+          <w:p>
+            <w:r>
+              <w:t>Multi-language UI</w:t>
+            </w:r>
+          </w:p>
+        </w:tc>
+        <w:tc>
+          <w:tcPr>
+            <w:tcW w:type="dxa" w:w="2880"/>
+          </w:tcPr>
+          <w:p>
+            <w:r>
+              <w:t>Enhancement, not MVP</w:t>
+            </w:r>
+          </w:p>
+        </w:tc>
+        <w:tc>
+          <w:tcPr>
+            <w:tcW w:type="dxa" w:w="2880"/>
+          </w:tcPr>
+          <w:p>
+            <w:r>
+              <w:t>Phase 3</w:t>
+            </w:r>
+          </w:p>
+        </w:tc>
+      </w:tr>
+      <w:tr>
+        <w:tc>
+          <w:tcPr>
+            <w:tcW w:type="dxa" w:w="2880"/>
+          </w:tcPr>
+          <w:p>
+            <w:r>
+              <w:t>Advanced Analytics/BI</w:t>
+            </w:r>
+          </w:p>
+        </w:tc>
+        <w:tc>
+          <w:tcPr>
+            <w:tcW w:type="dxa" w:w="2880"/>
+          </w:tcPr>
+          <w:p>
+            <w:r>
+              <w:t>Different project</w:t>
+            </w:r>
+          </w:p>
+        </w:tc>
+        <w:tc>
+          <w:tcPr>
+            <w:tcW w:type="dxa" w:w="2880"/>
+          </w:tcPr>
+          <w:p>
+            <w:r>
+              <w:t>Never (BI team)</w:t>
+            </w:r>
+          </w:p>
+        </w:tc>
+      </w:tr>
+    </w:tbl>
+    <w:p/>
+    <w:p>
+      <w:pPr>
+        <w:pStyle w:val="Heading3"/>
+      </w:pPr>
+      <w:r>
+        <w:rPr>
+          <w:color w:val="333333"/>
+        </w:rPr>
+        <w:t>Dependencies We Assume Are Ready</w:t>
       </w:r>
     </w:p>
     <w:p>
       <w:pPr>
-        <w:pStyle w:val="ListBullet"/>
-        <w:spacing w:after="80"/>
-        <w:ind w:left="360"/>
-      </w:pPr>
-    </w:p>
-    <w:p>
-      <w:pPr>
-        <w:pStyle w:val="ListBullet"/>
-        <w:spacing w:after="80"/>
-        <w:ind w:left="360"/>
-      </w:pPr>
-    </w:p>
-    <w:p>
-      <w:pPr>
-        <w:pStyle w:val="ListBullet"/>
-        <w:spacing w:after="80"/>
-        <w:ind w:left="360"/>
-      </w:pPr>
-    </w:p>
-    <w:p>
-      <w:pPr>
-        <w:pStyle w:val="ListBullet"/>
-        <w:spacing w:after="80"/>
-        <w:ind w:left="360"/>
-      </w:pPr>
-    </w:p>
-    <w:p>
-      <w:pPr>
-        <w:pStyle w:val="ListBullet"/>
-        <w:spacing w:after="80"/>
-        <w:ind w:left="360"/>
-      </w:pPr>
-    </w:p>
-    <w:p>
-      <w:pPr>
-        <w:pStyle w:val="ListBullet"/>
-        <w:spacing w:after="80"/>
-        <w:ind w:left="360"/>
-      </w:pPr>
-    </w:p>
-    <w:p>
-      <w:pPr>
-        <w:pStyle w:val="Heading3"/>
-        <w:spacing w:before="280" w:after="120"/>
+        <w:spacing w:after="120"/>
       </w:pPr>
       <w:r>
         <w:rPr>
-          <w:rFonts w:ascii="Arial" w:hAnsi="Arial"/>
-          <w:color w:val="333333"/>
-          <w:sz w:val="26"/>
+          <w:b/>
         </w:rPr>
-        <w:t>Dependencies Assumed Ready</w:t>
+        <w:t xml:space="preserve">Relex PR feed: </w:t>
+      </w:r>
+      <w:r>
+        <w:t>READY — Automated replenishment</w:t>
       </w:r>
     </w:p>
     <w:p>
       <w:pPr>
-        <w:pStyle w:val="ListBullet"/>
-        <w:spacing w:after="80"/>
-        <w:ind w:left="360"/>
-      </w:pPr>
-    </w:p>
-    <w:p>
-      <w:pPr>
-        <w:pStyle w:val="ListBullet"/>
-        <w:spacing w:after="80"/>
-        <w:ind w:left="360"/>
-      </w:pPr>
-    </w:p>
-    <w:p>
-      <w:pPr>
-        <w:pStyle w:val="ListBullet"/>
-        <w:spacing w:after="80"/>
-        <w:ind w:left="360"/>
-      </w:pPr>
-    </w:p>
-    <w:p>
-      <w:pPr>
-        <w:pStyle w:val="ListBullet"/>
-        <w:spacing w:after="80"/>
-        <w:ind w:left="360"/>
-      </w:pPr>
-    </w:p>
-    <w:p>
-      <w:pPr>
-        <w:pStyle w:val="ListBullet"/>
-        <w:spacing w:after="80"/>
-        <w:ind w:left="360"/>
-      </w:pPr>
-    </w:p>
-    <w:p>
-      <w:pPr>
-        <w:pStyle w:val="ListBullet"/>
-        <w:spacing w:after="80"/>
-        <w:ind w:left="360"/>
-      </w:pPr>
-    </w:p>
-    <w:p>
-      <w:pPr>
-        <w:spacing w:before="480" w:after="480"/>
-        <w:pBdr>
-          <w:bottom w:val="single" w:sz="4" w:space="1" w:color="CCCCCC"/>
-        </w:pBdr>
-      </w:pPr>
-    </w:p>
-    <w:p>
-      <w:pPr>
-        <w:pStyle w:val="Heading2"/>
-        <w:spacing w:before="360" w:after="160"/>
+        <w:spacing w:after="120"/>
       </w:pPr>
       <w:r>
         <w:rPr>
-          <w:rFonts w:ascii="Arial" w:hAnsi="Arial"/>
-          <w:color w:val="000000"/>
-          <w:sz w:val="32"/>
+          <w:b/>
         </w:rPr>
-        <w:t>Acceptance Criteria</w:t>
+        <w:t xml:space="preserve">ECom PR feed: </w:t>
+      </w:r>
+      <w:r>
+        <w:t>READY — Drop-shipment PRs</w:t>
       </w:r>
     </w:p>
     <w:p>
       <w:pPr>
-        <w:pStyle w:val="Heading3"/>
-        <w:spacing w:before="280" w:after="120"/>
+        <w:spacing w:after="120"/>
       </w:pPr>
       <w:r>
         <w:rPr>
-          <w:rFonts w:ascii="Arial" w:hAnsi="Arial"/>
-          <w:color w:val="333333"/>
-          <w:sz w:val="26"/>
+          <w:b/>
         </w:rPr>
-        <w:t>Per Screen</w:t>
+        <w:t xml:space="preserve">Stark Output (EDI/Email): </w:t>
+      </w:r>
+      <w:r>
+        <w:t>READY — Cannot send POs to suppliers without this</w:t>
       </w:r>
     </w:p>
     <w:p>
       <w:pPr>
-        <w:pStyle w:val="ListBullet"/>
-        <w:spacing w:after="80"/>
-        <w:ind w:left="360"/>
-      </w:pPr>
-    </w:p>
-    <w:p>
-      <w:pPr>
-        <w:pStyle w:val="ListBullet"/>
-        <w:spacing w:after="80"/>
-        <w:ind w:left="360"/>
-      </w:pPr>
-    </w:p>
-    <w:p>
-      <w:pPr>
-        <w:pStyle w:val="ListBullet"/>
-        <w:spacing w:after="80"/>
-        <w:ind w:left="360"/>
-      </w:pPr>
-    </w:p>
-    <w:p>
-      <w:pPr>
-        <w:pStyle w:val="ListBullet"/>
-        <w:spacing w:after="80"/>
-        <w:ind w:left="360"/>
-      </w:pPr>
-    </w:p>
-    <w:p>
-      <w:pPr>
-        <w:pStyle w:val="ListBullet"/>
-        <w:spacing w:after="80"/>
-        <w:ind w:left="360"/>
-      </w:pPr>
-    </w:p>
-    <w:p>
-      <w:pPr>
-        <w:pStyle w:val="ListBullet"/>
-        <w:spacing w:after="80"/>
-        <w:ind w:left="360"/>
-      </w:pPr>
-    </w:p>
-    <w:p>
-      <w:pPr>
-        <w:pStyle w:val="Heading3"/>
-        <w:spacing w:before="280" w:after="120"/>
+        <w:spacing w:after="120"/>
       </w:pPr>
       <w:r>
         <w:rPr>
-          <w:rFonts w:ascii="Arial" w:hAnsi="Arial"/>
-          <w:color w:val="333333"/>
-          <w:sz w:val="26"/>
+          <w:b/>
         </w:rPr>
-        <w:t>Per Integration</w:t>
+        <w:t xml:space="preserve">SSO/IAM: </w:t>
+      </w:r>
+      <w:r>
+        <w:t>READY — No user authentication without this</w:t>
       </w:r>
     </w:p>
     <w:p>
       <w:pPr>
-        <w:pStyle w:val="ListBullet"/>
-        <w:spacing w:after="80"/>
-        <w:ind w:left="360"/>
-      </w:pPr>
-    </w:p>
-    <w:p>
-      <w:pPr>
-        <w:pStyle w:val="ListBullet"/>
-        <w:spacing w:after="80"/>
-        <w:ind w:left="360"/>
-      </w:pPr>
-    </w:p>
-    <w:p>
-      <w:pPr>
-        <w:pStyle w:val="ListBullet"/>
-        <w:spacing w:after="80"/>
-        <w:ind w:left="360"/>
-      </w:pPr>
-    </w:p>
-    <w:p>
-      <w:pPr>
-        <w:pStyle w:val="ListBullet"/>
-        <w:spacing w:after="80"/>
-        <w:ind w:left="360"/>
-      </w:pPr>
-    </w:p>
-    <w:p>
-      <w:pPr>
-        <w:pStyle w:val="ListBullet"/>
-        <w:spacing w:after="80"/>
-        <w:ind w:left="360"/>
-      </w:pPr>
-    </w:p>
-    <w:p>
-      <w:pPr>
-        <w:pStyle w:val="ListBullet"/>
-        <w:spacing w:after="80"/>
-        <w:ind w:left="360"/>
-      </w:pPr>
-    </w:p>
-    <w:p>
-      <w:pPr>
-        <w:spacing w:before="480" w:after="480"/>
-        <w:pBdr>
-          <w:bottom w:val="single" w:sz="4" w:space="1" w:color="CCCCCC"/>
-        </w:pBdr>
-      </w:pPr>
-    </w:p>
-    <w:p>
-      <w:pPr>
-        <w:pStyle w:val="Heading2"/>
-        <w:spacing w:before="360" w:after="160"/>
+        <w:spacing w:after="120"/>
       </w:pPr>
       <w:r>
         <w:rPr>
-          <w:rFonts w:ascii="Arial" w:hAnsi="Arial"/>
-          <w:color w:val="000000"/>
-          <w:sz w:val="32"/>
+          <w:b/>
         </w:rPr>
-        <w:t>Sign-Off</w:t>
+        <w:t xml:space="preserve">Supplier Master Data: </w:t>
+      </w:r>
+      <w:r>
+        <w:t>READY — Via MDM</w:t>
       </w:r>
     </w:p>
     <w:p>
       <w:pPr>
-        <w:spacing w:after="160" w:line="276" w:lineRule="auto"/>
+        <w:spacing w:before="360" w:after="360"/>
+        <w:pBdr>
+          <w:bottom w:val="single" w:sz="6" w:space="1" w:color="999999"/>
+        </w:pBdr>
+      </w:pPr>
+    </w:p>
+    <w:p>
+      <w:pPr>
+        <w:pStyle w:val="Heading2"/>
       </w:pPr>
       <w:r>
         <w:rPr>
-          <w:rFonts w:ascii="Arial" w:hAnsi="Arial"/>
           <w:color w:val="000000"/>
-          <w:sz w:val="22"/>
         </w:rPr>
+        <w:t>Acceptance Criteria Summary</w:t>
+      </w:r>
+    </w:p>
+    <w:p>
+      <w:pPr>
+        <w:pStyle w:val="Heading3"/>
+      </w:pPr>
+      <w:r>
+        <w:rPr>
+          <w:color w:val="333333"/>
+        </w:rPr>
+        <w:t>Definition of Done (Per Screen)</w:t>
+      </w:r>
+    </w:p>
+    <w:p>
+      <w:pPr>
+        <w:spacing w:after="40"/>
+      </w:pPr>
+      <w:r>
+        <w:t>☐ Renders correctly on desktop (1280px+)</w:t>
+      </w:r>
+    </w:p>
+    <w:p>
+      <w:pPr>
+        <w:spacing w:after="40"/>
+      </w:pPr>
+      <w:r>
+        <w:t>☐ Renders correctly on tablet (768px+)</w:t>
+      </w:r>
+    </w:p>
+    <w:p>
+      <w:pPr>
+        <w:spacing w:after="40"/>
+      </w:pPr>
+      <w:r>
+        <w:t>☐ All data loads from backend API</w:t>
+      </w:r>
+    </w:p>
+    <w:p>
+      <w:pPr>
+        <w:spacing w:after="40"/>
+      </w:pPr>
+      <w:r>
+        <w:t>☐ Loading states shown during fetch</w:t>
+      </w:r>
+    </w:p>
+    <w:p>
+      <w:pPr>
+        <w:spacing w:after="40"/>
+      </w:pPr>
+      <w:r>
+        <w:t>☐ Error states handled gracefully</w:t>
+      </w:r>
+    </w:p>
+    <w:p>
+      <w:pPr>
+        <w:spacing w:after="40"/>
+      </w:pPr>
+      <w:r>
+        <w:t>☐ Empty states designed and implemented</w:t>
+      </w:r>
+    </w:p>
+    <w:p>
+      <w:pPr>
+        <w:spacing w:after="40"/>
+      </w:pPr>
+      <w:r>
+        <w:t>☐ Keyboard navigation works</w:t>
+      </w:r>
+    </w:p>
+    <w:p>
+      <w:pPr>
+        <w:spacing w:after="40"/>
+      </w:pPr>
+      <w:r>
+        <w:t>☐ Meets WCAG 2.1 AA (basic)</w:t>
+      </w:r>
+    </w:p>
+    <w:p>
+      <w:pPr>
+        <w:spacing w:after="40"/>
+      </w:pPr>
+      <w:r>
+        <w:t>☐ No console errors</w:t>
+      </w:r>
+    </w:p>
+    <w:p>
+      <w:pPr>
+        <w:spacing w:after="40"/>
+      </w:pPr>
+      <w:r>
+        <w:t>☐ Passes TypeScript strict mode</w:t>
+      </w:r>
+    </w:p>
+    <w:p>
+      <w:pPr>
+        <w:pStyle w:val="Heading3"/>
+      </w:pPr>
+      <w:r>
+        <w:rPr>
+          <w:color w:val="333333"/>
+        </w:rPr>
+        <w:t>Definition of Done (Per Integration)</w:t>
+      </w:r>
+    </w:p>
+    <w:p>
+      <w:pPr>
+        <w:spacing w:after="40"/>
+      </w:pPr>
+      <w:r>
+        <w:t>☐ API endpoint documented (OpenAPI)</w:t>
+      </w:r>
+    </w:p>
+    <w:p>
+      <w:pPr>
+        <w:spacing w:after="40"/>
+      </w:pPr>
+      <w:r>
+        <w:t>☐ Request validation implemented</w:t>
+      </w:r>
+    </w:p>
+    <w:p>
+      <w:pPr>
+        <w:spacing w:after="40"/>
+      </w:pPr>
+      <w:r>
+        <w:t>☐ Error responses follow standard format</w:t>
+      </w:r>
+    </w:p>
+    <w:p>
+      <w:pPr>
+        <w:spacing w:after="40"/>
+      </w:pPr>
+      <w:r>
+        <w:t>☐ Rate limiting configured</w:t>
+      </w:r>
+    </w:p>
+    <w:p>
+      <w:pPr>
+        <w:spacing w:after="40"/>
+      </w:pPr>
+      <w:r>
+        <w:t>☐ Authentication required</w:t>
+      </w:r>
+    </w:p>
+    <w:p>
+      <w:pPr>
+        <w:spacing w:after="40"/>
+      </w:pPr>
+      <w:r>
+        <w:t>☐ Audit logging enabled</w:t>
+      </w:r>
+    </w:p>
+    <w:p>
+      <w:pPr>
+        <w:spacing w:after="40"/>
+      </w:pPr>
+      <w:r>
+        <w:t>☐ Health check includes dependency</w:t>
+      </w:r>
+    </w:p>
+    <w:p>
+      <w:pPr>
+        <w:spacing w:after="40"/>
+      </w:pPr>
+      <w:r>
+        <w:t>☐ Retry logic for transient failures</w:t>
+      </w:r>
+    </w:p>
+    <w:p>
+      <w:pPr>
+        <w:spacing w:before="360" w:after="360"/>
+        <w:pBdr>
+          <w:bottom w:val="single" w:sz="6" w:space="1" w:color="999999"/>
+        </w:pBdr>
+      </w:pPr>
+    </w:p>
+    <w:p>
+      <w:pPr>
+        <w:pStyle w:val="Heading2"/>
+      </w:pPr>
+      <w:r>
+        <w:rPr>
+          <w:color w:val="000000"/>
+        </w:rPr>
+        <w:t>Sign-Off Checklist</w:t>
+      </w:r>
+    </w:p>
+    <w:p>
+      <w:pPr>
+        <w:spacing w:after="240"/>
+      </w:pPr>
+      <w:r>
         <w:t>Before final delivery, both parties confirm:</w:t>
       </w:r>
     </w:p>
@@ -2990,9 +3751,8 @@
           <w:p>
             <w:r>
               <w:rPr>
-                <w:rFonts w:ascii="Arial" w:hAnsi="Arial"/>
                 <w:b/>
-                <w:sz w:val="20"/>
+                <w:color w:val="000000"/>
               </w:rPr>
               <w:t>Item</w:t>
             </w:r>
@@ -3006,9 +3766,8 @@
           <w:p>
             <w:r>
               <w:rPr>
-                <w:rFonts w:ascii="Arial" w:hAnsi="Arial"/>
                 <w:b/>
-                <w:sz w:val="20"/>
+                <w:color w:val="000000"/>
               </w:rPr>
               <w:t>Vendor</w:t>
             </w:r>
@@ -3022,9 +3781,8 @@
           <w:p>
             <w:r>
               <w:rPr>
-                <w:rFonts w:ascii="Arial" w:hAnsi="Arial"/>
                 <w:b/>
-                <w:sz w:val="20"/>
+                <w:color w:val="000000"/>
               </w:rPr>
               <w:t>STARK</w:t>
             </w:r>
@@ -3038,10 +3796,6 @@
           </w:tcPr>
           <w:p>
             <w:r>
-              <w:rPr>
-                <w:rFonts w:ascii="Arial" w:hAnsi="Arial"/>
-                <w:sz w:val="20"/>
-              </w:rPr>
               <w:t>All IN SCOPE items delivered</w:t>
             </w:r>
           </w:p>
@@ -3052,10 +3806,6 @@
           </w:tcPr>
           <w:p>
             <w:r>
-              <w:rPr>
-                <w:rFonts w:ascii="Arial" w:hAnsi="Arial"/>
-                <w:sz w:val="20"/>
-              </w:rPr>
               <w:t>☐</w:t>
             </w:r>
           </w:p>
@@ -3066,10 +3816,6 @@
           </w:tcPr>
           <w:p>
             <w:r>
-              <w:rPr>
-                <w:rFonts w:ascii="Arial" w:hAnsi="Arial"/>
-                <w:sz w:val="20"/>
-              </w:rPr>
               <w:t>☐</w:t>
             </w:r>
           </w:p>
@@ -3082,10 +3828,6 @@
           </w:tcPr>
           <w:p>
             <w:r>
-              <w:rPr>
-                <w:rFonts w:ascii="Arial" w:hAnsi="Arial"/>
-                <w:sz w:val="20"/>
-              </w:rPr>
               <w:t>All BOUNDARY interfaces documented</w:t>
             </w:r>
           </w:p>
@@ -3096,10 +3838,6 @@
           </w:tcPr>
           <w:p>
             <w:r>
-              <w:rPr>
-                <w:rFonts w:ascii="Arial" w:hAnsi="Arial"/>
-                <w:sz w:val="20"/>
-              </w:rPr>
               <w:t>☐</w:t>
             </w:r>
           </w:p>
@@ -3110,10 +3848,6 @@
           </w:tcPr>
           <w:p>
             <w:r>
-              <w:rPr>
-                <w:rFonts w:ascii="Arial" w:hAnsi="Arial"/>
-                <w:sz w:val="20"/>
-              </w:rPr>
               <w:t>☐</w:t>
             </w:r>
           </w:p>
@@ -3126,10 +3860,6 @@
           </w:tcPr>
           <w:p>
             <w:r>
-              <w:rPr>
-                <w:rFonts w:ascii="Arial" w:hAnsi="Arial"/>
-                <w:sz w:val="20"/>
-              </w:rPr>
               <w:t>All OUT OF SCOPE items acknowledged</w:t>
             </w:r>
           </w:p>
@@ -3140,10 +3870,6 @@
           </w:tcPr>
           <w:p>
             <w:r>
-              <w:rPr>
-                <w:rFonts w:ascii="Arial" w:hAnsi="Arial"/>
-                <w:sz w:val="20"/>
-              </w:rPr>
               <w:t>☐</w:t>
             </w:r>
           </w:p>
@@ -3154,10 +3880,6 @@
           </w:tcPr>
           <w:p>
             <w:r>
-              <w:rPr>
-                <w:rFonts w:ascii="Arial" w:hAnsi="Arial"/>
-                <w:sz w:val="20"/>
-              </w:rPr>
               <w:t>☐</w:t>
             </w:r>
           </w:p>
@@ -3170,10 +3892,6 @@
           </w:tcPr>
           <w:p>
             <w:r>
-              <w:rPr>
-                <w:rFonts w:ascii="Arial" w:hAnsi="Arial"/>
-                <w:sz w:val="20"/>
-              </w:rPr>
               <w:t>All exclusions agreed</w:t>
             </w:r>
           </w:p>
@@ -3184,10 +3902,6 @@
           </w:tcPr>
           <w:p>
             <w:r>
-              <w:rPr>
-                <w:rFonts w:ascii="Arial" w:hAnsi="Arial"/>
-                <w:sz w:val="20"/>
-              </w:rPr>
               <w:t>☐</w:t>
             </w:r>
           </w:p>
@@ -3198,10 +3912,6 @@
           </w:tcPr>
           <w:p>
             <w:r>
-              <w:rPr>
-                <w:rFonts w:ascii="Arial" w:hAnsi="Arial"/>
-                <w:sz w:val="20"/>
-              </w:rPr>
               <w:t>☐</w:t>
             </w:r>
           </w:p>
@@ -3214,10 +3924,6 @@
           </w:tcPr>
           <w:p>
             <w:r>
-              <w:rPr>
-                <w:rFonts w:ascii="Arial" w:hAnsi="Arial"/>
-                <w:sz w:val="20"/>
-              </w:rPr>
               <w:t>Acceptance criteria met</w:t>
             </w:r>
           </w:p>
@@ -3228,10 +3934,6 @@
           </w:tcPr>
           <w:p>
             <w:r>
-              <w:rPr>
-                <w:rFonts w:ascii="Arial" w:hAnsi="Arial"/>
-                <w:sz w:val="20"/>
-              </w:rPr>
               <w:t>☐</w:t>
             </w:r>
           </w:p>
@@ -3242,10 +3944,6 @@
           </w:tcPr>
           <w:p>
             <w:r>
-              <w:rPr>
-                <w:rFonts w:ascii="Arial" w:hAnsi="Arial"/>
-                <w:sz w:val="20"/>
-              </w:rPr>
               <w:t>☐</w:t>
             </w:r>
           </w:p>
@@ -3258,10 +3956,6 @@
           </w:tcPr>
           <w:p>
             <w:r>
-              <w:rPr>
-                <w:rFonts w:ascii="Arial" w:hAnsi="Arial"/>
-                <w:sz w:val="20"/>
-              </w:rPr>
               <w:t>Source code transferred</w:t>
             </w:r>
           </w:p>
@@ -3272,10 +3966,6 @@
           </w:tcPr>
           <w:p>
             <w:r>
-              <w:rPr>
-                <w:rFonts w:ascii="Arial" w:hAnsi="Arial"/>
-                <w:sz w:val="20"/>
-              </w:rPr>
               <w:t>☐</w:t>
             </w:r>
           </w:p>
@@ -3286,10 +3976,6 @@
           </w:tcPr>
           <w:p>
             <w:r>
-              <w:rPr>
-                <w:rFonts w:ascii="Arial" w:hAnsi="Arial"/>
-                <w:sz w:val="20"/>
-              </w:rPr>
               <w:t>☐</w:t>
             </w:r>
           </w:p>
@@ -3302,10 +3988,6 @@
           </w:tcPr>
           <w:p>
             <w:r>
-              <w:rPr>
-                <w:rFonts w:ascii="Arial" w:hAnsi="Arial"/>
-                <w:sz w:val="20"/>
-              </w:rPr>
               <w:t>Documentation complete</w:t>
             </w:r>
           </w:p>
@@ -3316,10 +3998,6 @@
           </w:tcPr>
           <w:p>
             <w:r>
-              <w:rPr>
-                <w:rFonts w:ascii="Arial" w:hAnsi="Arial"/>
-                <w:sz w:val="20"/>
-              </w:rPr>
               <w:t>☐</w:t>
             </w:r>
           </w:p>
@@ -3330,10 +4008,6 @@
           </w:tcPr>
           <w:p>
             <w:r>
-              <w:rPr>
-                <w:rFonts w:ascii="Arial" w:hAnsi="Arial"/>
-                <w:sz w:val="20"/>
-              </w:rPr>
               <w:t>☐</w:t>
             </w:r>
           </w:p>
@@ -3346,10 +4020,6 @@
           </w:tcPr>
           <w:p>
             <w:r>
-              <w:rPr>
-                <w:rFonts w:ascii="Arial" w:hAnsi="Arial"/>
-                <w:sz w:val="20"/>
-              </w:rPr>
               <w:t>Training delivered</w:t>
             </w:r>
           </w:p>
@@ -3360,10 +4030,6 @@
           </w:tcPr>
           <w:p>
             <w:r>
-              <w:rPr>
-                <w:rFonts w:ascii="Arial" w:hAnsi="Arial"/>
-                <w:sz w:val="20"/>
-              </w:rPr>
               <w:t>☐</w:t>
             </w:r>
           </w:p>
@@ -3374,10 +4040,6 @@
           </w:tcPr>
           <w:p>
             <w:r>
-              <w:rPr>
-                <w:rFonts w:ascii="Arial" w:hAnsi="Arial"/>
-                <w:sz w:val="20"/>
-              </w:rPr>
               <w:t>☐</w:t>
             </w:r>
           </w:p>
@@ -3388,15 +4050,14 @@
     <w:p/>
     <w:p>
       <w:pPr>
-        <w:spacing w:before="720"/>
         <w:jc w:val="center"/>
       </w:pPr>
       <w:r>
         <w:rPr>
-          <w:color w:val="999999"/>
-          <w:sz w:val="28"/>
+          <w:i/>
+          <w:color w:val="666666"/>
         </w:rPr>
-        <w:t>—</w:t>
+        <w:t>— End of Scope Definition —</w:t>
       </w:r>
     </w:p>
     <w:p/>
@@ -3406,11 +4067,10 @@
       </w:pPr>
       <w:r>
         <w:rPr>
-          <w:rFonts w:ascii="Arial" w:hAnsi="Arial"/>
           <w:color w:val="666666"/>
           <w:sz w:val="20"/>
         </w:rPr>
-        <w:t>Agentic Agency</w:t>
+        <w:t>Prepared by Agentic Agency</w:t>
       </w:r>
     </w:p>
     <w:p>
@@ -3419,10 +4079,9 @@
       </w:pPr>
       <w:r>
         <w:rPr>
-          <w:rFonts w:ascii="Arial" w:hAnsi="Arial"/>
           <w:i/>
-          <w:color w:val="999999"/>
-          <w:sz w:val="18"/>
+          <w:color w:val="666666"/>
+          <w:sz w:val="20"/>
         </w:rPr>
         <w:t>Engineering &gt; Prompting</w:t>
       </w:r>
@@ -3800,9 +4459,6 @@
     <w:name w:val="Normal"/>
     <w:qFormat/>
     <w:rsid w:val="00FC693F"/>
-    <w:pPr>
-      <w:spacing w:line="276" w:lineRule="auto"/>
-    </w:pPr>
     <w:rPr>
       <w:rFonts w:ascii="Arial" w:hAnsi="Arial"/>
       <w:color w:val="000000"/>
